--- a/fuentes/123101_CF18_DU.docx
+++ b/fuentes/123101_CF18_DU.docx
@@ -22146,10 +22146,7 @@
         <w:pStyle w:val="Tabla"/>
       </w:pPr>
       <w:r>
-        <w:t>Reconciliación de la utilidad del ejercicio con utilidad antes de intereses – Empresa Contable SAS (2019)</w:t>
-      </w:r>
-      <w:r>
-        <w:t>.</w:t>
+        <w:t>Cálculo del costo promedio ponderado de capital – Empresa Contable SAS</w:t>
       </w:r>
     </w:p>
     <w:tbl>
@@ -22608,7 +22605,6 @@
     <w:p/>
     <w:p>
       <w:r>
-        <w:lastRenderedPageBreak/>
         <w:t>Para hallar el porcentaje de participación se realiza lo siguiente:</w:t>
       </w:r>
     </w:p>
@@ -22625,6 +22621,7 @@
           <w:b/>
           <w:bCs/>
         </w:rPr>
+        <w:lastRenderedPageBreak/>
         <w:t>Participación de obligaciones financieras</w:t>
       </w:r>
       <w:r>
@@ -22944,7 +22941,6 @@
         <w:ind w:left="1429" w:firstLine="0"/>
       </w:pPr>
       <w:r>
-        <w:lastRenderedPageBreak/>
         <w:t>Fórmula:</w:t>
       </w:r>
     </w:p>
@@ -22958,11 +22954,12 @@
         <w:rPr>
           <w:noProof/>
         </w:rPr>
+        <w:lastRenderedPageBreak/>
         <w:drawing>
-          <wp:inline distT="0" distB="0" distL="0" distR="0" wp14:anchorId="5A5648D5" wp14:editId="528ACDF6">
+          <wp:inline distT="0" distB="0" distL="0" distR="0" wp14:anchorId="5A5648D5" wp14:editId="16A53F53">
             <wp:extent cx="3448050" cy="1175874"/>
             <wp:effectExtent l="0" t="0" r="0" b="5715"/>
-            <wp:docPr id="1419947851" name="Imagen 134" descr="Fórmula de ponderación obligaciones es igual a: tasa interna de oportunidad, multiplicada por la participación.&#10;&#10;Sustitución numérica en la fórmula anterior para la ponderación obligaciones del ejercicio: multiplicación de 21 % por el 24,87 %, es igual a 5,22%.&#10;"/>
+            <wp:docPr id="1419947851" name="Imagen 134" descr="Fórmula de ponderación obligaciones es igual a: tasa interna de portunidad, multiplicada por la participación. Sustitución numérica en la fórmula anterior para la ponderación obligaciones del ejercicio: multiplicación de 21 % por el 24,87 %, es igual a 5,22%."/>
             <wp:cNvGraphicFramePr>
               <a:graphicFrameLocks xmlns:a="http://schemas.openxmlformats.org/drawingml/2006/main" noChangeAspect="1"/>
             </wp:cNvGraphicFramePr>
@@ -22970,7 +22967,7 @@
               <a:graphicData uri="http://schemas.openxmlformats.org/drawingml/2006/picture">
                 <pic:pic xmlns:pic="http://schemas.openxmlformats.org/drawingml/2006/picture">
                   <pic:nvPicPr>
-                    <pic:cNvPr id="1419947851" name="Imagen 134" descr="Fórmula de ponderación obligaciones es igual a: tasa interna de oportunidad, multiplicada por la participación.&#10;&#10;Sustitución numérica en la fórmula anterior para la ponderación obligaciones del ejercicio: multiplicación de 21 % por el 24,87 %, es igual a 5,22%.&#10;"/>
+                    <pic:cNvPr id="1419947851" name="Imagen 134" descr="Fórmula de ponderación obligaciones es igual a: tasa interna de portunidad, multiplicada por la participación. Sustitución numérica en la fórmula anterior para la ponderación obligaciones del ejercicio: multiplicación de 21 % por el 24,87 %, es igual a 5,22%."/>
                     <pic:cNvPicPr>
                       <a:picLocks noChangeAspect="1" noChangeArrowheads="1"/>
                     </pic:cNvPicPr>
@@ -23044,10 +23041,10 @@
           <w:noProof/>
         </w:rPr>
         <w:drawing>
-          <wp:inline distT="0" distB="0" distL="0" distR="0" wp14:anchorId="4A676751" wp14:editId="770D6E84">
+          <wp:inline distT="0" distB="0" distL="0" distR="0" wp14:anchorId="4A676751" wp14:editId="05ED5697">
             <wp:extent cx="3409950" cy="1961396"/>
             <wp:effectExtent l="0" t="0" r="0" b="1270"/>
-            <wp:docPr id="498762158" name="Imagen 136" descr="Fórmula de ponderación patrimonio es igual a: tasa interna de oportunidad, multiplicada por la participación.&#10;&#10;Sustitución numérica en la fórmula anterior para la ponderación patrimonio del ejercicio: multiplicación de 30 % por el 75,13 %, es igual a 22,54 %.&#10;entonces, el costo promedio ponderado de capital (CPPC): será igual a la suma entre 5,22 % y 22,54 %, igual a 27,76 %."/>
+            <wp:docPr id="498762158" name="Imagen 136" descr="Fórmula de ponderación patrimonio es igual a: tasa interna de oportunidad, multiplicada por la participación. Sustitución numérica en la fórmula anterior para la ponderación patrimonio del ejercicio: multiplicación de 30 % por el 75,13 %, es igual a 22,54 %. Entonces, el costo promedio ponderado de capital (CPPC): será igual a la suma entre 5,22 % y 22,54 %, igual a 27,76 %."/>
             <wp:cNvGraphicFramePr>
               <a:graphicFrameLocks xmlns:a="http://schemas.openxmlformats.org/drawingml/2006/main" noChangeAspect="1"/>
             </wp:cNvGraphicFramePr>
@@ -23055,7 +23052,7 @@
               <a:graphicData uri="http://schemas.openxmlformats.org/drawingml/2006/picture">
                 <pic:pic xmlns:pic="http://schemas.openxmlformats.org/drawingml/2006/picture">
                   <pic:nvPicPr>
-                    <pic:cNvPr id="498762158" name="Imagen 136" descr="Fórmula de ponderación patrimonio es igual a: tasa interna de oportunidad, multiplicada por la participación.&#10;&#10;Sustitución numérica en la fórmula anterior para la ponderación patrimonio del ejercicio: multiplicación de 30 % por el 75,13 %, es igual a 22,54 %.&#10;entonces, el costo promedio ponderado de capital (CPPC): será igual a la suma entre 5,22 % y 22,54 %, igual a 27,76 %."/>
+                    <pic:cNvPr id="498762158" name="Imagen 136" descr="Fórmula de ponderación patrimonio es igual a: tasa interna de oportunidad, multiplicada por la participación. Sustitución numérica en la fórmula anterior para la ponderación patrimonio del ejercicio: multiplicación de 30 % por el 75,13 %, es igual a 22,54 %. Entonces, el costo promedio ponderado de capital (CPPC): será igual a la suma entre 5,22 % y 22,54 %, igual a 27,76 %."/>
                     <pic:cNvPicPr>
                       <a:picLocks noChangeAspect="1" noChangeArrowheads="1"/>
                     </pic:cNvPicPr>
@@ -24354,6 +24351,9 @@
         <w:jc w:val="center"/>
       </w:pPr>
       <w:r>
+        <w:rPr>
+          <w:noProof/>
+        </w:rPr>
         <w:drawing>
           <wp:inline distT="0" distB="0" distL="0" distR="0" wp14:anchorId="3FD43194" wp14:editId="2870272F">
             <wp:extent cx="2390775" cy="781050"/>
@@ -36601,6 +36601,7 @@
   <w:style w:type="character" w:default="1" w:styleId="Fuentedeprrafopredeter">
     <w:name w:val="Default Paragraph Font"/>
     <w:uiPriority w:val="1"/>
+    <w:semiHidden/>
     <w:unhideWhenUsed/>
   </w:style>
   <w:style w:type="table" w:default="1" w:styleId="Tablanormal">
@@ -38009,15 +38010,6 @@
 </file>
 
 <file path=customXml/item2.xml><?xml version="1.0" encoding="utf-8"?>
-<?mso-contentType ?>
-<FormTemplates xmlns="http://schemas.microsoft.com/sharepoint/v3/contenttype/forms">
-  <Display>DocumentLibraryForm</Display>
-  <Edit>DocumentLibraryForm</Edit>
-  <New>DocumentLibraryForm</New>
-</FormTemplates>
-</file>
-
-<file path=customXml/item3.xml><?xml version="1.0" encoding="utf-8"?>
 <p:properties xmlns:p="http://schemas.microsoft.com/office/2006/metadata/properties" xmlns:xsi="http://www.w3.org/2001/XMLSchema-instance" xmlns:pc="http://schemas.microsoft.com/office/infopath/2007/PartnerControls">
   <documentManagement>
     <TaxCatchAll xmlns="cb45339b-ced9-4d0d-8f64-77573914d53b" xsi:nil="true"/>
@@ -38028,8 +38020,17 @@
 </p:properties>
 </file>
 
+<file path=customXml/item3.xml><?xml version="1.0" encoding="utf-8"?>
+<b:Sources xmlns:b="http://schemas.openxmlformats.org/officeDocument/2006/bibliography" xmlns="http://schemas.openxmlformats.org/officeDocument/2006/bibliography" SelectedStyle="\APASixthEditionOfficeOnline.xsl" StyleName="APA" Version="6"/>
+</file>
+
 <file path=customXml/item4.xml><?xml version="1.0" encoding="utf-8"?>
-<b:Sources xmlns:b="http://schemas.openxmlformats.org/officeDocument/2006/bibliography" xmlns="http://schemas.openxmlformats.org/officeDocument/2006/bibliography" SelectedStyle="\APASixthEditionOfficeOnline.xsl" StyleName="APA" Version="6"/>
+<?mso-contentType ?>
+<FormTemplates xmlns="http://schemas.microsoft.com/sharepoint/v3/contenttype/forms">
+  <Display>DocumentLibraryForm</Display>
+  <Edit>DocumentLibraryForm</Edit>
+  <New>DocumentLibraryForm</New>
+</FormTemplates>
 </file>
 
 <file path=customXml/itemProps1.xml><?xml version="1.0" encoding="utf-8"?>
@@ -38052,14 +38053,6 @@
 </file>
 
 <file path=customXml/itemProps2.xml><?xml version="1.0" encoding="utf-8"?>
-<ds:datastoreItem xmlns:ds="http://schemas.openxmlformats.org/officeDocument/2006/customXml" ds:itemID="{10663269-2064-4804-8290-36D4A57F5557}">
-  <ds:schemaRefs>
-    <ds:schemaRef ds:uri="http://schemas.microsoft.com/sharepoint/v3/contenttype/forms"/>
-  </ds:schemaRefs>
-</ds:datastoreItem>
-</file>
-
-<file path=customXml/itemProps3.xml><?xml version="1.0" encoding="utf-8"?>
 <ds:datastoreItem xmlns:ds="http://schemas.openxmlformats.org/officeDocument/2006/customXml" ds:itemID="{1279454D-02BE-4A9C-A117-DCD1573E2608}">
   <ds:schemaRefs>
     <ds:schemaRef ds:uri="http://schemas.microsoft.com/office/2006/metadata/properties"/>
@@ -38070,10 +38063,18 @@
 </ds:datastoreItem>
 </file>
 
-<file path=customXml/itemProps4.xml><?xml version="1.0" encoding="utf-8"?>
+<file path=customXml/itemProps3.xml><?xml version="1.0" encoding="utf-8"?>
 <ds:datastoreItem xmlns:ds="http://schemas.openxmlformats.org/officeDocument/2006/customXml" ds:itemID="{EAE431FD-7059-4C09-804B-C9D69EB7B213}">
   <ds:schemaRefs>
     <ds:schemaRef ds:uri="http://schemas.openxmlformats.org/officeDocument/2006/bibliography"/>
   </ds:schemaRefs>
 </ds:datastoreItem>
+</file>
+
+<file path=customXml/itemProps4.xml><?xml version="1.0" encoding="utf-8"?>
+<ds:datastoreItem xmlns:ds="http://schemas.openxmlformats.org/officeDocument/2006/customXml" ds:itemID="{10663269-2064-4804-8290-36D4A57F5557}">
+  <ds:schemaRefs>
+    <ds:schemaRef ds:uri="http://schemas.microsoft.com/sharepoint/v3/contenttype/forms"/>
+  </ds:schemaRefs>
+</ds:datastoreItem>
 </file>
--- a/fuentes/123101_CF18_DU.docx
+++ b/fuentes/123101_CF18_DU.docx
@@ -2576,10 +2576,10 @@
           <w:noProof/>
         </w:rPr>
         <w:drawing>
-          <wp:inline distT="0" distB="0" distL="0" distR="0" wp14:anchorId="28238CBC" wp14:editId="5FBC9599">
+          <wp:inline distT="0" distB="0" distL="0" distR="0" wp14:anchorId="28238CBC" wp14:editId="75101479">
             <wp:extent cx="3657600" cy="751687"/>
             <wp:effectExtent l="0" t="0" r="0" b="0"/>
-            <wp:docPr id="963877248" name="Imagen 7" descr="Fórmula para calcular el porcentaje de pasivo: división entre una cuenta del pasivo dividido por la suma del total pasivo, más patrimonio, multiplicado por 100."/>
+            <wp:docPr id="963877248" name="Imagen 7" descr="Fórmula para calcular el porcentaje de pasivo: división entre una cuenta del activo dividido por la suma del total pasivo, más patrimonio, multiplicado por 100."/>
             <wp:cNvGraphicFramePr>
               <a:graphicFrameLocks xmlns:a="http://schemas.openxmlformats.org/drawingml/2006/main" noChangeAspect="1"/>
             </wp:cNvGraphicFramePr>
@@ -2587,7 +2587,7 @@
               <a:graphicData uri="http://schemas.openxmlformats.org/drawingml/2006/picture">
                 <pic:pic xmlns:pic="http://schemas.openxmlformats.org/drawingml/2006/picture">
                   <pic:nvPicPr>
-                    <pic:cNvPr id="963877248" name="Imagen 7" descr="Fórmula para calcular el porcentaje de pasivo: división entre una cuenta del pasivo dividido por la suma del total pasivo, más patrimonio, multiplicado por 100."/>
+                    <pic:cNvPr id="963877248" name="Imagen 7" descr="Fórmula para calcular el porcentaje de pasivo: división entre una cuenta del activo dividido por la suma del total pasivo, más patrimonio, multiplicado por 100."/>
                     <pic:cNvPicPr>
                       <a:picLocks noChangeAspect="1" noChangeArrowheads="1"/>
                     </pic:cNvPicPr>
@@ -38010,6 +38010,15 @@
 </file>
 
 <file path=customXml/item2.xml><?xml version="1.0" encoding="utf-8"?>
+<?mso-contentType ?>
+<FormTemplates xmlns="http://schemas.microsoft.com/sharepoint/v3/contenttype/forms">
+  <Display>DocumentLibraryForm</Display>
+  <Edit>DocumentLibraryForm</Edit>
+  <New>DocumentLibraryForm</New>
+</FormTemplates>
+</file>
+
+<file path=customXml/item3.xml><?xml version="1.0" encoding="utf-8"?>
 <p:properties xmlns:p="http://schemas.microsoft.com/office/2006/metadata/properties" xmlns:xsi="http://www.w3.org/2001/XMLSchema-instance" xmlns:pc="http://schemas.microsoft.com/office/infopath/2007/PartnerControls">
   <documentManagement>
     <TaxCatchAll xmlns="cb45339b-ced9-4d0d-8f64-77573914d53b" xsi:nil="true"/>
@@ -38020,17 +38029,8 @@
 </p:properties>
 </file>
 
-<file path=customXml/item3.xml><?xml version="1.0" encoding="utf-8"?>
+<file path=customXml/item4.xml><?xml version="1.0" encoding="utf-8"?>
 <b:Sources xmlns:b="http://schemas.openxmlformats.org/officeDocument/2006/bibliography" xmlns="http://schemas.openxmlformats.org/officeDocument/2006/bibliography" SelectedStyle="\APASixthEditionOfficeOnline.xsl" StyleName="APA" Version="6"/>
-</file>
-
-<file path=customXml/item4.xml><?xml version="1.0" encoding="utf-8"?>
-<?mso-contentType ?>
-<FormTemplates xmlns="http://schemas.microsoft.com/sharepoint/v3/contenttype/forms">
-  <Display>DocumentLibraryForm</Display>
-  <Edit>DocumentLibraryForm</Edit>
-  <New>DocumentLibraryForm</New>
-</FormTemplates>
 </file>
 
 <file path=customXml/itemProps1.xml><?xml version="1.0" encoding="utf-8"?>
@@ -38053,6 +38053,14 @@
 </file>
 
 <file path=customXml/itemProps2.xml><?xml version="1.0" encoding="utf-8"?>
+<ds:datastoreItem xmlns:ds="http://schemas.openxmlformats.org/officeDocument/2006/customXml" ds:itemID="{10663269-2064-4804-8290-36D4A57F5557}">
+  <ds:schemaRefs>
+    <ds:schemaRef ds:uri="http://schemas.microsoft.com/sharepoint/v3/contenttype/forms"/>
+  </ds:schemaRefs>
+</ds:datastoreItem>
+</file>
+
+<file path=customXml/itemProps3.xml><?xml version="1.0" encoding="utf-8"?>
 <ds:datastoreItem xmlns:ds="http://schemas.openxmlformats.org/officeDocument/2006/customXml" ds:itemID="{1279454D-02BE-4A9C-A117-DCD1573E2608}">
   <ds:schemaRefs>
     <ds:schemaRef ds:uri="http://schemas.microsoft.com/office/2006/metadata/properties"/>
@@ -38063,18 +38071,10 @@
 </ds:datastoreItem>
 </file>
 
-<file path=customXml/itemProps3.xml><?xml version="1.0" encoding="utf-8"?>
+<file path=customXml/itemProps4.xml><?xml version="1.0" encoding="utf-8"?>
 <ds:datastoreItem xmlns:ds="http://schemas.openxmlformats.org/officeDocument/2006/customXml" ds:itemID="{EAE431FD-7059-4C09-804B-C9D69EB7B213}">
   <ds:schemaRefs>
     <ds:schemaRef ds:uri="http://schemas.openxmlformats.org/officeDocument/2006/bibliography"/>
   </ds:schemaRefs>
 </ds:datastoreItem>
-</file>
-
-<file path=customXml/itemProps4.xml><?xml version="1.0" encoding="utf-8"?>
-<ds:datastoreItem xmlns:ds="http://schemas.openxmlformats.org/officeDocument/2006/customXml" ds:itemID="{10663269-2064-4804-8290-36D4A57F5557}">
-  <ds:schemaRefs>
-    <ds:schemaRef ds:uri="http://schemas.microsoft.com/sharepoint/v3/contenttype/forms"/>
-  </ds:schemaRefs>
-</ds:datastoreItem>
 </file>
--- a/fuentes/123101_CF18_DU.docx
+++ b/fuentes/123101_CF18_DU.docx
@@ -2242,7 +2242,7 @@
         <w:pStyle w:val="Prrafodelista"/>
         <w:numPr>
           <w:ilvl w:val="0"/>
-          <w:numId w:val="58"/>
+          <w:numId w:val="6"/>
         </w:numPr>
         <w:rPr>
           <w:lang w:val="es-419" w:eastAsia="es-CO"/>
@@ -2268,7 +2268,7 @@
         <w:pStyle w:val="Prrafodelista"/>
         <w:numPr>
           <w:ilvl w:val="1"/>
-          <w:numId w:val="58"/>
+          <w:numId w:val="6"/>
         </w:numPr>
         <w:rPr>
           <w:lang w:val="es-419" w:eastAsia="es-CO"/>
@@ -2286,7 +2286,7 @@
         <w:pStyle w:val="Prrafodelista"/>
         <w:numPr>
           <w:ilvl w:val="1"/>
-          <w:numId w:val="58"/>
+          <w:numId w:val="6"/>
         </w:numPr>
         <w:rPr>
           <w:lang w:val="es-419" w:eastAsia="es-CO"/>
@@ -2304,7 +2304,7 @@
         <w:pStyle w:val="Prrafodelista"/>
         <w:numPr>
           <w:ilvl w:val="0"/>
-          <w:numId w:val="58"/>
+          <w:numId w:val="6"/>
         </w:numPr>
         <w:rPr>
           <w:lang w:val="es-419" w:eastAsia="es-CO"/>
@@ -2332,7 +2332,7 @@
         <w:pStyle w:val="Prrafodelista"/>
         <w:numPr>
           <w:ilvl w:val="1"/>
-          <w:numId w:val="58"/>
+          <w:numId w:val="6"/>
         </w:numPr>
         <w:rPr>
           <w:lang w:val="es-419" w:eastAsia="es-CO"/>
@@ -2350,7 +2350,7 @@
         <w:pStyle w:val="Prrafodelista"/>
         <w:numPr>
           <w:ilvl w:val="1"/>
-          <w:numId w:val="58"/>
+          <w:numId w:val="6"/>
         </w:numPr>
         <w:rPr>
           <w:lang w:val="es-419" w:eastAsia="es-CO"/>
@@ -2368,7 +2368,7 @@
         <w:pStyle w:val="Prrafodelista"/>
         <w:numPr>
           <w:ilvl w:val="1"/>
-          <w:numId w:val="58"/>
+          <w:numId w:val="6"/>
         </w:numPr>
         <w:rPr>
           <w:lang w:val="es-419" w:eastAsia="es-CO"/>
@@ -2386,7 +2386,7 @@
         <w:pStyle w:val="Prrafodelista"/>
         <w:numPr>
           <w:ilvl w:val="1"/>
-          <w:numId w:val="58"/>
+          <w:numId w:val="6"/>
         </w:numPr>
         <w:rPr>
           <w:lang w:val="es-419" w:eastAsia="es-CO"/>
@@ -3030,21 +3030,12 @@
                 <w:bCs w:val="0"/>
               </w:rPr>
             </w:pPr>
-            <w:proofErr w:type="gramStart"/>
-            <w:r>
-              <w:rPr>
-                <w:b/>
-                <w:bCs w:val="0"/>
-              </w:rPr>
-              <w:t>Total</w:t>
-            </w:r>
-            <w:proofErr w:type="gramEnd"/>
-            <w:r>
-              <w:rPr>
-                <w:b/>
-                <w:bCs w:val="0"/>
-              </w:rPr>
-              <w:t xml:space="preserve"> activos corrientes</w:t>
+            <w:r>
+              <w:rPr>
+                <w:b/>
+                <w:bCs w:val="0"/>
+              </w:rPr>
+              <w:t>Total activos corrientes</w:t>
             </w:r>
           </w:p>
         </w:tc>
@@ -3474,7 +3465,6 @@
                 <w:bCs w:val="0"/>
               </w:rPr>
             </w:pPr>
-            <w:proofErr w:type="gramStart"/>
             <w:r>
               <w:rPr>
                 <w:b/>
@@ -3482,7 +3472,6 @@
               </w:rPr>
               <w:t>Total</w:t>
             </w:r>
-            <w:proofErr w:type="gramEnd"/>
             <w:r>
               <w:rPr>
                 <w:b/>
@@ -3557,21 +3546,12 @@
                 <w:bCs w:val="0"/>
               </w:rPr>
             </w:pPr>
-            <w:proofErr w:type="gramStart"/>
-            <w:r>
-              <w:rPr>
-                <w:b/>
-                <w:bCs w:val="0"/>
-              </w:rPr>
-              <w:t>Total</w:t>
-            </w:r>
-            <w:proofErr w:type="gramEnd"/>
-            <w:r>
-              <w:rPr>
-                <w:b/>
-                <w:bCs w:val="0"/>
-              </w:rPr>
-              <w:t xml:space="preserve"> activos</w:t>
+            <w:r>
+              <w:rPr>
+                <w:b/>
+                <w:bCs w:val="0"/>
+              </w:rPr>
+              <w:t>Total activos</w:t>
             </w:r>
           </w:p>
         </w:tc>
@@ -3997,21 +3977,12 @@
                 <w:bCs w:val="0"/>
               </w:rPr>
             </w:pPr>
-            <w:proofErr w:type="gramStart"/>
-            <w:r>
-              <w:rPr>
-                <w:b/>
-                <w:bCs w:val="0"/>
-              </w:rPr>
-              <w:t>Total</w:t>
-            </w:r>
-            <w:proofErr w:type="gramEnd"/>
-            <w:r>
-              <w:rPr>
-                <w:b/>
-                <w:bCs w:val="0"/>
-              </w:rPr>
-              <w:t xml:space="preserve"> pasivos corrientes</w:t>
+            <w:r>
+              <w:rPr>
+                <w:b/>
+                <w:bCs w:val="0"/>
+              </w:rPr>
+              <w:t>Total pasivos corrientes</w:t>
             </w:r>
           </w:p>
         </w:tc>
@@ -4311,21 +4282,12 @@
                 <w:bCs w:val="0"/>
               </w:rPr>
             </w:pPr>
-            <w:proofErr w:type="gramStart"/>
-            <w:r>
-              <w:rPr>
-                <w:b/>
-                <w:bCs w:val="0"/>
-              </w:rPr>
-              <w:t>Total</w:t>
-            </w:r>
-            <w:proofErr w:type="gramEnd"/>
-            <w:r>
-              <w:rPr>
-                <w:b/>
-                <w:bCs w:val="0"/>
-              </w:rPr>
-              <w:t xml:space="preserve"> pasivos no corrientes</w:t>
+            <w:r>
+              <w:rPr>
+                <w:b/>
+                <w:bCs w:val="0"/>
+              </w:rPr>
+              <w:t>Total pasivos no corrientes</w:t>
             </w:r>
           </w:p>
         </w:tc>
@@ -4390,22 +4352,13 @@
                 <w:bCs w:val="0"/>
               </w:rPr>
             </w:pPr>
-            <w:proofErr w:type="gramStart"/>
             <w:r>
               <w:rPr>
                 <w:b/>
                 <w:bCs w:val="0"/>
               </w:rPr>
               <w:lastRenderedPageBreak/>
-              <w:t>Total</w:t>
-            </w:r>
-            <w:proofErr w:type="gramEnd"/>
-            <w:r>
-              <w:rPr>
-                <w:b/>
-                <w:bCs w:val="0"/>
-              </w:rPr>
-              <w:t xml:space="preserve"> pasivos</w:t>
+              <w:t>Total pasivos</w:t>
             </w:r>
           </w:p>
         </w:tc>
@@ -4745,21 +4698,12 @@
                 <w:bCs w:val="0"/>
               </w:rPr>
             </w:pPr>
-            <w:proofErr w:type="gramStart"/>
-            <w:r>
-              <w:rPr>
-                <w:b/>
-                <w:bCs w:val="0"/>
-              </w:rPr>
-              <w:t>Total</w:t>
-            </w:r>
-            <w:proofErr w:type="gramEnd"/>
-            <w:r>
-              <w:rPr>
-                <w:b/>
-                <w:bCs w:val="0"/>
-              </w:rPr>
-              <w:t xml:space="preserve"> patrimonio</w:t>
+            <w:r>
+              <w:rPr>
+                <w:b/>
+                <w:bCs w:val="0"/>
+              </w:rPr>
+              <w:t>Total patrimonio</w:t>
             </w:r>
           </w:p>
         </w:tc>
@@ -4821,21 +4765,12 @@
                 <w:bCs w:val="0"/>
               </w:rPr>
             </w:pPr>
-            <w:proofErr w:type="gramStart"/>
-            <w:r>
-              <w:rPr>
-                <w:b/>
-                <w:bCs w:val="0"/>
-              </w:rPr>
-              <w:t>Total</w:t>
-            </w:r>
-            <w:proofErr w:type="gramEnd"/>
-            <w:r>
-              <w:rPr>
-                <w:b/>
-                <w:bCs w:val="0"/>
-              </w:rPr>
-              <w:t xml:space="preserve"> pasivos y patrimonio</w:t>
+            <w:r>
+              <w:rPr>
+                <w:b/>
+                <w:bCs w:val="0"/>
+              </w:rPr>
+              <w:t>Total pasivos y patrimonio</w:t>
             </w:r>
           </w:p>
         </w:tc>
@@ -6543,7 +6478,7 @@
         <w:pStyle w:val="Prrafodelista"/>
         <w:numPr>
           <w:ilvl w:val="0"/>
-          <w:numId w:val="59"/>
+          <w:numId w:val="7"/>
         </w:numPr>
         <w:rPr>
           <w:lang w:val="es-419" w:eastAsia="es-CO"/>
@@ -6632,7 +6567,7 @@
         <w:pStyle w:val="Prrafodelista"/>
         <w:numPr>
           <w:ilvl w:val="0"/>
-          <w:numId w:val="59"/>
+          <w:numId w:val="7"/>
         </w:numPr>
       </w:pPr>
       <w:r>
@@ -7523,21 +7458,12 @@
                 <w:bCs w:val="0"/>
               </w:rPr>
             </w:pPr>
-            <w:proofErr w:type="gramStart"/>
-            <w:r>
-              <w:rPr>
-                <w:b/>
-                <w:bCs w:val="0"/>
-              </w:rPr>
-              <w:t>Total</w:t>
-            </w:r>
-            <w:proofErr w:type="gramEnd"/>
-            <w:r>
-              <w:rPr>
-                <w:b/>
-                <w:bCs w:val="0"/>
-              </w:rPr>
-              <w:t xml:space="preserve"> activos corrientes</w:t>
+            <w:r>
+              <w:rPr>
+                <w:b/>
+                <w:bCs w:val="0"/>
+              </w:rPr>
+              <w:t>Total activos corrientes</w:t>
             </w:r>
           </w:p>
         </w:tc>
@@ -8252,21 +8178,12 @@
                 <w:bCs w:val="0"/>
               </w:rPr>
             </w:pPr>
-            <w:proofErr w:type="gramStart"/>
-            <w:r>
-              <w:rPr>
-                <w:b/>
-                <w:bCs w:val="0"/>
-              </w:rPr>
-              <w:t>Total</w:t>
-            </w:r>
-            <w:proofErr w:type="gramEnd"/>
-            <w:r>
-              <w:rPr>
-                <w:b/>
-                <w:bCs w:val="0"/>
-              </w:rPr>
-              <w:t xml:space="preserve"> activos no corrientes</w:t>
+            <w:r>
+              <w:rPr>
+                <w:b/>
+                <w:bCs w:val="0"/>
+              </w:rPr>
+              <w:t>Total activos no corrientes</w:t>
             </w:r>
           </w:p>
         </w:tc>
@@ -8377,21 +8294,12 @@
                 <w:bCs w:val="0"/>
               </w:rPr>
             </w:pPr>
-            <w:proofErr w:type="gramStart"/>
-            <w:r>
-              <w:rPr>
-                <w:b/>
-                <w:bCs w:val="0"/>
-              </w:rPr>
-              <w:t>Total</w:t>
-            </w:r>
-            <w:proofErr w:type="gramEnd"/>
-            <w:r>
-              <w:rPr>
-                <w:b/>
-                <w:bCs w:val="0"/>
-              </w:rPr>
-              <w:t xml:space="preserve"> activos</w:t>
+            <w:r>
+              <w:rPr>
+                <w:b/>
+                <w:bCs w:val="0"/>
+              </w:rPr>
+              <w:t>Total activos</w:t>
             </w:r>
           </w:p>
         </w:tc>
@@ -9132,21 +9040,12 @@
                 <w:bCs w:val="0"/>
               </w:rPr>
             </w:pPr>
-            <w:proofErr w:type="gramStart"/>
-            <w:r>
-              <w:rPr>
-                <w:b/>
-                <w:bCs w:val="0"/>
-              </w:rPr>
-              <w:t>Total</w:t>
-            </w:r>
-            <w:proofErr w:type="gramEnd"/>
-            <w:r>
-              <w:rPr>
-                <w:b/>
-                <w:bCs w:val="0"/>
-              </w:rPr>
-              <w:t xml:space="preserve"> pasivos corrientes</w:t>
+            <w:r>
+              <w:rPr>
+                <w:b/>
+                <w:bCs w:val="0"/>
+              </w:rPr>
+              <w:t>Total pasivos corrientes</w:t>
             </w:r>
           </w:p>
         </w:tc>
@@ -9616,21 +9515,12 @@
                 <w:bCs w:val="0"/>
               </w:rPr>
             </w:pPr>
-            <w:proofErr w:type="gramStart"/>
-            <w:r>
-              <w:rPr>
-                <w:b/>
-                <w:bCs w:val="0"/>
-              </w:rPr>
-              <w:t>Total</w:t>
-            </w:r>
-            <w:proofErr w:type="gramEnd"/>
-            <w:r>
-              <w:rPr>
-                <w:b/>
-                <w:bCs w:val="0"/>
-              </w:rPr>
-              <w:t xml:space="preserve"> pasivos no corrientes</w:t>
+            <w:r>
+              <w:rPr>
+                <w:b/>
+                <w:bCs w:val="0"/>
+              </w:rPr>
+              <w:t>Total pasivos no corrientes</w:t>
             </w:r>
           </w:p>
         </w:tc>
@@ -9739,21 +9629,12 @@
                 <w:bCs w:val="0"/>
               </w:rPr>
             </w:pPr>
-            <w:proofErr w:type="gramStart"/>
-            <w:r>
-              <w:rPr>
-                <w:b/>
-                <w:bCs w:val="0"/>
-              </w:rPr>
-              <w:t>Total</w:t>
-            </w:r>
-            <w:proofErr w:type="gramEnd"/>
-            <w:r>
-              <w:rPr>
-                <w:b/>
-                <w:bCs w:val="0"/>
-              </w:rPr>
-              <w:t xml:space="preserve"> pasivos</w:t>
+            <w:r>
+              <w:rPr>
+                <w:b/>
+                <w:bCs w:val="0"/>
+              </w:rPr>
+              <w:t>Total pasivos</w:t>
             </w:r>
           </w:p>
         </w:tc>
@@ -10316,22 +10197,13 @@
                 <w:bCs w:val="0"/>
               </w:rPr>
             </w:pPr>
-            <w:proofErr w:type="gramStart"/>
             <w:r>
               <w:rPr>
                 <w:b/>
                 <w:bCs w:val="0"/>
               </w:rPr>
               <w:lastRenderedPageBreak/>
-              <w:t>Total</w:t>
-            </w:r>
-            <w:proofErr w:type="gramEnd"/>
-            <w:r>
-              <w:rPr>
-                <w:b/>
-                <w:bCs w:val="0"/>
-              </w:rPr>
-              <w:t xml:space="preserve"> patrimonio</w:t>
+              <w:t>Total patrimonio</w:t>
             </w:r>
           </w:p>
         </w:tc>
@@ -10437,21 +10309,12 @@
                 <w:bCs w:val="0"/>
               </w:rPr>
             </w:pPr>
-            <w:proofErr w:type="gramStart"/>
-            <w:r>
-              <w:rPr>
-                <w:b/>
-                <w:bCs w:val="0"/>
-              </w:rPr>
-              <w:t>Total</w:t>
-            </w:r>
-            <w:proofErr w:type="gramEnd"/>
-            <w:r>
-              <w:rPr>
-                <w:b/>
-                <w:bCs w:val="0"/>
-              </w:rPr>
-              <w:t xml:space="preserve"> pasivos y patrimonio</w:t>
+            <w:r>
+              <w:rPr>
+                <w:b/>
+                <w:bCs w:val="0"/>
+              </w:rPr>
+              <w:t>Total pasivos y patrimonio</w:t>
             </w:r>
           </w:p>
         </w:tc>
@@ -12450,7 +12313,7 @@
         <w:pStyle w:val="Prrafodelista"/>
         <w:numPr>
           <w:ilvl w:val="0"/>
-          <w:numId w:val="59"/>
+          <w:numId w:val="7"/>
         </w:numPr>
       </w:pPr>
       <w:r>
@@ -12469,7 +12332,7 @@
         <w:pStyle w:val="Prrafodelista"/>
         <w:numPr>
           <w:ilvl w:val="0"/>
-          <w:numId w:val="59"/>
+          <w:numId w:val="7"/>
         </w:numPr>
       </w:pPr>
       <w:r>
@@ -12488,7 +12351,7 @@
         <w:pStyle w:val="Prrafodelista"/>
         <w:numPr>
           <w:ilvl w:val="0"/>
-          <w:numId w:val="59"/>
+          <w:numId w:val="7"/>
         </w:numPr>
       </w:pPr>
       <w:r>
@@ -12507,7 +12370,7 @@
         <w:pStyle w:val="Prrafodelista"/>
         <w:numPr>
           <w:ilvl w:val="0"/>
-          <w:numId w:val="59"/>
+          <w:numId w:val="7"/>
         </w:numPr>
       </w:pPr>
       <w:r>
@@ -12531,7 +12394,7 @@
         <w:pStyle w:val="Prrafodelista"/>
         <w:numPr>
           <w:ilvl w:val="0"/>
-          <w:numId w:val="60"/>
+          <w:numId w:val="8"/>
         </w:numPr>
       </w:pPr>
       <w:r>
@@ -12543,7 +12406,7 @@
         <w:pStyle w:val="Prrafodelista"/>
         <w:numPr>
           <w:ilvl w:val="0"/>
-          <w:numId w:val="60"/>
+          <w:numId w:val="8"/>
         </w:numPr>
       </w:pPr>
       <w:r>
@@ -12555,7 +12418,7 @@
         <w:pStyle w:val="Prrafodelista"/>
         <w:numPr>
           <w:ilvl w:val="0"/>
-          <w:numId w:val="60"/>
+          <w:numId w:val="8"/>
         </w:numPr>
       </w:pPr>
       <w:r>
@@ -12568,7 +12431,7 @@
         <w:pStyle w:val="Prrafodelista"/>
         <w:numPr>
           <w:ilvl w:val="0"/>
-          <w:numId w:val="60"/>
+          <w:numId w:val="8"/>
         </w:numPr>
       </w:pPr>
       <w:r>
@@ -12580,7 +12443,7 @@
         <w:pStyle w:val="Prrafodelista"/>
         <w:numPr>
           <w:ilvl w:val="0"/>
-          <w:numId w:val="60"/>
+          <w:numId w:val="8"/>
         </w:numPr>
       </w:pPr>
       <w:r>
@@ -12592,7 +12455,7 @@
         <w:pStyle w:val="Prrafodelista"/>
         <w:numPr>
           <w:ilvl w:val="0"/>
-          <w:numId w:val="60"/>
+          <w:numId w:val="8"/>
         </w:numPr>
       </w:pPr>
       <w:r>
@@ -12633,7 +12496,7 @@
         <w:pStyle w:val="Prrafodelista"/>
         <w:numPr>
           <w:ilvl w:val="0"/>
-          <w:numId w:val="61"/>
+          <w:numId w:val="9"/>
         </w:numPr>
         <w:rPr>
           <w:lang w:val="es-419" w:eastAsia="es-CO"/>
@@ -12665,7 +12528,7 @@
         <w:pStyle w:val="Prrafodelista"/>
         <w:numPr>
           <w:ilvl w:val="0"/>
-          <w:numId w:val="61"/>
+          <w:numId w:val="9"/>
         </w:numPr>
         <w:rPr>
           <w:lang w:val="es-419" w:eastAsia="es-CO"/>
@@ -12699,7 +12562,7 @@
         <w:pStyle w:val="Prrafodelista"/>
         <w:numPr>
           <w:ilvl w:val="0"/>
-          <w:numId w:val="61"/>
+          <w:numId w:val="9"/>
         </w:numPr>
         <w:rPr>
           <w:lang w:val="es-419" w:eastAsia="es-CO"/>
@@ -12733,7 +12596,7 @@
         <w:pStyle w:val="Prrafodelista"/>
         <w:numPr>
           <w:ilvl w:val="0"/>
-          <w:numId w:val="61"/>
+          <w:numId w:val="9"/>
         </w:numPr>
         <w:rPr>
           <w:lang w:val="es-419" w:eastAsia="es-CO"/>
@@ -12776,7 +12639,7 @@
         <w:pStyle w:val="Prrafodelista"/>
         <w:numPr>
           <w:ilvl w:val="0"/>
-          <w:numId w:val="62"/>
+          <w:numId w:val="10"/>
         </w:numPr>
         <w:rPr>
           <w:lang w:val="es-419" w:eastAsia="es-CO"/>
@@ -12810,7 +12673,7 @@
         <w:pStyle w:val="Prrafodelista"/>
         <w:numPr>
           <w:ilvl w:val="0"/>
-          <w:numId w:val="62"/>
+          <w:numId w:val="10"/>
         </w:numPr>
         <w:rPr>
           <w:lang w:val="es-419" w:eastAsia="es-CO"/>
@@ -12877,7 +12740,7 @@
         <w:pStyle w:val="Prrafodelista"/>
         <w:numPr>
           <w:ilvl w:val="0"/>
-          <w:numId w:val="63"/>
+          <w:numId w:val="11"/>
         </w:numPr>
         <w:rPr>
           <w:lang w:val="es-419" w:eastAsia="es-CO"/>
@@ -12911,7 +12774,7 @@
         <w:pStyle w:val="Prrafodelista"/>
         <w:numPr>
           <w:ilvl w:val="0"/>
-          <w:numId w:val="63"/>
+          <w:numId w:val="11"/>
         </w:numPr>
         <w:rPr>
           <w:lang w:val="es-419" w:eastAsia="es-CO"/>
@@ -12945,7 +12808,7 @@
         <w:pStyle w:val="Prrafodelista"/>
         <w:numPr>
           <w:ilvl w:val="0"/>
-          <w:numId w:val="63"/>
+          <w:numId w:val="11"/>
         </w:numPr>
         <w:rPr>
           <w:lang w:val="es-419" w:eastAsia="es-CO"/>
@@ -12992,7 +12855,7 @@
         <w:pStyle w:val="Prrafodelista"/>
         <w:numPr>
           <w:ilvl w:val="0"/>
-          <w:numId w:val="64"/>
+          <w:numId w:val="12"/>
         </w:numPr>
         <w:rPr>
           <w:lang w:val="es-419" w:eastAsia="es-CO"/>
@@ -13020,7 +12883,7 @@
         <w:pStyle w:val="Prrafodelista"/>
         <w:numPr>
           <w:ilvl w:val="1"/>
-          <w:numId w:val="64"/>
+          <w:numId w:val="12"/>
         </w:numPr>
         <w:rPr>
           <w:lang w:val="es-419" w:eastAsia="es-CO"/>
@@ -13039,7 +12902,7 @@
         <w:pStyle w:val="Prrafodelista"/>
         <w:numPr>
           <w:ilvl w:val="1"/>
-          <w:numId w:val="64"/>
+          <w:numId w:val="12"/>
         </w:numPr>
         <w:rPr>
           <w:lang w:val="es-419" w:eastAsia="es-CO"/>
@@ -13057,7 +12920,7 @@
         <w:pStyle w:val="Prrafodelista"/>
         <w:numPr>
           <w:ilvl w:val="1"/>
-          <w:numId w:val="64"/>
+          <w:numId w:val="12"/>
         </w:numPr>
         <w:rPr>
           <w:lang w:val="es-419" w:eastAsia="es-CO"/>
@@ -13075,7 +12938,7 @@
         <w:pStyle w:val="Prrafodelista"/>
         <w:numPr>
           <w:ilvl w:val="0"/>
-          <w:numId w:val="64"/>
+          <w:numId w:val="12"/>
         </w:numPr>
         <w:rPr>
           <w:lang w:val="es-419" w:eastAsia="es-CO"/>
@@ -13103,7 +12966,7 @@
         <w:pStyle w:val="Prrafodelista"/>
         <w:numPr>
           <w:ilvl w:val="1"/>
-          <w:numId w:val="64"/>
+          <w:numId w:val="12"/>
         </w:numPr>
         <w:rPr>
           <w:lang w:val="es-419" w:eastAsia="es-CO"/>
@@ -13121,7 +12984,7 @@
         <w:pStyle w:val="Prrafodelista"/>
         <w:numPr>
           <w:ilvl w:val="1"/>
-          <w:numId w:val="64"/>
+          <w:numId w:val="12"/>
         </w:numPr>
         <w:rPr>
           <w:lang w:val="es-419" w:eastAsia="es-CO"/>
@@ -13139,7 +13002,7 @@
         <w:pStyle w:val="Prrafodelista"/>
         <w:numPr>
           <w:ilvl w:val="1"/>
-          <w:numId w:val="64"/>
+          <w:numId w:val="12"/>
         </w:numPr>
         <w:rPr>
           <w:lang w:val="es-419" w:eastAsia="es-CO"/>
@@ -13157,7 +13020,7 @@
         <w:pStyle w:val="Prrafodelista"/>
         <w:numPr>
           <w:ilvl w:val="0"/>
-          <w:numId w:val="64"/>
+          <w:numId w:val="12"/>
         </w:numPr>
         <w:rPr>
           <w:lang w:val="es-419" w:eastAsia="es-CO"/>
@@ -13185,7 +13048,7 @@
         <w:pStyle w:val="Prrafodelista"/>
         <w:numPr>
           <w:ilvl w:val="1"/>
-          <w:numId w:val="64"/>
+          <w:numId w:val="12"/>
         </w:numPr>
         <w:rPr>
           <w:lang w:val="es-419" w:eastAsia="es-CO"/>
@@ -13203,7 +13066,7 @@
         <w:pStyle w:val="Prrafodelista"/>
         <w:numPr>
           <w:ilvl w:val="1"/>
-          <w:numId w:val="64"/>
+          <w:numId w:val="12"/>
         </w:numPr>
         <w:rPr>
           <w:lang w:val="es-419" w:eastAsia="es-CO"/>
@@ -13221,7 +13084,7 @@
         <w:pStyle w:val="Prrafodelista"/>
         <w:numPr>
           <w:ilvl w:val="1"/>
-          <w:numId w:val="64"/>
+          <w:numId w:val="12"/>
         </w:numPr>
         <w:rPr>
           <w:lang w:val="es-419" w:eastAsia="es-CO"/>
@@ -13239,7 +13102,7 @@
         <w:pStyle w:val="Prrafodelista"/>
         <w:numPr>
           <w:ilvl w:val="0"/>
-          <w:numId w:val="64"/>
+          <w:numId w:val="12"/>
         </w:numPr>
         <w:rPr>
           <w:lang w:val="es-419" w:eastAsia="es-CO"/>
@@ -13267,7 +13130,7 @@
         <w:pStyle w:val="Prrafodelista"/>
         <w:numPr>
           <w:ilvl w:val="1"/>
-          <w:numId w:val="64"/>
+          <w:numId w:val="12"/>
         </w:numPr>
         <w:rPr>
           <w:lang w:val="es-419" w:eastAsia="es-CO"/>
@@ -13285,7 +13148,7 @@
         <w:pStyle w:val="Prrafodelista"/>
         <w:numPr>
           <w:ilvl w:val="1"/>
-          <w:numId w:val="64"/>
+          <w:numId w:val="12"/>
         </w:numPr>
         <w:rPr>
           <w:lang w:val="es-419" w:eastAsia="es-CO"/>
@@ -13303,7 +13166,7 @@
         <w:pStyle w:val="Prrafodelista"/>
         <w:numPr>
           <w:ilvl w:val="0"/>
-          <w:numId w:val="64"/>
+          <w:numId w:val="12"/>
         </w:numPr>
         <w:rPr>
           <w:lang w:val="es-419" w:eastAsia="es-CO"/>
@@ -13331,7 +13194,7 @@
         <w:pStyle w:val="Prrafodelista"/>
         <w:numPr>
           <w:ilvl w:val="1"/>
-          <w:numId w:val="64"/>
+          <w:numId w:val="12"/>
         </w:numPr>
         <w:rPr>
           <w:lang w:val="es-419" w:eastAsia="es-CO"/>
@@ -13349,7 +13212,7 @@
         <w:pStyle w:val="Prrafodelista"/>
         <w:numPr>
           <w:ilvl w:val="1"/>
-          <w:numId w:val="64"/>
+          <w:numId w:val="12"/>
         </w:numPr>
         <w:rPr>
           <w:lang w:val="es-419" w:eastAsia="es-CO"/>
@@ -13367,7 +13230,7 @@
         <w:pStyle w:val="Prrafodelista"/>
         <w:numPr>
           <w:ilvl w:val="1"/>
-          <w:numId w:val="64"/>
+          <w:numId w:val="12"/>
         </w:numPr>
         <w:rPr>
           <w:lang w:val="es-419" w:eastAsia="es-CO"/>
@@ -13406,7 +13269,7 @@
         <w:pStyle w:val="Prrafodelista"/>
         <w:numPr>
           <w:ilvl w:val="0"/>
-          <w:numId w:val="65"/>
+          <w:numId w:val="13"/>
         </w:numPr>
         <w:rPr>
           <w:lang w:val="es-419" w:eastAsia="es-CO"/>
@@ -13438,7 +13301,7 @@
         <w:pStyle w:val="Prrafodelista"/>
         <w:numPr>
           <w:ilvl w:val="1"/>
-          <w:numId w:val="65"/>
+          <w:numId w:val="13"/>
         </w:numPr>
         <w:rPr>
           <w:lang w:val="es-419" w:eastAsia="es-CO"/>
@@ -13456,7 +13319,7 @@
         <w:pStyle w:val="Prrafodelista"/>
         <w:numPr>
           <w:ilvl w:val="1"/>
-          <w:numId w:val="65"/>
+          <w:numId w:val="13"/>
         </w:numPr>
         <w:rPr>
           <w:lang w:val="es-419" w:eastAsia="es-CO"/>
@@ -13475,7 +13338,7 @@
         <w:pStyle w:val="Prrafodelista"/>
         <w:numPr>
           <w:ilvl w:val="1"/>
-          <w:numId w:val="65"/>
+          <w:numId w:val="13"/>
         </w:numPr>
         <w:rPr>
           <w:lang w:val="es-419" w:eastAsia="es-CO"/>
@@ -13493,7 +13356,7 @@
         <w:pStyle w:val="Prrafodelista"/>
         <w:numPr>
           <w:ilvl w:val="1"/>
-          <w:numId w:val="65"/>
+          <w:numId w:val="13"/>
         </w:numPr>
         <w:rPr>
           <w:lang w:val="es-419" w:eastAsia="es-CO"/>
@@ -13511,7 +13374,7 @@
         <w:pStyle w:val="Prrafodelista"/>
         <w:numPr>
           <w:ilvl w:val="1"/>
-          <w:numId w:val="65"/>
+          <w:numId w:val="13"/>
         </w:numPr>
         <w:rPr>
           <w:lang w:val="es-419" w:eastAsia="es-CO"/>
@@ -13529,7 +13392,7 @@
         <w:pStyle w:val="Prrafodelista"/>
         <w:numPr>
           <w:ilvl w:val="1"/>
-          <w:numId w:val="65"/>
+          <w:numId w:val="13"/>
         </w:numPr>
         <w:rPr>
           <w:lang w:val="es-419" w:eastAsia="es-CO"/>
@@ -13547,7 +13410,7 @@
         <w:pStyle w:val="Prrafodelista"/>
         <w:numPr>
           <w:ilvl w:val="0"/>
-          <w:numId w:val="65"/>
+          <w:numId w:val="13"/>
         </w:numPr>
         <w:rPr>
           <w:lang w:val="es-419" w:eastAsia="es-CO"/>
@@ -13573,7 +13436,7 @@
         <w:pStyle w:val="Prrafodelista"/>
         <w:numPr>
           <w:ilvl w:val="1"/>
-          <w:numId w:val="65"/>
+          <w:numId w:val="13"/>
         </w:numPr>
         <w:rPr>
           <w:lang w:val="es-419" w:eastAsia="es-CO"/>
@@ -13591,7 +13454,7 @@
         <w:pStyle w:val="Prrafodelista"/>
         <w:numPr>
           <w:ilvl w:val="1"/>
-          <w:numId w:val="65"/>
+          <w:numId w:val="13"/>
         </w:numPr>
         <w:rPr>
           <w:lang w:val="es-419" w:eastAsia="es-CO"/>
@@ -13609,7 +13472,7 @@
         <w:pStyle w:val="Prrafodelista"/>
         <w:numPr>
           <w:ilvl w:val="0"/>
-          <w:numId w:val="65"/>
+          <w:numId w:val="13"/>
         </w:numPr>
         <w:rPr>
           <w:lang w:val="es-419" w:eastAsia="es-CO"/>
@@ -13635,7 +13498,7 @@
         <w:pStyle w:val="Prrafodelista"/>
         <w:numPr>
           <w:ilvl w:val="1"/>
-          <w:numId w:val="65"/>
+          <w:numId w:val="13"/>
         </w:numPr>
         <w:rPr>
           <w:lang w:val="es-419" w:eastAsia="es-CO"/>
@@ -13653,7 +13516,7 @@
         <w:pStyle w:val="Prrafodelista"/>
         <w:numPr>
           <w:ilvl w:val="1"/>
-          <w:numId w:val="65"/>
+          <w:numId w:val="13"/>
         </w:numPr>
         <w:rPr>
           <w:lang w:val="es-419" w:eastAsia="es-CO"/>
@@ -13671,7 +13534,7 @@
         <w:pStyle w:val="Prrafodelista"/>
         <w:numPr>
           <w:ilvl w:val="1"/>
-          <w:numId w:val="65"/>
+          <w:numId w:val="13"/>
         </w:numPr>
         <w:rPr>
           <w:lang w:val="es-419" w:eastAsia="es-CO"/>
@@ -13689,7 +13552,7 @@
         <w:pStyle w:val="Prrafodelista"/>
         <w:numPr>
           <w:ilvl w:val="1"/>
-          <w:numId w:val="65"/>
+          <w:numId w:val="13"/>
         </w:numPr>
         <w:rPr>
           <w:lang w:val="es-419" w:eastAsia="es-CO"/>
@@ -13707,7 +13570,7 @@
         <w:pStyle w:val="Prrafodelista"/>
         <w:numPr>
           <w:ilvl w:val="1"/>
-          <w:numId w:val="65"/>
+          <w:numId w:val="13"/>
         </w:numPr>
         <w:rPr>
           <w:lang w:val="es-419" w:eastAsia="es-CO"/>
@@ -13725,7 +13588,7 @@
         <w:pStyle w:val="Prrafodelista"/>
         <w:numPr>
           <w:ilvl w:val="0"/>
-          <w:numId w:val="65"/>
+          <w:numId w:val="13"/>
         </w:numPr>
         <w:rPr>
           <w:lang w:val="es-419" w:eastAsia="es-CO"/>
@@ -13880,7 +13743,7 @@
         <w:pStyle w:val="Prrafodelista"/>
         <w:numPr>
           <w:ilvl w:val="0"/>
-          <w:numId w:val="65"/>
+          <w:numId w:val="13"/>
         </w:numPr>
       </w:pPr>
       <w:r>
@@ -14310,7 +14173,7 @@
         <w:pStyle w:val="Prrafodelista"/>
         <w:numPr>
           <w:ilvl w:val="0"/>
-          <w:numId w:val="65"/>
+          <w:numId w:val="13"/>
         </w:numPr>
         <w:rPr>
           <w:lang w:val="es-419" w:eastAsia="es-CO"/>
@@ -14328,7 +14191,7 @@
         <w:pStyle w:val="Prrafodelista"/>
         <w:numPr>
           <w:ilvl w:val="0"/>
-          <w:numId w:val="65"/>
+          <w:numId w:val="13"/>
         </w:numPr>
         <w:rPr>
           <w:lang w:val="es-419" w:eastAsia="es-CO"/>
@@ -14347,7 +14210,7 @@
         <w:pStyle w:val="Prrafodelista"/>
         <w:numPr>
           <w:ilvl w:val="0"/>
-          <w:numId w:val="65"/>
+          <w:numId w:val="13"/>
         </w:numPr>
         <w:rPr>
           <w:lang w:val="es-419" w:eastAsia="es-CO"/>
@@ -14365,7 +14228,7 @@
         <w:pStyle w:val="Prrafodelista"/>
         <w:numPr>
           <w:ilvl w:val="0"/>
-          <w:numId w:val="65"/>
+          <w:numId w:val="13"/>
         </w:numPr>
         <w:rPr>
           <w:lang w:val="es-419" w:eastAsia="es-CO"/>
@@ -14383,7 +14246,7 @@
         <w:pStyle w:val="Prrafodelista"/>
         <w:numPr>
           <w:ilvl w:val="0"/>
-          <w:numId w:val="65"/>
+          <w:numId w:val="13"/>
         </w:numPr>
         <w:rPr>
           <w:lang w:val="es-419" w:eastAsia="es-CO"/>
@@ -15076,21 +14939,12 @@
                 <w:bCs w:val="0"/>
               </w:rPr>
             </w:pPr>
-            <w:proofErr w:type="gramStart"/>
-            <w:r>
-              <w:rPr>
-                <w:b/>
-                <w:bCs w:val="0"/>
-              </w:rPr>
-              <w:t>Total</w:t>
-            </w:r>
-            <w:proofErr w:type="gramEnd"/>
-            <w:r>
-              <w:rPr>
-                <w:b/>
-                <w:bCs w:val="0"/>
-              </w:rPr>
-              <w:t xml:space="preserve"> ingresos por actividades ordinarias</w:t>
+            <w:r>
+              <w:rPr>
+                <w:b/>
+                <w:bCs w:val="0"/>
+              </w:rPr>
+              <w:t>Total ingresos por actividades ordinarias</w:t>
             </w:r>
           </w:p>
         </w:tc>
@@ -15456,21 +15310,12 @@
                 <w:bCs w:val="0"/>
               </w:rPr>
             </w:pPr>
-            <w:proofErr w:type="gramStart"/>
-            <w:r>
-              <w:rPr>
-                <w:b/>
-                <w:bCs w:val="0"/>
-              </w:rPr>
-              <w:t>Total</w:t>
-            </w:r>
-            <w:proofErr w:type="gramEnd"/>
-            <w:r>
-              <w:rPr>
-                <w:b/>
-                <w:bCs w:val="0"/>
-              </w:rPr>
-              <w:t xml:space="preserve"> activo corriente</w:t>
+            <w:r>
+              <w:rPr>
+                <w:b/>
+                <w:bCs w:val="0"/>
+              </w:rPr>
+              <w:t>Total activo corriente</w:t>
             </w:r>
           </w:p>
         </w:tc>
@@ -15590,21 +15435,12 @@
                 <w:bCs w:val="0"/>
               </w:rPr>
             </w:pPr>
-            <w:proofErr w:type="gramStart"/>
-            <w:r>
-              <w:rPr>
-                <w:b/>
-                <w:bCs w:val="0"/>
-              </w:rPr>
-              <w:t>Total</w:t>
-            </w:r>
-            <w:proofErr w:type="gramEnd"/>
-            <w:r>
-              <w:rPr>
-                <w:b/>
-                <w:bCs w:val="0"/>
-              </w:rPr>
-              <w:t xml:space="preserve"> activo</w:t>
+            <w:r>
+              <w:rPr>
+                <w:b/>
+                <w:bCs w:val="0"/>
+              </w:rPr>
+              <w:t>Total activo</w:t>
             </w:r>
           </w:p>
         </w:tc>
@@ -16041,21 +15877,12 @@
                 <w:bCs w:val="0"/>
               </w:rPr>
             </w:pPr>
-            <w:proofErr w:type="gramStart"/>
-            <w:r>
-              <w:rPr>
-                <w:b/>
-                <w:bCs w:val="0"/>
-              </w:rPr>
-              <w:t>Total</w:t>
-            </w:r>
-            <w:proofErr w:type="gramEnd"/>
-            <w:r>
-              <w:rPr>
-                <w:b/>
-                <w:bCs w:val="0"/>
-              </w:rPr>
-              <w:t xml:space="preserve"> pasivo</w:t>
+            <w:r>
+              <w:rPr>
+                <w:b/>
+                <w:bCs w:val="0"/>
+              </w:rPr>
+              <w:t>Total pasivo</w:t>
             </w:r>
           </w:p>
         </w:tc>
@@ -16288,21 +16115,12 @@
                 <w:bCs w:val="0"/>
               </w:rPr>
             </w:pPr>
-            <w:proofErr w:type="gramStart"/>
-            <w:r>
-              <w:rPr>
-                <w:b/>
-                <w:bCs w:val="0"/>
-              </w:rPr>
-              <w:t>Total</w:t>
-            </w:r>
-            <w:proofErr w:type="gramEnd"/>
-            <w:r>
-              <w:rPr>
-                <w:b/>
-                <w:bCs w:val="0"/>
-              </w:rPr>
-              <w:t xml:space="preserve"> patrimonio</w:t>
+            <w:r>
+              <w:rPr>
+                <w:b/>
+                <w:bCs w:val="0"/>
+              </w:rPr>
+              <w:t>Total patrimonio</w:t>
             </w:r>
           </w:p>
         </w:tc>
@@ -16364,21 +16182,12 @@
                 <w:bCs w:val="0"/>
               </w:rPr>
             </w:pPr>
-            <w:proofErr w:type="gramStart"/>
-            <w:r>
-              <w:rPr>
-                <w:b/>
-                <w:bCs w:val="0"/>
-              </w:rPr>
-              <w:t>Total</w:t>
-            </w:r>
-            <w:proofErr w:type="gramEnd"/>
-            <w:r>
-              <w:rPr>
-                <w:b/>
-                <w:bCs w:val="0"/>
-              </w:rPr>
-              <w:t xml:space="preserve"> pasivo más patrimonio</w:t>
+            <w:r>
+              <w:rPr>
+                <w:b/>
+                <w:bCs w:val="0"/>
+              </w:rPr>
+              <w:t>Total pasivo más patrimonio</w:t>
             </w:r>
           </w:p>
         </w:tc>
@@ -16454,7 +16263,7 @@
         <w:pStyle w:val="Prrafodelista"/>
         <w:numPr>
           <w:ilvl w:val="0"/>
-          <w:numId w:val="66"/>
+          <w:numId w:val="14"/>
         </w:numPr>
         <w:rPr>
           <w:lang w:val="es-419" w:eastAsia="es-CO"/>
@@ -16668,7 +16477,7 @@
         <w:pStyle w:val="Prrafodelista"/>
         <w:numPr>
           <w:ilvl w:val="0"/>
-          <w:numId w:val="66"/>
+          <w:numId w:val="14"/>
         </w:numPr>
       </w:pPr>
       <w:r>
@@ -16847,7 +16656,7 @@
         <w:pStyle w:val="Prrafodelista"/>
         <w:numPr>
           <w:ilvl w:val="0"/>
-          <w:numId w:val="66"/>
+          <w:numId w:val="14"/>
         </w:numPr>
       </w:pPr>
       <w:r>
@@ -17068,7 +16877,7 @@
         <w:pStyle w:val="Prrafodelista"/>
         <w:numPr>
           <w:ilvl w:val="0"/>
-          <w:numId w:val="66"/>
+          <w:numId w:val="14"/>
         </w:numPr>
         <w:rPr>
           <w:lang w:val="es-419" w:eastAsia="es-CO"/>
@@ -17390,7 +17199,7 @@
         <w:pStyle w:val="Prrafodelista"/>
         <w:numPr>
           <w:ilvl w:val="0"/>
-          <w:numId w:val="66"/>
+          <w:numId w:val="14"/>
         </w:numPr>
         <w:rPr>
           <w:lang w:eastAsia="es-CO"/>
@@ -17591,7 +17400,7 @@
         <w:pStyle w:val="Prrafodelista"/>
         <w:numPr>
           <w:ilvl w:val="0"/>
-          <w:numId w:val="66"/>
+          <w:numId w:val="14"/>
         </w:numPr>
       </w:pPr>
       <w:r>
@@ -17895,7 +17704,7 @@
         <w:pStyle w:val="Prrafodelista"/>
         <w:numPr>
           <w:ilvl w:val="0"/>
-          <w:numId w:val="66"/>
+          <w:numId w:val="14"/>
         </w:numPr>
       </w:pPr>
       <w:r>
@@ -18199,7 +18008,7 @@
         <w:pStyle w:val="Prrafodelista"/>
         <w:numPr>
           <w:ilvl w:val="0"/>
-          <w:numId w:val="66"/>
+          <w:numId w:val="14"/>
         </w:numPr>
         <w:rPr>
           <w:lang w:val="es-419" w:eastAsia="es-CO"/>
@@ -18391,7 +18200,7 @@
         <w:pStyle w:val="Prrafodelista"/>
         <w:numPr>
           <w:ilvl w:val="0"/>
-          <w:numId w:val="66"/>
+          <w:numId w:val="14"/>
         </w:numPr>
       </w:pPr>
       <w:r>
@@ -18565,7 +18374,7 @@
         <w:pStyle w:val="Prrafodelista"/>
         <w:numPr>
           <w:ilvl w:val="0"/>
-          <w:numId w:val="66"/>
+          <w:numId w:val="14"/>
         </w:numPr>
       </w:pPr>
       <w:r>
@@ -18916,7 +18725,7 @@
         <w:pStyle w:val="Prrafodelista"/>
         <w:numPr>
           <w:ilvl w:val="0"/>
-          <w:numId w:val="66"/>
+          <w:numId w:val="14"/>
         </w:numPr>
         <w:rPr>
           <w:lang w:val="es-419" w:eastAsia="es-CO"/>
@@ -18942,7 +18751,7 @@
         <w:pStyle w:val="Prrafodelista"/>
         <w:numPr>
           <w:ilvl w:val="0"/>
-          <w:numId w:val="66"/>
+          <w:numId w:val="14"/>
         </w:numPr>
         <w:rPr>
           <w:lang w:val="es-419" w:eastAsia="es-CO"/>
@@ -18968,7 +18777,7 @@
         <w:pStyle w:val="Prrafodelista"/>
         <w:numPr>
           <w:ilvl w:val="0"/>
-          <w:numId w:val="66"/>
+          <w:numId w:val="14"/>
         </w:numPr>
         <w:rPr>
           <w:lang w:val="es-419" w:eastAsia="es-CO"/>
@@ -19402,7 +19211,6 @@
       <w:r>
         <w:t xml:space="preserve"> = </w:t>
       </w:r>
-      <w:proofErr w:type="spellStart"/>
       <w:r>
         <w:rPr>
           <w:rStyle w:val="Extranjerismo"/>
@@ -19410,11 +19218,9 @@
         </w:rPr>
         <w:t>Economic</w:t>
       </w:r>
-      <w:proofErr w:type="spellEnd"/>
       <w:r>
         <w:t xml:space="preserve"> </w:t>
       </w:r>
-      <w:proofErr w:type="spellStart"/>
       <w:r>
         <w:rPr>
           <w:rStyle w:val="Extranjerismo"/>
@@ -19422,11 +19228,9 @@
         </w:rPr>
         <w:t>Value</w:t>
       </w:r>
-      <w:proofErr w:type="spellEnd"/>
       <w:r>
         <w:t xml:space="preserve"> </w:t>
       </w:r>
-      <w:proofErr w:type="spellStart"/>
       <w:r>
         <w:rPr>
           <w:rStyle w:val="Extranjerismo"/>
@@ -19434,7 +19238,6 @@
         </w:rPr>
         <w:t>Added</w:t>
       </w:r>
-      <w:proofErr w:type="spellEnd"/>
       <w:r>
         <w:t xml:space="preserve"> (Valor Económico Agregado)</w:t>
       </w:r>
@@ -20541,21 +20344,12 @@
                 <w:bCs w:val="0"/>
               </w:rPr>
             </w:pPr>
-            <w:proofErr w:type="gramStart"/>
-            <w:r>
-              <w:rPr>
-                <w:b/>
-                <w:bCs w:val="0"/>
-              </w:rPr>
-              <w:t>Total</w:t>
-            </w:r>
-            <w:proofErr w:type="gramEnd"/>
-            <w:r>
-              <w:rPr>
-                <w:b/>
-                <w:bCs w:val="0"/>
-              </w:rPr>
-              <w:t xml:space="preserve"> activo</w:t>
+            <w:r>
+              <w:rPr>
+                <w:b/>
+                <w:bCs w:val="0"/>
+              </w:rPr>
+              <w:t>Total activo</w:t>
             </w:r>
           </w:p>
         </w:tc>
@@ -20908,21 +20702,12 @@
                 <w:bCs w:val="0"/>
               </w:rPr>
             </w:pPr>
-            <w:proofErr w:type="gramStart"/>
-            <w:r>
-              <w:rPr>
-                <w:b/>
-                <w:bCs w:val="0"/>
-              </w:rPr>
-              <w:t>Total</w:t>
-            </w:r>
-            <w:proofErr w:type="gramEnd"/>
-            <w:r>
-              <w:rPr>
-                <w:b/>
-                <w:bCs w:val="0"/>
-              </w:rPr>
-              <w:t xml:space="preserve"> pasivo</w:t>
+            <w:r>
+              <w:rPr>
+                <w:b/>
+                <w:bCs w:val="0"/>
+              </w:rPr>
+              <w:t>Total pasivo</w:t>
             </w:r>
           </w:p>
         </w:tc>
@@ -21108,21 +20893,12 @@
                 <w:bCs w:val="0"/>
               </w:rPr>
             </w:pPr>
-            <w:proofErr w:type="gramStart"/>
-            <w:r>
-              <w:rPr>
-                <w:b/>
-                <w:bCs w:val="0"/>
-              </w:rPr>
-              <w:t>Total</w:t>
-            </w:r>
-            <w:proofErr w:type="gramEnd"/>
-            <w:r>
-              <w:rPr>
-                <w:b/>
-                <w:bCs w:val="0"/>
-              </w:rPr>
-              <w:t xml:space="preserve"> patrimonio</w:t>
+            <w:r>
+              <w:rPr>
+                <w:b/>
+                <w:bCs w:val="0"/>
+              </w:rPr>
+              <w:t>Total patrimonio</w:t>
             </w:r>
           </w:p>
         </w:tc>
@@ -21166,21 +20942,12 @@
                 <w:bCs w:val="0"/>
               </w:rPr>
             </w:pPr>
-            <w:proofErr w:type="gramStart"/>
-            <w:r>
-              <w:rPr>
-                <w:b/>
-                <w:bCs w:val="0"/>
-              </w:rPr>
-              <w:t>Total</w:t>
-            </w:r>
-            <w:proofErr w:type="gramEnd"/>
-            <w:r>
-              <w:rPr>
-                <w:b/>
-                <w:bCs w:val="0"/>
-              </w:rPr>
-              <w:t xml:space="preserve"> pasivo + patrimonio</w:t>
+            <w:r>
+              <w:rPr>
+                <w:b/>
+                <w:bCs w:val="0"/>
+              </w:rPr>
+              <w:t>Total pasivo + patrimonio</w:t>
             </w:r>
           </w:p>
         </w:tc>
@@ -21233,21 +21000,12 @@
       </w:r>
     </w:p>
     <w:p>
-      <w:proofErr w:type="gramStart"/>
       <w:r>
         <w:rPr>
           <w:b/>
           <w:bCs/>
         </w:rPr>
-        <w:t>Total</w:t>
-      </w:r>
-      <w:proofErr w:type="gramEnd"/>
-      <w:r>
-        <w:rPr>
-          <w:b/>
-          <w:bCs/>
-        </w:rPr>
-        <w:t xml:space="preserve"> activos:</w:t>
+        <w:t>Total activos:</w:t>
       </w:r>
       <w:r>
         <w:t> $202.800.000</w:t>
@@ -21493,21 +21251,12 @@
                 <w:bCs w:val="0"/>
               </w:rPr>
             </w:pPr>
-            <w:proofErr w:type="gramStart"/>
-            <w:r>
-              <w:rPr>
-                <w:b/>
-                <w:bCs w:val="0"/>
-              </w:rPr>
-              <w:t>Total</w:t>
-            </w:r>
-            <w:proofErr w:type="gramEnd"/>
-            <w:r>
-              <w:rPr>
-                <w:b/>
-                <w:bCs w:val="0"/>
-              </w:rPr>
-              <w:t xml:space="preserve"> pasivo</w:t>
+            <w:r>
+              <w:rPr>
+                <w:b/>
+                <w:bCs w:val="0"/>
+              </w:rPr>
+              <w:t>Total pasivo</w:t>
             </w:r>
           </w:p>
         </w:tc>
@@ -22613,7 +22362,7 @@
         <w:pStyle w:val="Prrafodelista"/>
         <w:numPr>
           <w:ilvl w:val="0"/>
-          <w:numId w:val="67"/>
+          <w:numId w:val="15"/>
         </w:numPr>
       </w:pPr>
       <w:r>
@@ -22763,7 +22512,7 @@
         <w:pStyle w:val="Prrafodelista"/>
         <w:numPr>
           <w:ilvl w:val="0"/>
-          <w:numId w:val="67"/>
+          <w:numId w:val="15"/>
         </w:numPr>
       </w:pPr>
       <w:r>
@@ -22912,7 +22661,7 @@
         <w:pStyle w:val="Prrafodelista"/>
         <w:numPr>
           <w:ilvl w:val="0"/>
-          <w:numId w:val="67"/>
+          <w:numId w:val="15"/>
         </w:numPr>
       </w:pPr>
       <w:r>
@@ -23007,7 +22756,7 @@
         <w:pStyle w:val="Prrafodelista"/>
         <w:numPr>
           <w:ilvl w:val="0"/>
-          <w:numId w:val="67"/>
+          <w:numId w:val="15"/>
         </w:numPr>
       </w:pPr>
       <w:r>
@@ -24105,7 +23854,7 @@
         <w:pStyle w:val="Prrafodelista"/>
         <w:numPr>
           <w:ilvl w:val="0"/>
-          <w:numId w:val="67"/>
+          <w:numId w:val="15"/>
         </w:numPr>
         <w:rPr>
           <w:lang w:val="es-419" w:eastAsia="es-CO"/>
@@ -24131,7 +23880,7 @@
         <w:pStyle w:val="Prrafodelista"/>
         <w:numPr>
           <w:ilvl w:val="0"/>
-          <w:numId w:val="67"/>
+          <w:numId w:val="15"/>
         </w:numPr>
         <w:rPr>
           <w:lang w:val="es-419" w:eastAsia="es-CO"/>
@@ -26096,7 +25845,7 @@
         <w:pStyle w:val="Prrafodelista"/>
         <w:numPr>
           <w:ilvl w:val="0"/>
-          <w:numId w:val="68"/>
+          <w:numId w:val="16"/>
         </w:numPr>
         <w:rPr>
           <w:lang w:val="es-419" w:eastAsia="es-CO"/>
@@ -26114,7 +25863,7 @@
         <w:pStyle w:val="Prrafodelista"/>
         <w:numPr>
           <w:ilvl w:val="0"/>
-          <w:numId w:val="68"/>
+          <w:numId w:val="16"/>
         </w:numPr>
         <w:rPr>
           <w:lang w:val="es-419" w:eastAsia="es-CO"/>
@@ -26132,7 +25881,7 @@
         <w:pStyle w:val="Prrafodelista"/>
         <w:numPr>
           <w:ilvl w:val="0"/>
-          <w:numId w:val="68"/>
+          <w:numId w:val="16"/>
         </w:numPr>
         <w:rPr>
           <w:lang w:val="es-419" w:eastAsia="es-CO"/>
@@ -26150,7 +25899,7 @@
         <w:pStyle w:val="Prrafodelista"/>
         <w:numPr>
           <w:ilvl w:val="0"/>
-          <w:numId w:val="68"/>
+          <w:numId w:val="16"/>
         </w:numPr>
         <w:rPr>
           <w:lang w:val="es-419" w:eastAsia="es-CO"/>
@@ -26168,7 +25917,7 @@
         <w:pStyle w:val="Prrafodelista"/>
         <w:numPr>
           <w:ilvl w:val="0"/>
-          <w:numId w:val="68"/>
+          <w:numId w:val="16"/>
         </w:numPr>
         <w:rPr>
           <w:lang w:val="es-419" w:eastAsia="es-CO"/>
@@ -26245,7 +25994,7 @@
         <w:pStyle w:val="Prrafodelista"/>
         <w:numPr>
           <w:ilvl w:val="0"/>
-          <w:numId w:val="69"/>
+          <w:numId w:val="17"/>
         </w:numPr>
         <w:rPr>
           <w:lang w:val="es-419" w:eastAsia="es-CO"/>
@@ -26263,7 +26012,7 @@
         <w:pStyle w:val="Prrafodelista"/>
         <w:numPr>
           <w:ilvl w:val="0"/>
-          <w:numId w:val="69"/>
+          <w:numId w:val="17"/>
         </w:numPr>
         <w:rPr>
           <w:lang w:val="es-419" w:eastAsia="es-CO"/>
@@ -26281,7 +26030,7 @@
         <w:pStyle w:val="Prrafodelista"/>
         <w:numPr>
           <w:ilvl w:val="0"/>
-          <w:numId w:val="69"/>
+          <w:numId w:val="17"/>
         </w:numPr>
         <w:rPr>
           <w:lang w:val="es-419" w:eastAsia="es-CO"/>
@@ -26299,7 +26048,7 @@
         <w:pStyle w:val="Prrafodelista"/>
         <w:numPr>
           <w:ilvl w:val="0"/>
-          <w:numId w:val="69"/>
+          <w:numId w:val="17"/>
         </w:numPr>
         <w:rPr>
           <w:lang w:val="es-419" w:eastAsia="es-CO"/>
@@ -26317,7 +26066,7 @@
         <w:pStyle w:val="Prrafodelista"/>
         <w:numPr>
           <w:ilvl w:val="0"/>
-          <w:numId w:val="69"/>
+          <w:numId w:val="17"/>
         </w:numPr>
         <w:rPr>
           <w:lang w:val="es-419" w:eastAsia="es-CO"/>
@@ -26335,7 +26084,7 @@
         <w:pStyle w:val="Prrafodelista"/>
         <w:numPr>
           <w:ilvl w:val="0"/>
-          <w:numId w:val="69"/>
+          <w:numId w:val="17"/>
         </w:numPr>
         <w:rPr>
           <w:lang w:val="es-419" w:eastAsia="es-CO"/>
@@ -26353,7 +26102,7 @@
         <w:pStyle w:val="Prrafodelista"/>
         <w:numPr>
           <w:ilvl w:val="0"/>
-          <w:numId w:val="69"/>
+          <w:numId w:val="17"/>
         </w:numPr>
         <w:rPr>
           <w:lang w:val="es-419" w:eastAsia="es-CO"/>
@@ -26371,7 +26120,7 @@
         <w:pStyle w:val="Prrafodelista"/>
         <w:numPr>
           <w:ilvl w:val="0"/>
-          <w:numId w:val="69"/>
+          <w:numId w:val="17"/>
         </w:numPr>
         <w:rPr>
           <w:lang w:val="es-419" w:eastAsia="es-CO"/>
@@ -27110,32 +26859,22 @@
       </w:r>
     </w:p>
     <w:p>
+      <w:r>
+        <w:t>Mejía, A. (s.f.). Indicadores de gestión.</w:t>
+      </w:r>
+    </w:p>
+    <w:p>
+      <w:r>
+        <w:t>Ortiz, A., H. (2011). Análisis financiero aplicado y principios de administración financiera (14a ed.). Universidad Externado de Colombia.</w:t>
+      </w:r>
+    </w:p>
+    <w:p>
+      <w:r>
+        <w:t>Roncancio, G. (2019). Indicadores de gestión (KPI s): tipos y ejemplos. Pensemos.</w:t>
+      </w:r>
+    </w:p>
+    <w:p>
       <w:hyperlink r:id="rId101" w:history="1">
-        <w:r>
-          <w:rPr>
-            <w:rStyle w:val="Hipervnculo"/>
-          </w:rPr>
-          <w:t>https://pdf4pro.com/view/iv-indicadores-financieros-y-su-6a73b.html</w:t>
-        </w:r>
-      </w:hyperlink>
-    </w:p>
-    <w:p>
-      <w:r>
-        <w:t>Mejía, A. (s.f.). Indicadores de gestión.</w:t>
-      </w:r>
-    </w:p>
-    <w:p>
-      <w:r>
-        <w:t>Ortiz, A., H. (2011). Análisis financiero aplicado y principios de administración financiera (14a ed.). Universidad Externado de Colombia.</w:t>
-      </w:r>
-    </w:p>
-    <w:p>
-      <w:r>
-        <w:t>Roncancio, G. (2019). Indicadores de gestión (KPI s): tipos y ejemplos. Pensemos.</w:t>
-      </w:r>
-    </w:p>
-    <w:p>
-      <w:hyperlink r:id="rId102" w:history="1">
         <w:r>
           <w:rPr>
             <w:rStyle w:val="Hipervnculo"/>
@@ -27166,7 +26905,7 @@
           <w:lang w:val="en-US"/>
         </w:rPr>
       </w:pPr>
-      <w:hyperlink r:id="rId103" w:history="1">
+      <w:hyperlink r:id="rId102" w:history="1">
         <w:r>
           <w:rPr>
             <w:rStyle w:val="Hipervnculo"/>
@@ -28101,8 +27840,8 @@
       </w:pPr>
     </w:p>
     <w:sectPr>
-      <w:headerReference w:type="default" r:id="rId104"/>
-      <w:footerReference w:type="default" r:id="rId105"/>
+      <w:headerReference w:type="default" r:id="rId103"/>
+      <w:footerReference w:type="default" r:id="rId104"/>
       <w:pgSz w:w="12240" w:h="15840"/>
       <w:pgMar w:top="1701" w:right="1134" w:bottom="1134" w:left="1134" w:header="709" w:footer="737" w:gutter="0"/>
       <w:pgNumType w:start="1"/>
@@ -28427,205 +28166,6 @@
     </w:lvl>
   </w:abstractNum>
   <w:abstractNum w:abstractNumId="1" w15:restartNumberingAfterBreak="0">
-    <w:nsid w:val="00A1593B"/>
-    <w:multiLevelType w:val="hybridMultilevel"/>
-    <w:tmpl w:val="FD58B5D2"/>
-    <w:lvl w:ilvl="0" w:tplc="0C0A0017">
-      <w:start w:val="1"/>
-      <w:numFmt w:val="lowerLetter"/>
-      <w:lvlText w:val="%1)"/>
-      <w:lvlJc w:val="left"/>
-      <w:pPr>
-        <w:ind w:left="1429" w:hanging="360"/>
-      </w:pPr>
-    </w:lvl>
-    <w:lvl w:ilvl="1" w:tplc="0C0A0019" w:tentative="1">
-      <w:start w:val="1"/>
-      <w:numFmt w:val="lowerLetter"/>
-      <w:lvlText w:val="%2."/>
-      <w:lvlJc w:val="left"/>
-      <w:pPr>
-        <w:ind w:left="2149" w:hanging="360"/>
-      </w:pPr>
-    </w:lvl>
-    <w:lvl w:ilvl="2" w:tplc="0C0A001B" w:tentative="1">
-      <w:start w:val="1"/>
-      <w:numFmt w:val="lowerRoman"/>
-      <w:lvlText w:val="%3."/>
-      <w:lvlJc w:val="right"/>
-      <w:pPr>
-        <w:ind w:left="2869" w:hanging="180"/>
-      </w:pPr>
-    </w:lvl>
-    <w:lvl w:ilvl="3" w:tplc="0C0A000F" w:tentative="1">
-      <w:start w:val="1"/>
-      <w:numFmt w:val="decimal"/>
-      <w:lvlText w:val="%4."/>
-      <w:lvlJc w:val="left"/>
-      <w:pPr>
-        <w:ind w:left="3589" w:hanging="360"/>
-      </w:pPr>
-    </w:lvl>
-    <w:lvl w:ilvl="4" w:tplc="0C0A0019" w:tentative="1">
-      <w:start w:val="1"/>
-      <w:numFmt w:val="lowerLetter"/>
-      <w:lvlText w:val="%5."/>
-      <w:lvlJc w:val="left"/>
-      <w:pPr>
-        <w:ind w:left="4309" w:hanging="360"/>
-      </w:pPr>
-    </w:lvl>
-    <w:lvl w:ilvl="5" w:tplc="0C0A001B" w:tentative="1">
-      <w:start w:val="1"/>
-      <w:numFmt w:val="lowerRoman"/>
-      <w:lvlText w:val="%6."/>
-      <w:lvlJc w:val="right"/>
-      <w:pPr>
-        <w:ind w:left="5029" w:hanging="180"/>
-      </w:pPr>
-    </w:lvl>
-    <w:lvl w:ilvl="6" w:tplc="0C0A000F" w:tentative="1">
-      <w:start w:val="1"/>
-      <w:numFmt w:val="decimal"/>
-      <w:lvlText w:val="%7."/>
-      <w:lvlJc w:val="left"/>
-      <w:pPr>
-        <w:ind w:left="5749" w:hanging="360"/>
-      </w:pPr>
-    </w:lvl>
-    <w:lvl w:ilvl="7" w:tplc="0C0A0019" w:tentative="1">
-      <w:start w:val="1"/>
-      <w:numFmt w:val="lowerLetter"/>
-      <w:lvlText w:val="%8."/>
-      <w:lvlJc w:val="left"/>
-      <w:pPr>
-        <w:ind w:left="6469" w:hanging="360"/>
-      </w:pPr>
-    </w:lvl>
-    <w:lvl w:ilvl="8" w:tplc="0C0A001B" w:tentative="1">
-      <w:start w:val="1"/>
-      <w:numFmt w:val="lowerRoman"/>
-      <w:lvlText w:val="%9."/>
-      <w:lvlJc w:val="right"/>
-      <w:pPr>
-        <w:ind w:left="7189" w:hanging="180"/>
-      </w:pPr>
-    </w:lvl>
-  </w:abstractNum>
-  <w:abstractNum w:abstractNumId="2" w15:restartNumberingAfterBreak="0">
-    <w:nsid w:val="036567BD"/>
-    <w:multiLevelType w:val="hybridMultilevel"/>
-    <w:tmpl w:val="2B409AEA"/>
-    <w:lvl w:ilvl="0" w:tplc="0C0A0001">
-      <w:start w:val="1"/>
-      <w:numFmt w:val="bullet"/>
-      <w:lvlText w:val=""/>
-      <w:lvlJc w:val="left"/>
-      <w:pPr>
-        <w:ind w:left="1429" w:hanging="360"/>
-      </w:pPr>
-      <w:rPr>
-        <w:rFonts w:ascii="Symbol" w:hAnsi="Symbol" w:hint="default"/>
-      </w:rPr>
-    </w:lvl>
-    <w:lvl w:ilvl="1" w:tplc="0C0A0003" w:tentative="1">
-      <w:start w:val="1"/>
-      <w:numFmt w:val="bullet"/>
-      <w:lvlText w:val="o"/>
-      <w:lvlJc w:val="left"/>
-      <w:pPr>
-        <w:ind w:left="2149" w:hanging="360"/>
-      </w:pPr>
-      <w:rPr>
-        <w:rFonts w:ascii="Courier New" w:hAnsi="Courier New" w:cs="Courier New" w:hint="default"/>
-      </w:rPr>
-    </w:lvl>
-    <w:lvl w:ilvl="2" w:tplc="0C0A0005" w:tentative="1">
-      <w:start w:val="1"/>
-      <w:numFmt w:val="bullet"/>
-      <w:lvlText w:val=""/>
-      <w:lvlJc w:val="left"/>
-      <w:pPr>
-        <w:ind w:left="2869" w:hanging="360"/>
-      </w:pPr>
-      <w:rPr>
-        <w:rFonts w:ascii="Wingdings" w:hAnsi="Wingdings" w:hint="default"/>
-      </w:rPr>
-    </w:lvl>
-    <w:lvl w:ilvl="3" w:tplc="0C0A0001" w:tentative="1">
-      <w:start w:val="1"/>
-      <w:numFmt w:val="bullet"/>
-      <w:lvlText w:val=""/>
-      <w:lvlJc w:val="left"/>
-      <w:pPr>
-        <w:ind w:left="3589" w:hanging="360"/>
-      </w:pPr>
-      <w:rPr>
-        <w:rFonts w:ascii="Symbol" w:hAnsi="Symbol" w:hint="default"/>
-      </w:rPr>
-    </w:lvl>
-    <w:lvl w:ilvl="4" w:tplc="0C0A0003" w:tentative="1">
-      <w:start w:val="1"/>
-      <w:numFmt w:val="bullet"/>
-      <w:lvlText w:val="o"/>
-      <w:lvlJc w:val="left"/>
-      <w:pPr>
-        <w:ind w:left="4309" w:hanging="360"/>
-      </w:pPr>
-      <w:rPr>
-        <w:rFonts w:ascii="Courier New" w:hAnsi="Courier New" w:cs="Courier New" w:hint="default"/>
-      </w:rPr>
-    </w:lvl>
-    <w:lvl w:ilvl="5" w:tplc="0C0A0005" w:tentative="1">
-      <w:start w:val="1"/>
-      <w:numFmt w:val="bullet"/>
-      <w:lvlText w:val=""/>
-      <w:lvlJc w:val="left"/>
-      <w:pPr>
-        <w:ind w:left="5029" w:hanging="360"/>
-      </w:pPr>
-      <w:rPr>
-        <w:rFonts w:ascii="Wingdings" w:hAnsi="Wingdings" w:hint="default"/>
-      </w:rPr>
-    </w:lvl>
-    <w:lvl w:ilvl="6" w:tplc="0C0A0001" w:tentative="1">
-      <w:start w:val="1"/>
-      <w:numFmt w:val="bullet"/>
-      <w:lvlText w:val=""/>
-      <w:lvlJc w:val="left"/>
-      <w:pPr>
-        <w:ind w:left="5749" w:hanging="360"/>
-      </w:pPr>
-      <w:rPr>
-        <w:rFonts w:ascii="Symbol" w:hAnsi="Symbol" w:hint="default"/>
-      </w:rPr>
-    </w:lvl>
-    <w:lvl w:ilvl="7" w:tplc="0C0A0003" w:tentative="1">
-      <w:start w:val="1"/>
-      <w:numFmt w:val="bullet"/>
-      <w:lvlText w:val="o"/>
-      <w:lvlJc w:val="left"/>
-      <w:pPr>
-        <w:ind w:left="6469" w:hanging="360"/>
-      </w:pPr>
-      <w:rPr>
-        <w:rFonts w:ascii="Courier New" w:hAnsi="Courier New" w:cs="Courier New" w:hint="default"/>
-      </w:rPr>
-    </w:lvl>
-    <w:lvl w:ilvl="8" w:tplc="0C0A0005" w:tentative="1">
-      <w:start w:val="1"/>
-      <w:numFmt w:val="bullet"/>
-      <w:lvlText w:val=""/>
-      <w:lvlJc w:val="left"/>
-      <w:pPr>
-        <w:ind w:left="7189" w:hanging="360"/>
-      </w:pPr>
-      <w:rPr>
-        <w:rFonts w:ascii="Wingdings" w:hAnsi="Wingdings" w:hint="default"/>
-      </w:rPr>
-    </w:lvl>
-  </w:abstractNum>
-  <w:abstractNum w:abstractNumId="3" w15:restartNumberingAfterBreak="0">
     <w:nsid w:val="05B4023D"/>
     <w:multiLevelType w:val="hybridMultilevel"/>
     <w:tmpl w:val="7FFAFB82"/>
@@ -28738,1110 +28278,7 @@
       </w:rPr>
     </w:lvl>
   </w:abstractNum>
-  <w:abstractNum w:abstractNumId="4" w15:restartNumberingAfterBreak="0">
-    <w:nsid w:val="0A81193F"/>
-    <w:multiLevelType w:val="hybridMultilevel"/>
-    <w:tmpl w:val="6952EA7C"/>
-    <w:lvl w:ilvl="0" w:tplc="0C0A0001">
-      <w:start w:val="1"/>
-      <w:numFmt w:val="bullet"/>
-      <w:lvlText w:val=""/>
-      <w:lvlJc w:val="left"/>
-      <w:pPr>
-        <w:ind w:left="1429" w:hanging="360"/>
-      </w:pPr>
-      <w:rPr>
-        <w:rFonts w:ascii="Symbol" w:hAnsi="Symbol" w:hint="default"/>
-      </w:rPr>
-    </w:lvl>
-    <w:lvl w:ilvl="1" w:tplc="0C0A0003" w:tentative="1">
-      <w:start w:val="1"/>
-      <w:numFmt w:val="bullet"/>
-      <w:lvlText w:val="o"/>
-      <w:lvlJc w:val="left"/>
-      <w:pPr>
-        <w:ind w:left="2149" w:hanging="360"/>
-      </w:pPr>
-      <w:rPr>
-        <w:rFonts w:ascii="Courier New" w:hAnsi="Courier New" w:cs="Courier New" w:hint="default"/>
-      </w:rPr>
-    </w:lvl>
-    <w:lvl w:ilvl="2" w:tplc="0C0A0005" w:tentative="1">
-      <w:start w:val="1"/>
-      <w:numFmt w:val="bullet"/>
-      <w:lvlText w:val=""/>
-      <w:lvlJc w:val="left"/>
-      <w:pPr>
-        <w:ind w:left="2869" w:hanging="360"/>
-      </w:pPr>
-      <w:rPr>
-        <w:rFonts w:ascii="Wingdings" w:hAnsi="Wingdings" w:hint="default"/>
-      </w:rPr>
-    </w:lvl>
-    <w:lvl w:ilvl="3" w:tplc="0C0A0001" w:tentative="1">
-      <w:start w:val="1"/>
-      <w:numFmt w:val="bullet"/>
-      <w:lvlText w:val=""/>
-      <w:lvlJc w:val="left"/>
-      <w:pPr>
-        <w:ind w:left="3589" w:hanging="360"/>
-      </w:pPr>
-      <w:rPr>
-        <w:rFonts w:ascii="Symbol" w:hAnsi="Symbol" w:hint="default"/>
-      </w:rPr>
-    </w:lvl>
-    <w:lvl w:ilvl="4" w:tplc="0C0A0003" w:tentative="1">
-      <w:start w:val="1"/>
-      <w:numFmt w:val="bullet"/>
-      <w:lvlText w:val="o"/>
-      <w:lvlJc w:val="left"/>
-      <w:pPr>
-        <w:ind w:left="4309" w:hanging="360"/>
-      </w:pPr>
-      <w:rPr>
-        <w:rFonts w:ascii="Courier New" w:hAnsi="Courier New" w:cs="Courier New" w:hint="default"/>
-      </w:rPr>
-    </w:lvl>
-    <w:lvl w:ilvl="5" w:tplc="0C0A0005" w:tentative="1">
-      <w:start w:val="1"/>
-      <w:numFmt w:val="bullet"/>
-      <w:lvlText w:val=""/>
-      <w:lvlJc w:val="left"/>
-      <w:pPr>
-        <w:ind w:left="5029" w:hanging="360"/>
-      </w:pPr>
-      <w:rPr>
-        <w:rFonts w:ascii="Wingdings" w:hAnsi="Wingdings" w:hint="default"/>
-      </w:rPr>
-    </w:lvl>
-    <w:lvl w:ilvl="6" w:tplc="0C0A0001" w:tentative="1">
-      <w:start w:val="1"/>
-      <w:numFmt w:val="bullet"/>
-      <w:lvlText w:val=""/>
-      <w:lvlJc w:val="left"/>
-      <w:pPr>
-        <w:ind w:left="5749" w:hanging="360"/>
-      </w:pPr>
-      <w:rPr>
-        <w:rFonts w:ascii="Symbol" w:hAnsi="Symbol" w:hint="default"/>
-      </w:rPr>
-    </w:lvl>
-    <w:lvl w:ilvl="7" w:tplc="0C0A0003" w:tentative="1">
-      <w:start w:val="1"/>
-      <w:numFmt w:val="bullet"/>
-      <w:lvlText w:val="o"/>
-      <w:lvlJc w:val="left"/>
-      <w:pPr>
-        <w:ind w:left="6469" w:hanging="360"/>
-      </w:pPr>
-      <w:rPr>
-        <w:rFonts w:ascii="Courier New" w:hAnsi="Courier New" w:cs="Courier New" w:hint="default"/>
-      </w:rPr>
-    </w:lvl>
-    <w:lvl w:ilvl="8" w:tplc="0C0A0005" w:tentative="1">
-      <w:start w:val="1"/>
-      <w:numFmt w:val="bullet"/>
-      <w:lvlText w:val=""/>
-      <w:lvlJc w:val="left"/>
-      <w:pPr>
-        <w:ind w:left="7189" w:hanging="360"/>
-      </w:pPr>
-      <w:rPr>
-        <w:rFonts w:ascii="Wingdings" w:hAnsi="Wingdings" w:hint="default"/>
-      </w:rPr>
-    </w:lvl>
-  </w:abstractNum>
-  <w:abstractNum w:abstractNumId="5" w15:restartNumberingAfterBreak="0">
-    <w:nsid w:val="13B25961"/>
-    <w:multiLevelType w:val="hybridMultilevel"/>
-    <w:tmpl w:val="4888EE2E"/>
-    <w:lvl w:ilvl="0" w:tplc="0C0A0001">
-      <w:start w:val="1"/>
-      <w:numFmt w:val="bullet"/>
-      <w:lvlText w:val=""/>
-      <w:lvlJc w:val="left"/>
-      <w:pPr>
-        <w:ind w:left="1429" w:hanging="360"/>
-      </w:pPr>
-      <w:rPr>
-        <w:rFonts w:ascii="Symbol" w:hAnsi="Symbol" w:hint="default"/>
-      </w:rPr>
-    </w:lvl>
-    <w:lvl w:ilvl="1" w:tplc="0C0A0003" w:tentative="1">
-      <w:start w:val="1"/>
-      <w:numFmt w:val="bullet"/>
-      <w:lvlText w:val="o"/>
-      <w:lvlJc w:val="left"/>
-      <w:pPr>
-        <w:ind w:left="2149" w:hanging="360"/>
-      </w:pPr>
-      <w:rPr>
-        <w:rFonts w:ascii="Courier New" w:hAnsi="Courier New" w:cs="Courier New" w:hint="default"/>
-      </w:rPr>
-    </w:lvl>
-    <w:lvl w:ilvl="2" w:tplc="0C0A0005" w:tentative="1">
-      <w:start w:val="1"/>
-      <w:numFmt w:val="bullet"/>
-      <w:lvlText w:val=""/>
-      <w:lvlJc w:val="left"/>
-      <w:pPr>
-        <w:ind w:left="2869" w:hanging="360"/>
-      </w:pPr>
-      <w:rPr>
-        <w:rFonts w:ascii="Wingdings" w:hAnsi="Wingdings" w:hint="default"/>
-      </w:rPr>
-    </w:lvl>
-    <w:lvl w:ilvl="3" w:tplc="0C0A0001" w:tentative="1">
-      <w:start w:val="1"/>
-      <w:numFmt w:val="bullet"/>
-      <w:lvlText w:val=""/>
-      <w:lvlJc w:val="left"/>
-      <w:pPr>
-        <w:ind w:left="3589" w:hanging="360"/>
-      </w:pPr>
-      <w:rPr>
-        <w:rFonts w:ascii="Symbol" w:hAnsi="Symbol" w:hint="default"/>
-      </w:rPr>
-    </w:lvl>
-    <w:lvl w:ilvl="4" w:tplc="0C0A0003" w:tentative="1">
-      <w:start w:val="1"/>
-      <w:numFmt w:val="bullet"/>
-      <w:lvlText w:val="o"/>
-      <w:lvlJc w:val="left"/>
-      <w:pPr>
-        <w:ind w:left="4309" w:hanging="360"/>
-      </w:pPr>
-      <w:rPr>
-        <w:rFonts w:ascii="Courier New" w:hAnsi="Courier New" w:cs="Courier New" w:hint="default"/>
-      </w:rPr>
-    </w:lvl>
-    <w:lvl w:ilvl="5" w:tplc="0C0A0005" w:tentative="1">
-      <w:start w:val="1"/>
-      <w:numFmt w:val="bullet"/>
-      <w:lvlText w:val=""/>
-      <w:lvlJc w:val="left"/>
-      <w:pPr>
-        <w:ind w:left="5029" w:hanging="360"/>
-      </w:pPr>
-      <w:rPr>
-        <w:rFonts w:ascii="Wingdings" w:hAnsi="Wingdings" w:hint="default"/>
-      </w:rPr>
-    </w:lvl>
-    <w:lvl w:ilvl="6" w:tplc="0C0A0001" w:tentative="1">
-      <w:start w:val="1"/>
-      <w:numFmt w:val="bullet"/>
-      <w:lvlText w:val=""/>
-      <w:lvlJc w:val="left"/>
-      <w:pPr>
-        <w:ind w:left="5749" w:hanging="360"/>
-      </w:pPr>
-      <w:rPr>
-        <w:rFonts w:ascii="Symbol" w:hAnsi="Symbol" w:hint="default"/>
-      </w:rPr>
-    </w:lvl>
-    <w:lvl w:ilvl="7" w:tplc="0C0A0003" w:tentative="1">
-      <w:start w:val="1"/>
-      <w:numFmt w:val="bullet"/>
-      <w:lvlText w:val="o"/>
-      <w:lvlJc w:val="left"/>
-      <w:pPr>
-        <w:ind w:left="6469" w:hanging="360"/>
-      </w:pPr>
-      <w:rPr>
-        <w:rFonts w:ascii="Courier New" w:hAnsi="Courier New" w:cs="Courier New" w:hint="default"/>
-      </w:rPr>
-    </w:lvl>
-    <w:lvl w:ilvl="8" w:tplc="0C0A0005" w:tentative="1">
-      <w:start w:val="1"/>
-      <w:numFmt w:val="bullet"/>
-      <w:lvlText w:val=""/>
-      <w:lvlJc w:val="left"/>
-      <w:pPr>
-        <w:ind w:left="7189" w:hanging="360"/>
-      </w:pPr>
-      <w:rPr>
-        <w:rFonts w:ascii="Wingdings" w:hAnsi="Wingdings" w:hint="default"/>
-      </w:rPr>
-    </w:lvl>
-  </w:abstractNum>
-  <w:abstractNum w:abstractNumId="6" w15:restartNumberingAfterBreak="0">
-    <w:nsid w:val="17460938"/>
-    <w:multiLevelType w:val="hybridMultilevel"/>
-    <w:tmpl w:val="D26895D4"/>
-    <w:lvl w:ilvl="0" w:tplc="0C0A0001">
-      <w:start w:val="1"/>
-      <w:numFmt w:val="bullet"/>
-      <w:lvlText w:val=""/>
-      <w:lvlJc w:val="left"/>
-      <w:pPr>
-        <w:ind w:left="1429" w:hanging="360"/>
-      </w:pPr>
-      <w:rPr>
-        <w:rFonts w:ascii="Symbol" w:hAnsi="Symbol" w:hint="default"/>
-      </w:rPr>
-    </w:lvl>
-    <w:lvl w:ilvl="1" w:tplc="0C0A0003" w:tentative="1">
-      <w:start w:val="1"/>
-      <w:numFmt w:val="bullet"/>
-      <w:lvlText w:val="o"/>
-      <w:lvlJc w:val="left"/>
-      <w:pPr>
-        <w:ind w:left="2149" w:hanging="360"/>
-      </w:pPr>
-      <w:rPr>
-        <w:rFonts w:ascii="Courier New" w:hAnsi="Courier New" w:cs="Courier New" w:hint="default"/>
-      </w:rPr>
-    </w:lvl>
-    <w:lvl w:ilvl="2" w:tplc="0C0A0005" w:tentative="1">
-      <w:start w:val="1"/>
-      <w:numFmt w:val="bullet"/>
-      <w:lvlText w:val=""/>
-      <w:lvlJc w:val="left"/>
-      <w:pPr>
-        <w:ind w:left="2869" w:hanging="360"/>
-      </w:pPr>
-      <w:rPr>
-        <w:rFonts w:ascii="Wingdings" w:hAnsi="Wingdings" w:hint="default"/>
-      </w:rPr>
-    </w:lvl>
-    <w:lvl w:ilvl="3" w:tplc="0C0A0001" w:tentative="1">
-      <w:start w:val="1"/>
-      <w:numFmt w:val="bullet"/>
-      <w:lvlText w:val=""/>
-      <w:lvlJc w:val="left"/>
-      <w:pPr>
-        <w:ind w:left="3589" w:hanging="360"/>
-      </w:pPr>
-      <w:rPr>
-        <w:rFonts w:ascii="Symbol" w:hAnsi="Symbol" w:hint="default"/>
-      </w:rPr>
-    </w:lvl>
-    <w:lvl w:ilvl="4" w:tplc="0C0A0003" w:tentative="1">
-      <w:start w:val="1"/>
-      <w:numFmt w:val="bullet"/>
-      <w:lvlText w:val="o"/>
-      <w:lvlJc w:val="left"/>
-      <w:pPr>
-        <w:ind w:left="4309" w:hanging="360"/>
-      </w:pPr>
-      <w:rPr>
-        <w:rFonts w:ascii="Courier New" w:hAnsi="Courier New" w:cs="Courier New" w:hint="default"/>
-      </w:rPr>
-    </w:lvl>
-    <w:lvl w:ilvl="5" w:tplc="0C0A0005" w:tentative="1">
-      <w:start w:val="1"/>
-      <w:numFmt w:val="bullet"/>
-      <w:lvlText w:val=""/>
-      <w:lvlJc w:val="left"/>
-      <w:pPr>
-        <w:ind w:left="5029" w:hanging="360"/>
-      </w:pPr>
-      <w:rPr>
-        <w:rFonts w:ascii="Wingdings" w:hAnsi="Wingdings" w:hint="default"/>
-      </w:rPr>
-    </w:lvl>
-    <w:lvl w:ilvl="6" w:tplc="0C0A0001" w:tentative="1">
-      <w:start w:val="1"/>
-      <w:numFmt w:val="bullet"/>
-      <w:lvlText w:val=""/>
-      <w:lvlJc w:val="left"/>
-      <w:pPr>
-        <w:ind w:left="5749" w:hanging="360"/>
-      </w:pPr>
-      <w:rPr>
-        <w:rFonts w:ascii="Symbol" w:hAnsi="Symbol" w:hint="default"/>
-      </w:rPr>
-    </w:lvl>
-    <w:lvl w:ilvl="7" w:tplc="0C0A0003" w:tentative="1">
-      <w:start w:val="1"/>
-      <w:numFmt w:val="bullet"/>
-      <w:lvlText w:val="o"/>
-      <w:lvlJc w:val="left"/>
-      <w:pPr>
-        <w:ind w:left="6469" w:hanging="360"/>
-      </w:pPr>
-      <w:rPr>
-        <w:rFonts w:ascii="Courier New" w:hAnsi="Courier New" w:cs="Courier New" w:hint="default"/>
-      </w:rPr>
-    </w:lvl>
-    <w:lvl w:ilvl="8" w:tplc="0C0A0005" w:tentative="1">
-      <w:start w:val="1"/>
-      <w:numFmt w:val="bullet"/>
-      <w:lvlText w:val=""/>
-      <w:lvlJc w:val="left"/>
-      <w:pPr>
-        <w:ind w:left="7189" w:hanging="360"/>
-      </w:pPr>
-      <w:rPr>
-        <w:rFonts w:ascii="Wingdings" w:hAnsi="Wingdings" w:hint="default"/>
-      </w:rPr>
-    </w:lvl>
-  </w:abstractNum>
-  <w:abstractNum w:abstractNumId="7" w15:restartNumberingAfterBreak="0">
-    <w:nsid w:val="1A9578A5"/>
-    <w:multiLevelType w:val="hybridMultilevel"/>
-    <w:tmpl w:val="568EFF52"/>
-    <w:lvl w:ilvl="0" w:tplc="0C0A0001">
-      <w:start w:val="1"/>
-      <w:numFmt w:val="bullet"/>
-      <w:lvlText w:val=""/>
-      <w:lvlJc w:val="left"/>
-      <w:pPr>
-        <w:ind w:left="1429" w:hanging="360"/>
-      </w:pPr>
-      <w:rPr>
-        <w:rFonts w:ascii="Symbol" w:hAnsi="Symbol" w:hint="default"/>
-      </w:rPr>
-    </w:lvl>
-    <w:lvl w:ilvl="1" w:tplc="0C0A0003" w:tentative="1">
-      <w:start w:val="1"/>
-      <w:numFmt w:val="bullet"/>
-      <w:lvlText w:val="o"/>
-      <w:lvlJc w:val="left"/>
-      <w:pPr>
-        <w:ind w:left="2149" w:hanging="360"/>
-      </w:pPr>
-      <w:rPr>
-        <w:rFonts w:ascii="Courier New" w:hAnsi="Courier New" w:cs="Courier New" w:hint="default"/>
-      </w:rPr>
-    </w:lvl>
-    <w:lvl w:ilvl="2" w:tplc="0C0A0005" w:tentative="1">
-      <w:start w:val="1"/>
-      <w:numFmt w:val="bullet"/>
-      <w:lvlText w:val=""/>
-      <w:lvlJc w:val="left"/>
-      <w:pPr>
-        <w:ind w:left="2869" w:hanging="360"/>
-      </w:pPr>
-      <w:rPr>
-        <w:rFonts w:ascii="Wingdings" w:hAnsi="Wingdings" w:hint="default"/>
-      </w:rPr>
-    </w:lvl>
-    <w:lvl w:ilvl="3" w:tplc="0C0A0001" w:tentative="1">
-      <w:start w:val="1"/>
-      <w:numFmt w:val="bullet"/>
-      <w:lvlText w:val=""/>
-      <w:lvlJc w:val="left"/>
-      <w:pPr>
-        <w:ind w:left="3589" w:hanging="360"/>
-      </w:pPr>
-      <w:rPr>
-        <w:rFonts w:ascii="Symbol" w:hAnsi="Symbol" w:hint="default"/>
-      </w:rPr>
-    </w:lvl>
-    <w:lvl w:ilvl="4" w:tplc="0C0A0003" w:tentative="1">
-      <w:start w:val="1"/>
-      <w:numFmt w:val="bullet"/>
-      <w:lvlText w:val="o"/>
-      <w:lvlJc w:val="left"/>
-      <w:pPr>
-        <w:ind w:left="4309" w:hanging="360"/>
-      </w:pPr>
-      <w:rPr>
-        <w:rFonts w:ascii="Courier New" w:hAnsi="Courier New" w:cs="Courier New" w:hint="default"/>
-      </w:rPr>
-    </w:lvl>
-    <w:lvl w:ilvl="5" w:tplc="0C0A0005" w:tentative="1">
-      <w:start w:val="1"/>
-      <w:numFmt w:val="bullet"/>
-      <w:lvlText w:val=""/>
-      <w:lvlJc w:val="left"/>
-      <w:pPr>
-        <w:ind w:left="5029" w:hanging="360"/>
-      </w:pPr>
-      <w:rPr>
-        <w:rFonts w:ascii="Wingdings" w:hAnsi="Wingdings" w:hint="default"/>
-      </w:rPr>
-    </w:lvl>
-    <w:lvl w:ilvl="6" w:tplc="0C0A0001" w:tentative="1">
-      <w:start w:val="1"/>
-      <w:numFmt w:val="bullet"/>
-      <w:lvlText w:val=""/>
-      <w:lvlJc w:val="left"/>
-      <w:pPr>
-        <w:ind w:left="5749" w:hanging="360"/>
-      </w:pPr>
-      <w:rPr>
-        <w:rFonts w:ascii="Symbol" w:hAnsi="Symbol" w:hint="default"/>
-      </w:rPr>
-    </w:lvl>
-    <w:lvl w:ilvl="7" w:tplc="0C0A0003" w:tentative="1">
-      <w:start w:val="1"/>
-      <w:numFmt w:val="bullet"/>
-      <w:lvlText w:val="o"/>
-      <w:lvlJc w:val="left"/>
-      <w:pPr>
-        <w:ind w:left="6469" w:hanging="360"/>
-      </w:pPr>
-      <w:rPr>
-        <w:rFonts w:ascii="Courier New" w:hAnsi="Courier New" w:cs="Courier New" w:hint="default"/>
-      </w:rPr>
-    </w:lvl>
-    <w:lvl w:ilvl="8" w:tplc="0C0A0005" w:tentative="1">
-      <w:start w:val="1"/>
-      <w:numFmt w:val="bullet"/>
-      <w:lvlText w:val=""/>
-      <w:lvlJc w:val="left"/>
-      <w:pPr>
-        <w:ind w:left="7189" w:hanging="360"/>
-      </w:pPr>
-      <w:rPr>
-        <w:rFonts w:ascii="Wingdings" w:hAnsi="Wingdings" w:hint="default"/>
-      </w:rPr>
-    </w:lvl>
-  </w:abstractNum>
-  <w:abstractNum w:abstractNumId="8" w15:restartNumberingAfterBreak="0">
-    <w:nsid w:val="1C366C62"/>
-    <w:multiLevelType w:val="hybridMultilevel"/>
-    <w:tmpl w:val="860607DC"/>
-    <w:lvl w:ilvl="0" w:tplc="0C0A0001">
-      <w:start w:val="1"/>
-      <w:numFmt w:val="bullet"/>
-      <w:lvlText w:val=""/>
-      <w:lvlJc w:val="left"/>
-      <w:pPr>
-        <w:ind w:left="1429" w:hanging="360"/>
-      </w:pPr>
-      <w:rPr>
-        <w:rFonts w:ascii="Symbol" w:hAnsi="Symbol" w:hint="default"/>
-      </w:rPr>
-    </w:lvl>
-    <w:lvl w:ilvl="1" w:tplc="0C0A0003" w:tentative="1">
-      <w:start w:val="1"/>
-      <w:numFmt w:val="bullet"/>
-      <w:lvlText w:val="o"/>
-      <w:lvlJc w:val="left"/>
-      <w:pPr>
-        <w:ind w:left="2149" w:hanging="360"/>
-      </w:pPr>
-      <w:rPr>
-        <w:rFonts w:ascii="Courier New" w:hAnsi="Courier New" w:cs="Courier New" w:hint="default"/>
-      </w:rPr>
-    </w:lvl>
-    <w:lvl w:ilvl="2" w:tplc="0C0A0005" w:tentative="1">
-      <w:start w:val="1"/>
-      <w:numFmt w:val="bullet"/>
-      <w:lvlText w:val=""/>
-      <w:lvlJc w:val="left"/>
-      <w:pPr>
-        <w:ind w:left="2869" w:hanging="360"/>
-      </w:pPr>
-      <w:rPr>
-        <w:rFonts w:ascii="Wingdings" w:hAnsi="Wingdings" w:hint="default"/>
-      </w:rPr>
-    </w:lvl>
-    <w:lvl w:ilvl="3" w:tplc="0C0A0001" w:tentative="1">
-      <w:start w:val="1"/>
-      <w:numFmt w:val="bullet"/>
-      <w:lvlText w:val=""/>
-      <w:lvlJc w:val="left"/>
-      <w:pPr>
-        <w:ind w:left="3589" w:hanging="360"/>
-      </w:pPr>
-      <w:rPr>
-        <w:rFonts w:ascii="Symbol" w:hAnsi="Symbol" w:hint="default"/>
-      </w:rPr>
-    </w:lvl>
-    <w:lvl w:ilvl="4" w:tplc="0C0A0003" w:tentative="1">
-      <w:start w:val="1"/>
-      <w:numFmt w:val="bullet"/>
-      <w:lvlText w:val="o"/>
-      <w:lvlJc w:val="left"/>
-      <w:pPr>
-        <w:ind w:left="4309" w:hanging="360"/>
-      </w:pPr>
-      <w:rPr>
-        <w:rFonts w:ascii="Courier New" w:hAnsi="Courier New" w:cs="Courier New" w:hint="default"/>
-      </w:rPr>
-    </w:lvl>
-    <w:lvl w:ilvl="5" w:tplc="0C0A0005" w:tentative="1">
-      <w:start w:val="1"/>
-      <w:numFmt w:val="bullet"/>
-      <w:lvlText w:val=""/>
-      <w:lvlJc w:val="left"/>
-      <w:pPr>
-        <w:ind w:left="5029" w:hanging="360"/>
-      </w:pPr>
-      <w:rPr>
-        <w:rFonts w:ascii="Wingdings" w:hAnsi="Wingdings" w:hint="default"/>
-      </w:rPr>
-    </w:lvl>
-    <w:lvl w:ilvl="6" w:tplc="0C0A0001" w:tentative="1">
-      <w:start w:val="1"/>
-      <w:numFmt w:val="bullet"/>
-      <w:lvlText w:val=""/>
-      <w:lvlJc w:val="left"/>
-      <w:pPr>
-        <w:ind w:left="5749" w:hanging="360"/>
-      </w:pPr>
-      <w:rPr>
-        <w:rFonts w:ascii="Symbol" w:hAnsi="Symbol" w:hint="default"/>
-      </w:rPr>
-    </w:lvl>
-    <w:lvl w:ilvl="7" w:tplc="0C0A0003" w:tentative="1">
-      <w:start w:val="1"/>
-      <w:numFmt w:val="bullet"/>
-      <w:lvlText w:val="o"/>
-      <w:lvlJc w:val="left"/>
-      <w:pPr>
-        <w:ind w:left="6469" w:hanging="360"/>
-      </w:pPr>
-      <w:rPr>
-        <w:rFonts w:ascii="Courier New" w:hAnsi="Courier New" w:cs="Courier New" w:hint="default"/>
-      </w:rPr>
-    </w:lvl>
-    <w:lvl w:ilvl="8" w:tplc="0C0A0005" w:tentative="1">
-      <w:start w:val="1"/>
-      <w:numFmt w:val="bullet"/>
-      <w:lvlText w:val=""/>
-      <w:lvlJc w:val="left"/>
-      <w:pPr>
-        <w:ind w:left="7189" w:hanging="360"/>
-      </w:pPr>
-      <w:rPr>
-        <w:rFonts w:ascii="Wingdings" w:hAnsi="Wingdings" w:hint="default"/>
-      </w:rPr>
-    </w:lvl>
-  </w:abstractNum>
-  <w:abstractNum w:abstractNumId="9" w15:restartNumberingAfterBreak="0">
-    <w:nsid w:val="1CDC5CCF"/>
-    <w:multiLevelType w:val="hybridMultilevel"/>
-    <w:tmpl w:val="91F8450C"/>
-    <w:lvl w:ilvl="0" w:tplc="0C0A0001">
-      <w:start w:val="1"/>
-      <w:numFmt w:val="bullet"/>
-      <w:lvlText w:val=""/>
-      <w:lvlJc w:val="left"/>
-      <w:pPr>
-        <w:ind w:left="1429" w:hanging="360"/>
-      </w:pPr>
-      <w:rPr>
-        <w:rFonts w:ascii="Symbol" w:hAnsi="Symbol" w:hint="default"/>
-      </w:rPr>
-    </w:lvl>
-    <w:lvl w:ilvl="1" w:tplc="0C0A0003" w:tentative="1">
-      <w:start w:val="1"/>
-      <w:numFmt w:val="bullet"/>
-      <w:lvlText w:val="o"/>
-      <w:lvlJc w:val="left"/>
-      <w:pPr>
-        <w:ind w:left="2149" w:hanging="360"/>
-      </w:pPr>
-      <w:rPr>
-        <w:rFonts w:ascii="Courier New" w:hAnsi="Courier New" w:cs="Courier New" w:hint="default"/>
-      </w:rPr>
-    </w:lvl>
-    <w:lvl w:ilvl="2" w:tplc="0C0A0005" w:tentative="1">
-      <w:start w:val="1"/>
-      <w:numFmt w:val="bullet"/>
-      <w:lvlText w:val=""/>
-      <w:lvlJc w:val="left"/>
-      <w:pPr>
-        <w:ind w:left="2869" w:hanging="360"/>
-      </w:pPr>
-      <w:rPr>
-        <w:rFonts w:ascii="Wingdings" w:hAnsi="Wingdings" w:hint="default"/>
-      </w:rPr>
-    </w:lvl>
-    <w:lvl w:ilvl="3" w:tplc="0C0A0001" w:tentative="1">
-      <w:start w:val="1"/>
-      <w:numFmt w:val="bullet"/>
-      <w:lvlText w:val=""/>
-      <w:lvlJc w:val="left"/>
-      <w:pPr>
-        <w:ind w:left="3589" w:hanging="360"/>
-      </w:pPr>
-      <w:rPr>
-        <w:rFonts w:ascii="Symbol" w:hAnsi="Symbol" w:hint="default"/>
-      </w:rPr>
-    </w:lvl>
-    <w:lvl w:ilvl="4" w:tplc="0C0A0003" w:tentative="1">
-      <w:start w:val="1"/>
-      <w:numFmt w:val="bullet"/>
-      <w:lvlText w:val="o"/>
-      <w:lvlJc w:val="left"/>
-      <w:pPr>
-        <w:ind w:left="4309" w:hanging="360"/>
-      </w:pPr>
-      <w:rPr>
-        <w:rFonts w:ascii="Courier New" w:hAnsi="Courier New" w:cs="Courier New" w:hint="default"/>
-      </w:rPr>
-    </w:lvl>
-    <w:lvl w:ilvl="5" w:tplc="0C0A0005" w:tentative="1">
-      <w:start w:val="1"/>
-      <w:numFmt w:val="bullet"/>
-      <w:lvlText w:val=""/>
-      <w:lvlJc w:val="left"/>
-      <w:pPr>
-        <w:ind w:left="5029" w:hanging="360"/>
-      </w:pPr>
-      <w:rPr>
-        <w:rFonts w:ascii="Wingdings" w:hAnsi="Wingdings" w:hint="default"/>
-      </w:rPr>
-    </w:lvl>
-    <w:lvl w:ilvl="6" w:tplc="0C0A0001" w:tentative="1">
-      <w:start w:val="1"/>
-      <w:numFmt w:val="bullet"/>
-      <w:lvlText w:val=""/>
-      <w:lvlJc w:val="left"/>
-      <w:pPr>
-        <w:ind w:left="5749" w:hanging="360"/>
-      </w:pPr>
-      <w:rPr>
-        <w:rFonts w:ascii="Symbol" w:hAnsi="Symbol" w:hint="default"/>
-      </w:rPr>
-    </w:lvl>
-    <w:lvl w:ilvl="7" w:tplc="0C0A0003" w:tentative="1">
-      <w:start w:val="1"/>
-      <w:numFmt w:val="bullet"/>
-      <w:lvlText w:val="o"/>
-      <w:lvlJc w:val="left"/>
-      <w:pPr>
-        <w:ind w:left="6469" w:hanging="360"/>
-      </w:pPr>
-      <w:rPr>
-        <w:rFonts w:ascii="Courier New" w:hAnsi="Courier New" w:cs="Courier New" w:hint="default"/>
-      </w:rPr>
-    </w:lvl>
-    <w:lvl w:ilvl="8" w:tplc="0C0A0005" w:tentative="1">
-      <w:start w:val="1"/>
-      <w:numFmt w:val="bullet"/>
-      <w:lvlText w:val=""/>
-      <w:lvlJc w:val="left"/>
-      <w:pPr>
-        <w:ind w:left="7189" w:hanging="360"/>
-      </w:pPr>
-      <w:rPr>
-        <w:rFonts w:ascii="Wingdings" w:hAnsi="Wingdings" w:hint="default"/>
-      </w:rPr>
-    </w:lvl>
-  </w:abstractNum>
-  <w:abstractNum w:abstractNumId="10" w15:restartNumberingAfterBreak="0">
-    <w:nsid w:val="1F787C3B"/>
-    <w:multiLevelType w:val="hybridMultilevel"/>
-    <w:tmpl w:val="8BA25752"/>
-    <w:lvl w:ilvl="0" w:tplc="0C0A0001">
-      <w:start w:val="1"/>
-      <w:numFmt w:val="bullet"/>
-      <w:lvlText w:val=""/>
-      <w:lvlJc w:val="left"/>
-      <w:pPr>
-        <w:ind w:left="1429" w:hanging="360"/>
-      </w:pPr>
-      <w:rPr>
-        <w:rFonts w:ascii="Symbol" w:hAnsi="Symbol" w:hint="default"/>
-      </w:rPr>
-    </w:lvl>
-    <w:lvl w:ilvl="1" w:tplc="0C0A0003" w:tentative="1">
-      <w:start w:val="1"/>
-      <w:numFmt w:val="bullet"/>
-      <w:lvlText w:val="o"/>
-      <w:lvlJc w:val="left"/>
-      <w:pPr>
-        <w:ind w:left="2149" w:hanging="360"/>
-      </w:pPr>
-      <w:rPr>
-        <w:rFonts w:ascii="Courier New" w:hAnsi="Courier New" w:cs="Courier New" w:hint="default"/>
-      </w:rPr>
-    </w:lvl>
-    <w:lvl w:ilvl="2" w:tplc="0C0A0005" w:tentative="1">
-      <w:start w:val="1"/>
-      <w:numFmt w:val="bullet"/>
-      <w:lvlText w:val=""/>
-      <w:lvlJc w:val="left"/>
-      <w:pPr>
-        <w:ind w:left="2869" w:hanging="360"/>
-      </w:pPr>
-      <w:rPr>
-        <w:rFonts w:ascii="Wingdings" w:hAnsi="Wingdings" w:hint="default"/>
-      </w:rPr>
-    </w:lvl>
-    <w:lvl w:ilvl="3" w:tplc="0C0A0001" w:tentative="1">
-      <w:start w:val="1"/>
-      <w:numFmt w:val="bullet"/>
-      <w:lvlText w:val=""/>
-      <w:lvlJc w:val="left"/>
-      <w:pPr>
-        <w:ind w:left="3589" w:hanging="360"/>
-      </w:pPr>
-      <w:rPr>
-        <w:rFonts w:ascii="Symbol" w:hAnsi="Symbol" w:hint="default"/>
-      </w:rPr>
-    </w:lvl>
-    <w:lvl w:ilvl="4" w:tplc="0C0A0003" w:tentative="1">
-      <w:start w:val="1"/>
-      <w:numFmt w:val="bullet"/>
-      <w:lvlText w:val="o"/>
-      <w:lvlJc w:val="left"/>
-      <w:pPr>
-        <w:ind w:left="4309" w:hanging="360"/>
-      </w:pPr>
-      <w:rPr>
-        <w:rFonts w:ascii="Courier New" w:hAnsi="Courier New" w:cs="Courier New" w:hint="default"/>
-      </w:rPr>
-    </w:lvl>
-    <w:lvl w:ilvl="5" w:tplc="0C0A0005" w:tentative="1">
-      <w:start w:val="1"/>
-      <w:numFmt w:val="bullet"/>
-      <w:lvlText w:val=""/>
-      <w:lvlJc w:val="left"/>
-      <w:pPr>
-        <w:ind w:left="5029" w:hanging="360"/>
-      </w:pPr>
-      <w:rPr>
-        <w:rFonts w:ascii="Wingdings" w:hAnsi="Wingdings" w:hint="default"/>
-      </w:rPr>
-    </w:lvl>
-    <w:lvl w:ilvl="6" w:tplc="0C0A0001" w:tentative="1">
-      <w:start w:val="1"/>
-      <w:numFmt w:val="bullet"/>
-      <w:lvlText w:val=""/>
-      <w:lvlJc w:val="left"/>
-      <w:pPr>
-        <w:ind w:left="5749" w:hanging="360"/>
-      </w:pPr>
-      <w:rPr>
-        <w:rFonts w:ascii="Symbol" w:hAnsi="Symbol" w:hint="default"/>
-      </w:rPr>
-    </w:lvl>
-    <w:lvl w:ilvl="7" w:tplc="0C0A0003" w:tentative="1">
-      <w:start w:val="1"/>
-      <w:numFmt w:val="bullet"/>
-      <w:lvlText w:val="o"/>
-      <w:lvlJc w:val="left"/>
-      <w:pPr>
-        <w:ind w:left="6469" w:hanging="360"/>
-      </w:pPr>
-      <w:rPr>
-        <w:rFonts w:ascii="Courier New" w:hAnsi="Courier New" w:cs="Courier New" w:hint="default"/>
-      </w:rPr>
-    </w:lvl>
-    <w:lvl w:ilvl="8" w:tplc="0C0A0005" w:tentative="1">
-      <w:start w:val="1"/>
-      <w:numFmt w:val="bullet"/>
-      <w:lvlText w:val=""/>
-      <w:lvlJc w:val="left"/>
-      <w:pPr>
-        <w:ind w:left="7189" w:hanging="360"/>
-      </w:pPr>
-      <w:rPr>
-        <w:rFonts w:ascii="Wingdings" w:hAnsi="Wingdings" w:hint="default"/>
-      </w:rPr>
-    </w:lvl>
-  </w:abstractNum>
-  <w:abstractNum w:abstractNumId="11" w15:restartNumberingAfterBreak="0">
-    <w:nsid w:val="22750B43"/>
-    <w:multiLevelType w:val="hybridMultilevel"/>
-    <w:tmpl w:val="7E561A12"/>
-    <w:lvl w:ilvl="0" w:tplc="0C0A0019">
-      <w:start w:val="1"/>
-      <w:numFmt w:val="lowerLetter"/>
-      <w:lvlText w:val="%1."/>
-      <w:lvlJc w:val="left"/>
-      <w:pPr>
-        <w:ind w:left="1429" w:hanging="360"/>
-      </w:pPr>
-    </w:lvl>
-    <w:lvl w:ilvl="1" w:tplc="0C0A0019" w:tentative="1">
-      <w:start w:val="1"/>
-      <w:numFmt w:val="lowerLetter"/>
-      <w:lvlText w:val="%2."/>
-      <w:lvlJc w:val="left"/>
-      <w:pPr>
-        <w:ind w:left="2149" w:hanging="360"/>
-      </w:pPr>
-    </w:lvl>
-    <w:lvl w:ilvl="2" w:tplc="0C0A001B" w:tentative="1">
-      <w:start w:val="1"/>
-      <w:numFmt w:val="lowerRoman"/>
-      <w:lvlText w:val="%3."/>
-      <w:lvlJc w:val="right"/>
-      <w:pPr>
-        <w:ind w:left="2869" w:hanging="180"/>
-      </w:pPr>
-    </w:lvl>
-    <w:lvl w:ilvl="3" w:tplc="0C0A000F" w:tentative="1">
-      <w:start w:val="1"/>
-      <w:numFmt w:val="decimal"/>
-      <w:lvlText w:val="%4."/>
-      <w:lvlJc w:val="left"/>
-      <w:pPr>
-        <w:ind w:left="3589" w:hanging="360"/>
-      </w:pPr>
-    </w:lvl>
-    <w:lvl w:ilvl="4" w:tplc="0C0A0019" w:tentative="1">
-      <w:start w:val="1"/>
-      <w:numFmt w:val="lowerLetter"/>
-      <w:lvlText w:val="%5."/>
-      <w:lvlJc w:val="left"/>
-      <w:pPr>
-        <w:ind w:left="4309" w:hanging="360"/>
-      </w:pPr>
-    </w:lvl>
-    <w:lvl w:ilvl="5" w:tplc="0C0A001B" w:tentative="1">
-      <w:start w:val="1"/>
-      <w:numFmt w:val="lowerRoman"/>
-      <w:lvlText w:val="%6."/>
-      <w:lvlJc w:val="right"/>
-      <w:pPr>
-        <w:ind w:left="5029" w:hanging="180"/>
-      </w:pPr>
-    </w:lvl>
-    <w:lvl w:ilvl="6" w:tplc="0C0A000F" w:tentative="1">
-      <w:start w:val="1"/>
-      <w:numFmt w:val="decimal"/>
-      <w:lvlText w:val="%7."/>
-      <w:lvlJc w:val="left"/>
-      <w:pPr>
-        <w:ind w:left="5749" w:hanging="360"/>
-      </w:pPr>
-    </w:lvl>
-    <w:lvl w:ilvl="7" w:tplc="0C0A0019" w:tentative="1">
-      <w:start w:val="1"/>
-      <w:numFmt w:val="lowerLetter"/>
-      <w:lvlText w:val="%8."/>
-      <w:lvlJc w:val="left"/>
-      <w:pPr>
-        <w:ind w:left="6469" w:hanging="360"/>
-      </w:pPr>
-    </w:lvl>
-    <w:lvl w:ilvl="8" w:tplc="0C0A001B" w:tentative="1">
-      <w:start w:val="1"/>
-      <w:numFmt w:val="lowerRoman"/>
-      <w:lvlText w:val="%9."/>
-      <w:lvlJc w:val="right"/>
-      <w:pPr>
-        <w:ind w:left="7189" w:hanging="180"/>
-      </w:pPr>
-    </w:lvl>
-  </w:abstractNum>
-  <w:abstractNum w:abstractNumId="12" w15:restartNumberingAfterBreak="0">
-    <w:nsid w:val="22D16ABE"/>
-    <w:multiLevelType w:val="hybridMultilevel"/>
-    <w:tmpl w:val="6E902C40"/>
-    <w:lvl w:ilvl="0" w:tplc="0C0A0001">
-      <w:start w:val="1"/>
-      <w:numFmt w:val="bullet"/>
-      <w:lvlText w:val=""/>
-      <w:lvlJc w:val="left"/>
-      <w:pPr>
-        <w:ind w:left="1429" w:hanging="360"/>
-      </w:pPr>
-      <w:rPr>
-        <w:rFonts w:ascii="Symbol" w:hAnsi="Symbol" w:hint="default"/>
-      </w:rPr>
-    </w:lvl>
-    <w:lvl w:ilvl="1" w:tplc="0C0A0003" w:tentative="1">
-      <w:start w:val="1"/>
-      <w:numFmt w:val="bullet"/>
-      <w:lvlText w:val="o"/>
-      <w:lvlJc w:val="left"/>
-      <w:pPr>
-        <w:ind w:left="2149" w:hanging="360"/>
-      </w:pPr>
-      <w:rPr>
-        <w:rFonts w:ascii="Courier New" w:hAnsi="Courier New" w:cs="Courier New" w:hint="default"/>
-      </w:rPr>
-    </w:lvl>
-    <w:lvl w:ilvl="2" w:tplc="0C0A0005" w:tentative="1">
-      <w:start w:val="1"/>
-      <w:numFmt w:val="bullet"/>
-      <w:lvlText w:val=""/>
-      <w:lvlJc w:val="left"/>
-      <w:pPr>
-        <w:ind w:left="2869" w:hanging="360"/>
-      </w:pPr>
-      <w:rPr>
-        <w:rFonts w:ascii="Wingdings" w:hAnsi="Wingdings" w:hint="default"/>
-      </w:rPr>
-    </w:lvl>
-    <w:lvl w:ilvl="3" w:tplc="0C0A0001" w:tentative="1">
-      <w:start w:val="1"/>
-      <w:numFmt w:val="bullet"/>
-      <w:lvlText w:val=""/>
-      <w:lvlJc w:val="left"/>
-      <w:pPr>
-        <w:ind w:left="3589" w:hanging="360"/>
-      </w:pPr>
-      <w:rPr>
-        <w:rFonts w:ascii="Symbol" w:hAnsi="Symbol" w:hint="default"/>
-      </w:rPr>
-    </w:lvl>
-    <w:lvl w:ilvl="4" w:tplc="0C0A0003" w:tentative="1">
-      <w:start w:val="1"/>
-      <w:numFmt w:val="bullet"/>
-      <w:lvlText w:val="o"/>
-      <w:lvlJc w:val="left"/>
-      <w:pPr>
-        <w:ind w:left="4309" w:hanging="360"/>
-      </w:pPr>
-      <w:rPr>
-        <w:rFonts w:ascii="Courier New" w:hAnsi="Courier New" w:cs="Courier New" w:hint="default"/>
-      </w:rPr>
-    </w:lvl>
-    <w:lvl w:ilvl="5" w:tplc="0C0A0005" w:tentative="1">
-      <w:start w:val="1"/>
-      <w:numFmt w:val="bullet"/>
-      <w:lvlText w:val=""/>
-      <w:lvlJc w:val="left"/>
-      <w:pPr>
-        <w:ind w:left="5029" w:hanging="360"/>
-      </w:pPr>
-      <w:rPr>
-        <w:rFonts w:ascii="Wingdings" w:hAnsi="Wingdings" w:hint="default"/>
-      </w:rPr>
-    </w:lvl>
-    <w:lvl w:ilvl="6" w:tplc="0C0A0001" w:tentative="1">
-      <w:start w:val="1"/>
-      <w:numFmt w:val="bullet"/>
-      <w:lvlText w:val=""/>
-      <w:lvlJc w:val="left"/>
-      <w:pPr>
-        <w:ind w:left="5749" w:hanging="360"/>
-      </w:pPr>
-      <w:rPr>
-        <w:rFonts w:ascii="Symbol" w:hAnsi="Symbol" w:hint="default"/>
-      </w:rPr>
-    </w:lvl>
-    <w:lvl w:ilvl="7" w:tplc="0C0A0003" w:tentative="1">
-      <w:start w:val="1"/>
-      <w:numFmt w:val="bullet"/>
-      <w:lvlText w:val="o"/>
-      <w:lvlJc w:val="left"/>
-      <w:pPr>
-        <w:ind w:left="6469" w:hanging="360"/>
-      </w:pPr>
-      <w:rPr>
-        <w:rFonts w:ascii="Courier New" w:hAnsi="Courier New" w:cs="Courier New" w:hint="default"/>
-      </w:rPr>
-    </w:lvl>
-    <w:lvl w:ilvl="8" w:tplc="0C0A0005" w:tentative="1">
-      <w:start w:val="1"/>
-      <w:numFmt w:val="bullet"/>
-      <w:lvlText w:val=""/>
-      <w:lvlJc w:val="left"/>
-      <w:pPr>
-        <w:ind w:left="7189" w:hanging="360"/>
-      </w:pPr>
-      <w:rPr>
-        <w:rFonts w:ascii="Wingdings" w:hAnsi="Wingdings" w:hint="default"/>
-      </w:rPr>
-    </w:lvl>
-  </w:abstractNum>
-  <w:abstractNum w:abstractNumId="13" w15:restartNumberingAfterBreak="0">
-    <w:nsid w:val="22ED0CE1"/>
-    <w:multiLevelType w:val="hybridMultilevel"/>
-    <w:tmpl w:val="71E0402C"/>
-    <w:lvl w:ilvl="0" w:tplc="0C0A0001">
-      <w:start w:val="1"/>
-      <w:numFmt w:val="bullet"/>
-      <w:lvlText w:val=""/>
-      <w:lvlJc w:val="left"/>
-      <w:pPr>
-        <w:ind w:left="1429" w:hanging="360"/>
-      </w:pPr>
-      <w:rPr>
-        <w:rFonts w:ascii="Symbol" w:hAnsi="Symbol" w:hint="default"/>
-      </w:rPr>
-    </w:lvl>
-    <w:lvl w:ilvl="1" w:tplc="0C0A0003" w:tentative="1">
-      <w:start w:val="1"/>
-      <w:numFmt w:val="bullet"/>
-      <w:lvlText w:val="o"/>
-      <w:lvlJc w:val="left"/>
-      <w:pPr>
-        <w:ind w:left="2149" w:hanging="360"/>
-      </w:pPr>
-      <w:rPr>
-        <w:rFonts w:ascii="Courier New" w:hAnsi="Courier New" w:cs="Courier New" w:hint="default"/>
-      </w:rPr>
-    </w:lvl>
-    <w:lvl w:ilvl="2" w:tplc="0C0A0005" w:tentative="1">
-      <w:start w:val="1"/>
-      <w:numFmt w:val="bullet"/>
-      <w:lvlText w:val=""/>
-      <w:lvlJc w:val="left"/>
-      <w:pPr>
-        <w:ind w:left="2869" w:hanging="360"/>
-      </w:pPr>
-      <w:rPr>
-        <w:rFonts w:ascii="Wingdings" w:hAnsi="Wingdings" w:hint="default"/>
-      </w:rPr>
-    </w:lvl>
-    <w:lvl w:ilvl="3" w:tplc="0C0A0001" w:tentative="1">
-      <w:start w:val="1"/>
-      <w:numFmt w:val="bullet"/>
-      <w:lvlText w:val=""/>
-      <w:lvlJc w:val="left"/>
-      <w:pPr>
-        <w:ind w:left="3589" w:hanging="360"/>
-      </w:pPr>
-      <w:rPr>
-        <w:rFonts w:ascii="Symbol" w:hAnsi="Symbol" w:hint="default"/>
-      </w:rPr>
-    </w:lvl>
-    <w:lvl w:ilvl="4" w:tplc="0C0A0003" w:tentative="1">
-      <w:start w:val="1"/>
-      <w:numFmt w:val="bullet"/>
-      <w:lvlText w:val="o"/>
-      <w:lvlJc w:val="left"/>
-      <w:pPr>
-        <w:ind w:left="4309" w:hanging="360"/>
-      </w:pPr>
-      <w:rPr>
-        <w:rFonts w:ascii="Courier New" w:hAnsi="Courier New" w:cs="Courier New" w:hint="default"/>
-      </w:rPr>
-    </w:lvl>
-    <w:lvl w:ilvl="5" w:tplc="0C0A0005" w:tentative="1">
-      <w:start w:val="1"/>
-      <w:numFmt w:val="bullet"/>
-      <w:lvlText w:val=""/>
-      <w:lvlJc w:val="left"/>
-      <w:pPr>
-        <w:ind w:left="5029" w:hanging="360"/>
-      </w:pPr>
-      <w:rPr>
-        <w:rFonts w:ascii="Wingdings" w:hAnsi="Wingdings" w:hint="default"/>
-      </w:rPr>
-    </w:lvl>
-    <w:lvl w:ilvl="6" w:tplc="0C0A0001" w:tentative="1">
-      <w:start w:val="1"/>
-      <w:numFmt w:val="bullet"/>
-      <w:lvlText w:val=""/>
-      <w:lvlJc w:val="left"/>
-      <w:pPr>
-        <w:ind w:left="5749" w:hanging="360"/>
-      </w:pPr>
-      <w:rPr>
-        <w:rFonts w:ascii="Symbol" w:hAnsi="Symbol" w:hint="default"/>
-      </w:rPr>
-    </w:lvl>
-    <w:lvl w:ilvl="7" w:tplc="0C0A0003" w:tentative="1">
-      <w:start w:val="1"/>
-      <w:numFmt w:val="bullet"/>
-      <w:lvlText w:val="o"/>
-      <w:lvlJc w:val="left"/>
-      <w:pPr>
-        <w:ind w:left="6469" w:hanging="360"/>
-      </w:pPr>
-      <w:rPr>
-        <w:rFonts w:ascii="Courier New" w:hAnsi="Courier New" w:cs="Courier New" w:hint="default"/>
-      </w:rPr>
-    </w:lvl>
-    <w:lvl w:ilvl="8" w:tplc="0C0A0005" w:tentative="1">
-      <w:start w:val="1"/>
-      <w:numFmt w:val="bullet"/>
-      <w:lvlText w:val=""/>
-      <w:lvlJc w:val="left"/>
-      <w:pPr>
-        <w:ind w:left="7189" w:hanging="360"/>
-      </w:pPr>
-      <w:rPr>
-        <w:rFonts w:ascii="Wingdings" w:hAnsi="Wingdings" w:hint="default"/>
-      </w:rPr>
-    </w:lvl>
-  </w:abstractNum>
-  <w:abstractNum w:abstractNumId="14" w15:restartNumberingAfterBreak="0">
+  <w:abstractNum w:abstractNumId="2" w15:restartNumberingAfterBreak="0">
     <w:nsid w:val="2645683F"/>
     <w:multiLevelType w:val="hybridMultilevel"/>
     <w:tmpl w:val="05E20982"/>
@@ -29954,120 +28391,7 @@
       </w:rPr>
     </w:lvl>
   </w:abstractNum>
-  <w:abstractNum w:abstractNumId="15" w15:restartNumberingAfterBreak="0">
-    <w:nsid w:val="26F3790C"/>
-    <w:multiLevelType w:val="hybridMultilevel"/>
-    <w:tmpl w:val="2A76716E"/>
-    <w:lvl w:ilvl="0" w:tplc="0C0A0001">
-      <w:start w:val="1"/>
-      <w:numFmt w:val="bullet"/>
-      <w:lvlText w:val=""/>
-      <w:lvlJc w:val="left"/>
-      <w:pPr>
-        <w:ind w:left="1429" w:hanging="360"/>
-      </w:pPr>
-      <w:rPr>
-        <w:rFonts w:ascii="Symbol" w:hAnsi="Symbol" w:hint="default"/>
-      </w:rPr>
-    </w:lvl>
-    <w:lvl w:ilvl="1" w:tplc="0C0A0003" w:tentative="1">
-      <w:start w:val="1"/>
-      <w:numFmt w:val="bullet"/>
-      <w:lvlText w:val="o"/>
-      <w:lvlJc w:val="left"/>
-      <w:pPr>
-        <w:ind w:left="2149" w:hanging="360"/>
-      </w:pPr>
-      <w:rPr>
-        <w:rFonts w:ascii="Courier New" w:hAnsi="Courier New" w:cs="Courier New" w:hint="default"/>
-      </w:rPr>
-    </w:lvl>
-    <w:lvl w:ilvl="2" w:tplc="0C0A0005" w:tentative="1">
-      <w:start w:val="1"/>
-      <w:numFmt w:val="bullet"/>
-      <w:lvlText w:val=""/>
-      <w:lvlJc w:val="left"/>
-      <w:pPr>
-        <w:ind w:left="2869" w:hanging="360"/>
-      </w:pPr>
-      <w:rPr>
-        <w:rFonts w:ascii="Wingdings" w:hAnsi="Wingdings" w:hint="default"/>
-      </w:rPr>
-    </w:lvl>
-    <w:lvl w:ilvl="3" w:tplc="0C0A0001" w:tentative="1">
-      <w:start w:val="1"/>
-      <w:numFmt w:val="bullet"/>
-      <w:lvlText w:val=""/>
-      <w:lvlJc w:val="left"/>
-      <w:pPr>
-        <w:ind w:left="3589" w:hanging="360"/>
-      </w:pPr>
-      <w:rPr>
-        <w:rFonts w:ascii="Symbol" w:hAnsi="Symbol" w:hint="default"/>
-      </w:rPr>
-    </w:lvl>
-    <w:lvl w:ilvl="4" w:tplc="0C0A0003" w:tentative="1">
-      <w:start w:val="1"/>
-      <w:numFmt w:val="bullet"/>
-      <w:lvlText w:val="o"/>
-      <w:lvlJc w:val="left"/>
-      <w:pPr>
-        <w:ind w:left="4309" w:hanging="360"/>
-      </w:pPr>
-      <w:rPr>
-        <w:rFonts w:ascii="Courier New" w:hAnsi="Courier New" w:cs="Courier New" w:hint="default"/>
-      </w:rPr>
-    </w:lvl>
-    <w:lvl w:ilvl="5" w:tplc="0C0A0005" w:tentative="1">
-      <w:start w:val="1"/>
-      <w:numFmt w:val="bullet"/>
-      <w:lvlText w:val=""/>
-      <w:lvlJc w:val="left"/>
-      <w:pPr>
-        <w:ind w:left="5029" w:hanging="360"/>
-      </w:pPr>
-      <w:rPr>
-        <w:rFonts w:ascii="Wingdings" w:hAnsi="Wingdings" w:hint="default"/>
-      </w:rPr>
-    </w:lvl>
-    <w:lvl w:ilvl="6" w:tplc="0C0A0001" w:tentative="1">
-      <w:start w:val="1"/>
-      <w:numFmt w:val="bullet"/>
-      <w:lvlText w:val=""/>
-      <w:lvlJc w:val="left"/>
-      <w:pPr>
-        <w:ind w:left="5749" w:hanging="360"/>
-      </w:pPr>
-      <w:rPr>
-        <w:rFonts w:ascii="Symbol" w:hAnsi="Symbol" w:hint="default"/>
-      </w:rPr>
-    </w:lvl>
-    <w:lvl w:ilvl="7" w:tplc="0C0A0003" w:tentative="1">
-      <w:start w:val="1"/>
-      <w:numFmt w:val="bullet"/>
-      <w:lvlText w:val="o"/>
-      <w:lvlJc w:val="left"/>
-      <w:pPr>
-        <w:ind w:left="6469" w:hanging="360"/>
-      </w:pPr>
-      <w:rPr>
-        <w:rFonts w:ascii="Courier New" w:hAnsi="Courier New" w:cs="Courier New" w:hint="default"/>
-      </w:rPr>
-    </w:lvl>
-    <w:lvl w:ilvl="8" w:tplc="0C0A0005" w:tentative="1">
-      <w:start w:val="1"/>
-      <w:numFmt w:val="bullet"/>
-      <w:lvlText w:val=""/>
-      <w:lvlJc w:val="left"/>
-      <w:pPr>
-        <w:ind w:left="7189" w:hanging="360"/>
-      </w:pPr>
-      <w:rPr>
-        <w:rFonts w:ascii="Wingdings" w:hAnsi="Wingdings" w:hint="default"/>
-      </w:rPr>
-    </w:lvl>
-  </w:abstractNum>
-  <w:abstractNum w:abstractNumId="16" w15:restartNumberingAfterBreak="0">
+  <w:abstractNum w:abstractNumId="3" w15:restartNumberingAfterBreak="0">
     <w:nsid w:val="27412B07"/>
     <w:multiLevelType w:val="hybridMultilevel"/>
     <w:tmpl w:val="DE40D30A"/>
@@ -30158,884 +28482,7 @@
       </w:pPr>
     </w:lvl>
   </w:abstractNum>
-  <w:abstractNum w:abstractNumId="17" w15:restartNumberingAfterBreak="0">
-    <w:nsid w:val="2BDB3BF7"/>
-    <w:multiLevelType w:val="hybridMultilevel"/>
-    <w:tmpl w:val="68CE357A"/>
-    <w:lvl w:ilvl="0" w:tplc="0C0A0001">
-      <w:start w:val="1"/>
-      <w:numFmt w:val="bullet"/>
-      <w:lvlText w:val=""/>
-      <w:lvlJc w:val="left"/>
-      <w:pPr>
-        <w:ind w:left="1429" w:hanging="360"/>
-      </w:pPr>
-      <w:rPr>
-        <w:rFonts w:ascii="Symbol" w:hAnsi="Symbol" w:hint="default"/>
-      </w:rPr>
-    </w:lvl>
-    <w:lvl w:ilvl="1" w:tplc="0C0A0003" w:tentative="1">
-      <w:start w:val="1"/>
-      <w:numFmt w:val="bullet"/>
-      <w:lvlText w:val="o"/>
-      <w:lvlJc w:val="left"/>
-      <w:pPr>
-        <w:ind w:left="2149" w:hanging="360"/>
-      </w:pPr>
-      <w:rPr>
-        <w:rFonts w:ascii="Courier New" w:hAnsi="Courier New" w:cs="Courier New" w:hint="default"/>
-      </w:rPr>
-    </w:lvl>
-    <w:lvl w:ilvl="2" w:tplc="0C0A0005" w:tentative="1">
-      <w:start w:val="1"/>
-      <w:numFmt w:val="bullet"/>
-      <w:lvlText w:val=""/>
-      <w:lvlJc w:val="left"/>
-      <w:pPr>
-        <w:ind w:left="2869" w:hanging="360"/>
-      </w:pPr>
-      <w:rPr>
-        <w:rFonts w:ascii="Wingdings" w:hAnsi="Wingdings" w:hint="default"/>
-      </w:rPr>
-    </w:lvl>
-    <w:lvl w:ilvl="3" w:tplc="0C0A0001" w:tentative="1">
-      <w:start w:val="1"/>
-      <w:numFmt w:val="bullet"/>
-      <w:lvlText w:val=""/>
-      <w:lvlJc w:val="left"/>
-      <w:pPr>
-        <w:ind w:left="3589" w:hanging="360"/>
-      </w:pPr>
-      <w:rPr>
-        <w:rFonts w:ascii="Symbol" w:hAnsi="Symbol" w:hint="default"/>
-      </w:rPr>
-    </w:lvl>
-    <w:lvl w:ilvl="4" w:tplc="0C0A0003" w:tentative="1">
-      <w:start w:val="1"/>
-      <w:numFmt w:val="bullet"/>
-      <w:lvlText w:val="o"/>
-      <w:lvlJc w:val="left"/>
-      <w:pPr>
-        <w:ind w:left="4309" w:hanging="360"/>
-      </w:pPr>
-      <w:rPr>
-        <w:rFonts w:ascii="Courier New" w:hAnsi="Courier New" w:cs="Courier New" w:hint="default"/>
-      </w:rPr>
-    </w:lvl>
-    <w:lvl w:ilvl="5" w:tplc="0C0A0005" w:tentative="1">
-      <w:start w:val="1"/>
-      <w:numFmt w:val="bullet"/>
-      <w:lvlText w:val=""/>
-      <w:lvlJc w:val="left"/>
-      <w:pPr>
-        <w:ind w:left="5029" w:hanging="360"/>
-      </w:pPr>
-      <w:rPr>
-        <w:rFonts w:ascii="Wingdings" w:hAnsi="Wingdings" w:hint="default"/>
-      </w:rPr>
-    </w:lvl>
-    <w:lvl w:ilvl="6" w:tplc="0C0A0001" w:tentative="1">
-      <w:start w:val="1"/>
-      <w:numFmt w:val="bullet"/>
-      <w:lvlText w:val=""/>
-      <w:lvlJc w:val="left"/>
-      <w:pPr>
-        <w:ind w:left="5749" w:hanging="360"/>
-      </w:pPr>
-      <w:rPr>
-        <w:rFonts w:ascii="Symbol" w:hAnsi="Symbol" w:hint="default"/>
-      </w:rPr>
-    </w:lvl>
-    <w:lvl w:ilvl="7" w:tplc="0C0A0003" w:tentative="1">
-      <w:start w:val="1"/>
-      <w:numFmt w:val="bullet"/>
-      <w:lvlText w:val="o"/>
-      <w:lvlJc w:val="left"/>
-      <w:pPr>
-        <w:ind w:left="6469" w:hanging="360"/>
-      </w:pPr>
-      <w:rPr>
-        <w:rFonts w:ascii="Courier New" w:hAnsi="Courier New" w:cs="Courier New" w:hint="default"/>
-      </w:rPr>
-    </w:lvl>
-    <w:lvl w:ilvl="8" w:tplc="0C0A0005" w:tentative="1">
-      <w:start w:val="1"/>
-      <w:numFmt w:val="bullet"/>
-      <w:lvlText w:val=""/>
-      <w:lvlJc w:val="left"/>
-      <w:pPr>
-        <w:ind w:left="7189" w:hanging="360"/>
-      </w:pPr>
-      <w:rPr>
-        <w:rFonts w:ascii="Wingdings" w:hAnsi="Wingdings" w:hint="default"/>
-      </w:rPr>
-    </w:lvl>
-  </w:abstractNum>
-  <w:abstractNum w:abstractNumId="18" w15:restartNumberingAfterBreak="0">
-    <w:nsid w:val="2C6D7AAD"/>
-    <w:multiLevelType w:val="hybridMultilevel"/>
-    <w:tmpl w:val="27707D32"/>
-    <w:lvl w:ilvl="0" w:tplc="0C0A0001">
-      <w:start w:val="1"/>
-      <w:numFmt w:val="bullet"/>
-      <w:lvlText w:val=""/>
-      <w:lvlJc w:val="left"/>
-      <w:pPr>
-        <w:ind w:left="1429" w:hanging="360"/>
-      </w:pPr>
-      <w:rPr>
-        <w:rFonts w:ascii="Symbol" w:hAnsi="Symbol" w:hint="default"/>
-      </w:rPr>
-    </w:lvl>
-    <w:lvl w:ilvl="1" w:tplc="0C0A0003" w:tentative="1">
-      <w:start w:val="1"/>
-      <w:numFmt w:val="bullet"/>
-      <w:lvlText w:val="o"/>
-      <w:lvlJc w:val="left"/>
-      <w:pPr>
-        <w:ind w:left="2149" w:hanging="360"/>
-      </w:pPr>
-      <w:rPr>
-        <w:rFonts w:ascii="Courier New" w:hAnsi="Courier New" w:cs="Courier New" w:hint="default"/>
-      </w:rPr>
-    </w:lvl>
-    <w:lvl w:ilvl="2" w:tplc="0C0A0005" w:tentative="1">
-      <w:start w:val="1"/>
-      <w:numFmt w:val="bullet"/>
-      <w:lvlText w:val=""/>
-      <w:lvlJc w:val="left"/>
-      <w:pPr>
-        <w:ind w:left="2869" w:hanging="360"/>
-      </w:pPr>
-      <w:rPr>
-        <w:rFonts w:ascii="Wingdings" w:hAnsi="Wingdings" w:hint="default"/>
-      </w:rPr>
-    </w:lvl>
-    <w:lvl w:ilvl="3" w:tplc="0C0A0001" w:tentative="1">
-      <w:start w:val="1"/>
-      <w:numFmt w:val="bullet"/>
-      <w:lvlText w:val=""/>
-      <w:lvlJc w:val="left"/>
-      <w:pPr>
-        <w:ind w:left="3589" w:hanging="360"/>
-      </w:pPr>
-      <w:rPr>
-        <w:rFonts w:ascii="Symbol" w:hAnsi="Symbol" w:hint="default"/>
-      </w:rPr>
-    </w:lvl>
-    <w:lvl w:ilvl="4" w:tplc="0C0A0003" w:tentative="1">
-      <w:start w:val="1"/>
-      <w:numFmt w:val="bullet"/>
-      <w:lvlText w:val="o"/>
-      <w:lvlJc w:val="left"/>
-      <w:pPr>
-        <w:ind w:left="4309" w:hanging="360"/>
-      </w:pPr>
-      <w:rPr>
-        <w:rFonts w:ascii="Courier New" w:hAnsi="Courier New" w:cs="Courier New" w:hint="default"/>
-      </w:rPr>
-    </w:lvl>
-    <w:lvl w:ilvl="5" w:tplc="0C0A0005" w:tentative="1">
-      <w:start w:val="1"/>
-      <w:numFmt w:val="bullet"/>
-      <w:lvlText w:val=""/>
-      <w:lvlJc w:val="left"/>
-      <w:pPr>
-        <w:ind w:left="5029" w:hanging="360"/>
-      </w:pPr>
-      <w:rPr>
-        <w:rFonts w:ascii="Wingdings" w:hAnsi="Wingdings" w:hint="default"/>
-      </w:rPr>
-    </w:lvl>
-    <w:lvl w:ilvl="6" w:tplc="0C0A0001" w:tentative="1">
-      <w:start w:val="1"/>
-      <w:numFmt w:val="bullet"/>
-      <w:lvlText w:val=""/>
-      <w:lvlJc w:val="left"/>
-      <w:pPr>
-        <w:ind w:left="5749" w:hanging="360"/>
-      </w:pPr>
-      <w:rPr>
-        <w:rFonts w:ascii="Symbol" w:hAnsi="Symbol" w:hint="default"/>
-      </w:rPr>
-    </w:lvl>
-    <w:lvl w:ilvl="7" w:tplc="0C0A0003" w:tentative="1">
-      <w:start w:val="1"/>
-      <w:numFmt w:val="bullet"/>
-      <w:lvlText w:val="o"/>
-      <w:lvlJc w:val="left"/>
-      <w:pPr>
-        <w:ind w:left="6469" w:hanging="360"/>
-      </w:pPr>
-      <w:rPr>
-        <w:rFonts w:ascii="Courier New" w:hAnsi="Courier New" w:cs="Courier New" w:hint="default"/>
-      </w:rPr>
-    </w:lvl>
-    <w:lvl w:ilvl="8" w:tplc="0C0A0005" w:tentative="1">
-      <w:start w:val="1"/>
-      <w:numFmt w:val="bullet"/>
-      <w:lvlText w:val=""/>
-      <w:lvlJc w:val="left"/>
-      <w:pPr>
-        <w:ind w:left="7189" w:hanging="360"/>
-      </w:pPr>
-      <w:rPr>
-        <w:rFonts w:ascii="Wingdings" w:hAnsi="Wingdings" w:hint="default"/>
-      </w:rPr>
-    </w:lvl>
-  </w:abstractNum>
-  <w:abstractNum w:abstractNumId="19" w15:restartNumberingAfterBreak="0">
-    <w:nsid w:val="2C962B95"/>
-    <w:multiLevelType w:val="hybridMultilevel"/>
-    <w:tmpl w:val="60A4D718"/>
-    <w:lvl w:ilvl="0" w:tplc="0C0A0001">
-      <w:start w:val="1"/>
-      <w:numFmt w:val="bullet"/>
-      <w:lvlText w:val=""/>
-      <w:lvlJc w:val="left"/>
-      <w:pPr>
-        <w:ind w:left="1429" w:hanging="360"/>
-      </w:pPr>
-      <w:rPr>
-        <w:rFonts w:ascii="Symbol" w:hAnsi="Symbol" w:hint="default"/>
-      </w:rPr>
-    </w:lvl>
-    <w:lvl w:ilvl="1" w:tplc="0C0A0003" w:tentative="1">
-      <w:start w:val="1"/>
-      <w:numFmt w:val="bullet"/>
-      <w:lvlText w:val="o"/>
-      <w:lvlJc w:val="left"/>
-      <w:pPr>
-        <w:ind w:left="2149" w:hanging="360"/>
-      </w:pPr>
-      <w:rPr>
-        <w:rFonts w:ascii="Courier New" w:hAnsi="Courier New" w:cs="Courier New" w:hint="default"/>
-      </w:rPr>
-    </w:lvl>
-    <w:lvl w:ilvl="2" w:tplc="0C0A0005" w:tentative="1">
-      <w:start w:val="1"/>
-      <w:numFmt w:val="bullet"/>
-      <w:lvlText w:val=""/>
-      <w:lvlJc w:val="left"/>
-      <w:pPr>
-        <w:ind w:left="2869" w:hanging="360"/>
-      </w:pPr>
-      <w:rPr>
-        <w:rFonts w:ascii="Wingdings" w:hAnsi="Wingdings" w:hint="default"/>
-      </w:rPr>
-    </w:lvl>
-    <w:lvl w:ilvl="3" w:tplc="0C0A0001" w:tentative="1">
-      <w:start w:val="1"/>
-      <w:numFmt w:val="bullet"/>
-      <w:lvlText w:val=""/>
-      <w:lvlJc w:val="left"/>
-      <w:pPr>
-        <w:ind w:left="3589" w:hanging="360"/>
-      </w:pPr>
-      <w:rPr>
-        <w:rFonts w:ascii="Symbol" w:hAnsi="Symbol" w:hint="default"/>
-      </w:rPr>
-    </w:lvl>
-    <w:lvl w:ilvl="4" w:tplc="0C0A0003" w:tentative="1">
-      <w:start w:val="1"/>
-      <w:numFmt w:val="bullet"/>
-      <w:lvlText w:val="o"/>
-      <w:lvlJc w:val="left"/>
-      <w:pPr>
-        <w:ind w:left="4309" w:hanging="360"/>
-      </w:pPr>
-      <w:rPr>
-        <w:rFonts w:ascii="Courier New" w:hAnsi="Courier New" w:cs="Courier New" w:hint="default"/>
-      </w:rPr>
-    </w:lvl>
-    <w:lvl w:ilvl="5" w:tplc="0C0A0005" w:tentative="1">
-      <w:start w:val="1"/>
-      <w:numFmt w:val="bullet"/>
-      <w:lvlText w:val=""/>
-      <w:lvlJc w:val="left"/>
-      <w:pPr>
-        <w:ind w:left="5029" w:hanging="360"/>
-      </w:pPr>
-      <w:rPr>
-        <w:rFonts w:ascii="Wingdings" w:hAnsi="Wingdings" w:hint="default"/>
-      </w:rPr>
-    </w:lvl>
-    <w:lvl w:ilvl="6" w:tplc="0C0A0001" w:tentative="1">
-      <w:start w:val="1"/>
-      <w:numFmt w:val="bullet"/>
-      <w:lvlText w:val=""/>
-      <w:lvlJc w:val="left"/>
-      <w:pPr>
-        <w:ind w:left="5749" w:hanging="360"/>
-      </w:pPr>
-      <w:rPr>
-        <w:rFonts w:ascii="Symbol" w:hAnsi="Symbol" w:hint="default"/>
-      </w:rPr>
-    </w:lvl>
-    <w:lvl w:ilvl="7" w:tplc="0C0A0003" w:tentative="1">
-      <w:start w:val="1"/>
-      <w:numFmt w:val="bullet"/>
-      <w:lvlText w:val="o"/>
-      <w:lvlJc w:val="left"/>
-      <w:pPr>
-        <w:ind w:left="6469" w:hanging="360"/>
-      </w:pPr>
-      <w:rPr>
-        <w:rFonts w:ascii="Courier New" w:hAnsi="Courier New" w:cs="Courier New" w:hint="default"/>
-      </w:rPr>
-    </w:lvl>
-    <w:lvl w:ilvl="8" w:tplc="0C0A0005" w:tentative="1">
-      <w:start w:val="1"/>
-      <w:numFmt w:val="bullet"/>
-      <w:lvlText w:val=""/>
-      <w:lvlJc w:val="left"/>
-      <w:pPr>
-        <w:ind w:left="7189" w:hanging="360"/>
-      </w:pPr>
-      <w:rPr>
-        <w:rFonts w:ascii="Wingdings" w:hAnsi="Wingdings" w:hint="default"/>
-      </w:rPr>
-    </w:lvl>
-  </w:abstractNum>
-  <w:abstractNum w:abstractNumId="20" w15:restartNumberingAfterBreak="0">
-    <w:nsid w:val="2CF55C2C"/>
-    <w:multiLevelType w:val="hybridMultilevel"/>
-    <w:tmpl w:val="BA40A804"/>
-    <w:lvl w:ilvl="0" w:tplc="0C0A0017">
-      <w:start w:val="1"/>
-      <w:numFmt w:val="lowerLetter"/>
-      <w:lvlText w:val="%1)"/>
-      <w:lvlJc w:val="left"/>
-      <w:pPr>
-        <w:ind w:left="1429" w:hanging="360"/>
-      </w:pPr>
-    </w:lvl>
-    <w:lvl w:ilvl="1" w:tplc="0C0A0019" w:tentative="1">
-      <w:start w:val="1"/>
-      <w:numFmt w:val="lowerLetter"/>
-      <w:lvlText w:val="%2."/>
-      <w:lvlJc w:val="left"/>
-      <w:pPr>
-        <w:ind w:left="2149" w:hanging="360"/>
-      </w:pPr>
-    </w:lvl>
-    <w:lvl w:ilvl="2" w:tplc="0C0A001B" w:tentative="1">
-      <w:start w:val="1"/>
-      <w:numFmt w:val="lowerRoman"/>
-      <w:lvlText w:val="%3."/>
-      <w:lvlJc w:val="right"/>
-      <w:pPr>
-        <w:ind w:left="2869" w:hanging="180"/>
-      </w:pPr>
-    </w:lvl>
-    <w:lvl w:ilvl="3" w:tplc="0C0A000F" w:tentative="1">
-      <w:start w:val="1"/>
-      <w:numFmt w:val="decimal"/>
-      <w:lvlText w:val="%4."/>
-      <w:lvlJc w:val="left"/>
-      <w:pPr>
-        <w:ind w:left="3589" w:hanging="360"/>
-      </w:pPr>
-    </w:lvl>
-    <w:lvl w:ilvl="4" w:tplc="0C0A0019" w:tentative="1">
-      <w:start w:val="1"/>
-      <w:numFmt w:val="lowerLetter"/>
-      <w:lvlText w:val="%5."/>
-      <w:lvlJc w:val="left"/>
-      <w:pPr>
-        <w:ind w:left="4309" w:hanging="360"/>
-      </w:pPr>
-    </w:lvl>
-    <w:lvl w:ilvl="5" w:tplc="0C0A001B" w:tentative="1">
-      <w:start w:val="1"/>
-      <w:numFmt w:val="lowerRoman"/>
-      <w:lvlText w:val="%6."/>
-      <w:lvlJc w:val="right"/>
-      <w:pPr>
-        <w:ind w:left="5029" w:hanging="180"/>
-      </w:pPr>
-    </w:lvl>
-    <w:lvl w:ilvl="6" w:tplc="0C0A000F" w:tentative="1">
-      <w:start w:val="1"/>
-      <w:numFmt w:val="decimal"/>
-      <w:lvlText w:val="%7."/>
-      <w:lvlJc w:val="left"/>
-      <w:pPr>
-        <w:ind w:left="5749" w:hanging="360"/>
-      </w:pPr>
-    </w:lvl>
-    <w:lvl w:ilvl="7" w:tplc="0C0A0019" w:tentative="1">
-      <w:start w:val="1"/>
-      <w:numFmt w:val="lowerLetter"/>
-      <w:lvlText w:val="%8."/>
-      <w:lvlJc w:val="left"/>
-      <w:pPr>
-        <w:ind w:left="6469" w:hanging="360"/>
-      </w:pPr>
-    </w:lvl>
-    <w:lvl w:ilvl="8" w:tplc="0C0A001B" w:tentative="1">
-      <w:start w:val="1"/>
-      <w:numFmt w:val="lowerRoman"/>
-      <w:lvlText w:val="%9."/>
-      <w:lvlJc w:val="right"/>
-      <w:pPr>
-        <w:ind w:left="7189" w:hanging="180"/>
-      </w:pPr>
-    </w:lvl>
-  </w:abstractNum>
-  <w:abstractNum w:abstractNumId="21" w15:restartNumberingAfterBreak="0">
-    <w:nsid w:val="2DDB6A08"/>
-    <w:multiLevelType w:val="hybridMultilevel"/>
-    <w:tmpl w:val="FAAC560C"/>
-    <w:lvl w:ilvl="0" w:tplc="0C0A0001">
-      <w:start w:val="1"/>
-      <w:numFmt w:val="bullet"/>
-      <w:lvlText w:val=""/>
-      <w:lvlJc w:val="left"/>
-      <w:pPr>
-        <w:ind w:left="1429" w:hanging="360"/>
-      </w:pPr>
-      <w:rPr>
-        <w:rFonts w:ascii="Symbol" w:hAnsi="Symbol" w:hint="default"/>
-      </w:rPr>
-    </w:lvl>
-    <w:lvl w:ilvl="1" w:tplc="0C0A0003" w:tentative="1">
-      <w:start w:val="1"/>
-      <w:numFmt w:val="bullet"/>
-      <w:lvlText w:val="o"/>
-      <w:lvlJc w:val="left"/>
-      <w:pPr>
-        <w:ind w:left="2149" w:hanging="360"/>
-      </w:pPr>
-      <w:rPr>
-        <w:rFonts w:ascii="Courier New" w:hAnsi="Courier New" w:cs="Courier New" w:hint="default"/>
-      </w:rPr>
-    </w:lvl>
-    <w:lvl w:ilvl="2" w:tplc="0C0A0005" w:tentative="1">
-      <w:start w:val="1"/>
-      <w:numFmt w:val="bullet"/>
-      <w:lvlText w:val=""/>
-      <w:lvlJc w:val="left"/>
-      <w:pPr>
-        <w:ind w:left="2869" w:hanging="360"/>
-      </w:pPr>
-      <w:rPr>
-        <w:rFonts w:ascii="Wingdings" w:hAnsi="Wingdings" w:hint="default"/>
-      </w:rPr>
-    </w:lvl>
-    <w:lvl w:ilvl="3" w:tplc="0C0A0001" w:tentative="1">
-      <w:start w:val="1"/>
-      <w:numFmt w:val="bullet"/>
-      <w:lvlText w:val=""/>
-      <w:lvlJc w:val="left"/>
-      <w:pPr>
-        <w:ind w:left="3589" w:hanging="360"/>
-      </w:pPr>
-      <w:rPr>
-        <w:rFonts w:ascii="Symbol" w:hAnsi="Symbol" w:hint="default"/>
-      </w:rPr>
-    </w:lvl>
-    <w:lvl w:ilvl="4" w:tplc="0C0A0003" w:tentative="1">
-      <w:start w:val="1"/>
-      <w:numFmt w:val="bullet"/>
-      <w:lvlText w:val="o"/>
-      <w:lvlJc w:val="left"/>
-      <w:pPr>
-        <w:ind w:left="4309" w:hanging="360"/>
-      </w:pPr>
-      <w:rPr>
-        <w:rFonts w:ascii="Courier New" w:hAnsi="Courier New" w:cs="Courier New" w:hint="default"/>
-      </w:rPr>
-    </w:lvl>
-    <w:lvl w:ilvl="5" w:tplc="0C0A0005" w:tentative="1">
-      <w:start w:val="1"/>
-      <w:numFmt w:val="bullet"/>
-      <w:lvlText w:val=""/>
-      <w:lvlJc w:val="left"/>
-      <w:pPr>
-        <w:ind w:left="5029" w:hanging="360"/>
-      </w:pPr>
-      <w:rPr>
-        <w:rFonts w:ascii="Wingdings" w:hAnsi="Wingdings" w:hint="default"/>
-      </w:rPr>
-    </w:lvl>
-    <w:lvl w:ilvl="6" w:tplc="0C0A0001" w:tentative="1">
-      <w:start w:val="1"/>
-      <w:numFmt w:val="bullet"/>
-      <w:lvlText w:val=""/>
-      <w:lvlJc w:val="left"/>
-      <w:pPr>
-        <w:ind w:left="5749" w:hanging="360"/>
-      </w:pPr>
-      <w:rPr>
-        <w:rFonts w:ascii="Symbol" w:hAnsi="Symbol" w:hint="default"/>
-      </w:rPr>
-    </w:lvl>
-    <w:lvl w:ilvl="7" w:tplc="0C0A0003" w:tentative="1">
-      <w:start w:val="1"/>
-      <w:numFmt w:val="bullet"/>
-      <w:lvlText w:val="o"/>
-      <w:lvlJc w:val="left"/>
-      <w:pPr>
-        <w:ind w:left="6469" w:hanging="360"/>
-      </w:pPr>
-      <w:rPr>
-        <w:rFonts w:ascii="Courier New" w:hAnsi="Courier New" w:cs="Courier New" w:hint="default"/>
-      </w:rPr>
-    </w:lvl>
-    <w:lvl w:ilvl="8" w:tplc="0C0A0005" w:tentative="1">
-      <w:start w:val="1"/>
-      <w:numFmt w:val="bullet"/>
-      <w:lvlText w:val=""/>
-      <w:lvlJc w:val="left"/>
-      <w:pPr>
-        <w:ind w:left="7189" w:hanging="360"/>
-      </w:pPr>
-      <w:rPr>
-        <w:rFonts w:ascii="Wingdings" w:hAnsi="Wingdings" w:hint="default"/>
-      </w:rPr>
-    </w:lvl>
-  </w:abstractNum>
-  <w:abstractNum w:abstractNumId="22" w15:restartNumberingAfterBreak="0">
-    <w:nsid w:val="31B1003E"/>
-    <w:multiLevelType w:val="hybridMultilevel"/>
-    <w:tmpl w:val="160AE342"/>
-    <w:lvl w:ilvl="0" w:tplc="0C0A0001">
-      <w:start w:val="1"/>
-      <w:numFmt w:val="bullet"/>
-      <w:lvlText w:val=""/>
-      <w:lvlJc w:val="left"/>
-      <w:pPr>
-        <w:ind w:left="1429" w:hanging="360"/>
-      </w:pPr>
-      <w:rPr>
-        <w:rFonts w:ascii="Symbol" w:hAnsi="Symbol" w:hint="default"/>
-      </w:rPr>
-    </w:lvl>
-    <w:lvl w:ilvl="1" w:tplc="0C0A0003" w:tentative="1">
-      <w:start w:val="1"/>
-      <w:numFmt w:val="bullet"/>
-      <w:lvlText w:val="o"/>
-      <w:lvlJc w:val="left"/>
-      <w:pPr>
-        <w:ind w:left="2149" w:hanging="360"/>
-      </w:pPr>
-      <w:rPr>
-        <w:rFonts w:ascii="Courier New" w:hAnsi="Courier New" w:cs="Courier New" w:hint="default"/>
-      </w:rPr>
-    </w:lvl>
-    <w:lvl w:ilvl="2" w:tplc="0C0A0005" w:tentative="1">
-      <w:start w:val="1"/>
-      <w:numFmt w:val="bullet"/>
-      <w:lvlText w:val=""/>
-      <w:lvlJc w:val="left"/>
-      <w:pPr>
-        <w:ind w:left="2869" w:hanging="360"/>
-      </w:pPr>
-      <w:rPr>
-        <w:rFonts w:ascii="Wingdings" w:hAnsi="Wingdings" w:hint="default"/>
-      </w:rPr>
-    </w:lvl>
-    <w:lvl w:ilvl="3" w:tplc="0C0A0001" w:tentative="1">
-      <w:start w:val="1"/>
-      <w:numFmt w:val="bullet"/>
-      <w:lvlText w:val=""/>
-      <w:lvlJc w:val="left"/>
-      <w:pPr>
-        <w:ind w:left="3589" w:hanging="360"/>
-      </w:pPr>
-      <w:rPr>
-        <w:rFonts w:ascii="Symbol" w:hAnsi="Symbol" w:hint="default"/>
-      </w:rPr>
-    </w:lvl>
-    <w:lvl w:ilvl="4" w:tplc="0C0A0003" w:tentative="1">
-      <w:start w:val="1"/>
-      <w:numFmt w:val="bullet"/>
-      <w:lvlText w:val="o"/>
-      <w:lvlJc w:val="left"/>
-      <w:pPr>
-        <w:ind w:left="4309" w:hanging="360"/>
-      </w:pPr>
-      <w:rPr>
-        <w:rFonts w:ascii="Courier New" w:hAnsi="Courier New" w:cs="Courier New" w:hint="default"/>
-      </w:rPr>
-    </w:lvl>
-    <w:lvl w:ilvl="5" w:tplc="0C0A0005" w:tentative="1">
-      <w:start w:val="1"/>
-      <w:numFmt w:val="bullet"/>
-      <w:lvlText w:val=""/>
-      <w:lvlJc w:val="left"/>
-      <w:pPr>
-        <w:ind w:left="5029" w:hanging="360"/>
-      </w:pPr>
-      <w:rPr>
-        <w:rFonts w:ascii="Wingdings" w:hAnsi="Wingdings" w:hint="default"/>
-      </w:rPr>
-    </w:lvl>
-    <w:lvl w:ilvl="6" w:tplc="0C0A0001" w:tentative="1">
-      <w:start w:val="1"/>
-      <w:numFmt w:val="bullet"/>
-      <w:lvlText w:val=""/>
-      <w:lvlJc w:val="left"/>
-      <w:pPr>
-        <w:ind w:left="5749" w:hanging="360"/>
-      </w:pPr>
-      <w:rPr>
-        <w:rFonts w:ascii="Symbol" w:hAnsi="Symbol" w:hint="default"/>
-      </w:rPr>
-    </w:lvl>
-    <w:lvl w:ilvl="7" w:tplc="0C0A0003" w:tentative="1">
-      <w:start w:val="1"/>
-      <w:numFmt w:val="bullet"/>
-      <w:lvlText w:val="o"/>
-      <w:lvlJc w:val="left"/>
-      <w:pPr>
-        <w:ind w:left="6469" w:hanging="360"/>
-      </w:pPr>
-      <w:rPr>
-        <w:rFonts w:ascii="Courier New" w:hAnsi="Courier New" w:cs="Courier New" w:hint="default"/>
-      </w:rPr>
-    </w:lvl>
-    <w:lvl w:ilvl="8" w:tplc="0C0A0005" w:tentative="1">
-      <w:start w:val="1"/>
-      <w:numFmt w:val="bullet"/>
-      <w:lvlText w:val=""/>
-      <w:lvlJc w:val="left"/>
-      <w:pPr>
-        <w:ind w:left="7189" w:hanging="360"/>
-      </w:pPr>
-      <w:rPr>
-        <w:rFonts w:ascii="Wingdings" w:hAnsi="Wingdings" w:hint="default"/>
-      </w:rPr>
-    </w:lvl>
-  </w:abstractNum>
-  <w:abstractNum w:abstractNumId="23" w15:restartNumberingAfterBreak="0">
-    <w:nsid w:val="35984385"/>
-    <w:multiLevelType w:val="hybridMultilevel"/>
-    <w:tmpl w:val="312CF2A0"/>
-    <w:lvl w:ilvl="0" w:tplc="0C0A0001">
-      <w:start w:val="1"/>
-      <w:numFmt w:val="bullet"/>
-      <w:lvlText w:val=""/>
-      <w:lvlJc w:val="left"/>
-      <w:pPr>
-        <w:ind w:left="1429" w:hanging="360"/>
-      </w:pPr>
-      <w:rPr>
-        <w:rFonts w:ascii="Symbol" w:hAnsi="Symbol" w:hint="default"/>
-      </w:rPr>
-    </w:lvl>
-    <w:lvl w:ilvl="1" w:tplc="0C0A0003" w:tentative="1">
-      <w:start w:val="1"/>
-      <w:numFmt w:val="bullet"/>
-      <w:lvlText w:val="o"/>
-      <w:lvlJc w:val="left"/>
-      <w:pPr>
-        <w:ind w:left="2149" w:hanging="360"/>
-      </w:pPr>
-      <w:rPr>
-        <w:rFonts w:ascii="Courier New" w:hAnsi="Courier New" w:cs="Courier New" w:hint="default"/>
-      </w:rPr>
-    </w:lvl>
-    <w:lvl w:ilvl="2" w:tplc="0C0A0005" w:tentative="1">
-      <w:start w:val="1"/>
-      <w:numFmt w:val="bullet"/>
-      <w:lvlText w:val=""/>
-      <w:lvlJc w:val="left"/>
-      <w:pPr>
-        <w:ind w:left="2869" w:hanging="360"/>
-      </w:pPr>
-      <w:rPr>
-        <w:rFonts w:ascii="Wingdings" w:hAnsi="Wingdings" w:hint="default"/>
-      </w:rPr>
-    </w:lvl>
-    <w:lvl w:ilvl="3" w:tplc="0C0A0001" w:tentative="1">
-      <w:start w:val="1"/>
-      <w:numFmt w:val="bullet"/>
-      <w:lvlText w:val=""/>
-      <w:lvlJc w:val="left"/>
-      <w:pPr>
-        <w:ind w:left="3589" w:hanging="360"/>
-      </w:pPr>
-      <w:rPr>
-        <w:rFonts w:ascii="Symbol" w:hAnsi="Symbol" w:hint="default"/>
-      </w:rPr>
-    </w:lvl>
-    <w:lvl w:ilvl="4" w:tplc="0C0A0003" w:tentative="1">
-      <w:start w:val="1"/>
-      <w:numFmt w:val="bullet"/>
-      <w:lvlText w:val="o"/>
-      <w:lvlJc w:val="left"/>
-      <w:pPr>
-        <w:ind w:left="4309" w:hanging="360"/>
-      </w:pPr>
-      <w:rPr>
-        <w:rFonts w:ascii="Courier New" w:hAnsi="Courier New" w:cs="Courier New" w:hint="default"/>
-      </w:rPr>
-    </w:lvl>
-    <w:lvl w:ilvl="5" w:tplc="0C0A0005" w:tentative="1">
-      <w:start w:val="1"/>
-      <w:numFmt w:val="bullet"/>
-      <w:lvlText w:val=""/>
-      <w:lvlJc w:val="left"/>
-      <w:pPr>
-        <w:ind w:left="5029" w:hanging="360"/>
-      </w:pPr>
-      <w:rPr>
-        <w:rFonts w:ascii="Wingdings" w:hAnsi="Wingdings" w:hint="default"/>
-      </w:rPr>
-    </w:lvl>
-    <w:lvl w:ilvl="6" w:tplc="0C0A0001" w:tentative="1">
-      <w:start w:val="1"/>
-      <w:numFmt w:val="bullet"/>
-      <w:lvlText w:val=""/>
-      <w:lvlJc w:val="left"/>
-      <w:pPr>
-        <w:ind w:left="5749" w:hanging="360"/>
-      </w:pPr>
-      <w:rPr>
-        <w:rFonts w:ascii="Symbol" w:hAnsi="Symbol" w:hint="default"/>
-      </w:rPr>
-    </w:lvl>
-    <w:lvl w:ilvl="7" w:tplc="0C0A0003" w:tentative="1">
-      <w:start w:val="1"/>
-      <w:numFmt w:val="bullet"/>
-      <w:lvlText w:val="o"/>
-      <w:lvlJc w:val="left"/>
-      <w:pPr>
-        <w:ind w:left="6469" w:hanging="360"/>
-      </w:pPr>
-      <w:rPr>
-        <w:rFonts w:ascii="Courier New" w:hAnsi="Courier New" w:cs="Courier New" w:hint="default"/>
-      </w:rPr>
-    </w:lvl>
-    <w:lvl w:ilvl="8" w:tplc="0C0A0005" w:tentative="1">
-      <w:start w:val="1"/>
-      <w:numFmt w:val="bullet"/>
-      <w:lvlText w:val=""/>
-      <w:lvlJc w:val="left"/>
-      <w:pPr>
-        <w:ind w:left="7189" w:hanging="360"/>
-      </w:pPr>
-      <w:rPr>
-        <w:rFonts w:ascii="Wingdings" w:hAnsi="Wingdings" w:hint="default"/>
-      </w:rPr>
-    </w:lvl>
-  </w:abstractNum>
-  <w:abstractNum w:abstractNumId="24" w15:restartNumberingAfterBreak="0">
-    <w:nsid w:val="35C34448"/>
-    <w:multiLevelType w:val="hybridMultilevel"/>
-    <w:tmpl w:val="9EAEE156"/>
-    <w:lvl w:ilvl="0" w:tplc="0C0A0001">
-      <w:start w:val="1"/>
-      <w:numFmt w:val="bullet"/>
-      <w:lvlText w:val=""/>
-      <w:lvlJc w:val="left"/>
-      <w:pPr>
-        <w:ind w:left="1429" w:hanging="360"/>
-      </w:pPr>
-      <w:rPr>
-        <w:rFonts w:ascii="Symbol" w:hAnsi="Symbol" w:hint="default"/>
-      </w:rPr>
-    </w:lvl>
-    <w:lvl w:ilvl="1" w:tplc="0C0A0003" w:tentative="1">
-      <w:start w:val="1"/>
-      <w:numFmt w:val="bullet"/>
-      <w:lvlText w:val="o"/>
-      <w:lvlJc w:val="left"/>
-      <w:pPr>
-        <w:ind w:left="2149" w:hanging="360"/>
-      </w:pPr>
-      <w:rPr>
-        <w:rFonts w:ascii="Courier New" w:hAnsi="Courier New" w:cs="Courier New" w:hint="default"/>
-      </w:rPr>
-    </w:lvl>
-    <w:lvl w:ilvl="2" w:tplc="0C0A0005" w:tentative="1">
-      <w:start w:val="1"/>
-      <w:numFmt w:val="bullet"/>
-      <w:lvlText w:val=""/>
-      <w:lvlJc w:val="left"/>
-      <w:pPr>
-        <w:ind w:left="2869" w:hanging="360"/>
-      </w:pPr>
-      <w:rPr>
-        <w:rFonts w:ascii="Wingdings" w:hAnsi="Wingdings" w:hint="default"/>
-      </w:rPr>
-    </w:lvl>
-    <w:lvl w:ilvl="3" w:tplc="0C0A0001" w:tentative="1">
-      <w:start w:val="1"/>
-      <w:numFmt w:val="bullet"/>
-      <w:lvlText w:val=""/>
-      <w:lvlJc w:val="left"/>
-      <w:pPr>
-        <w:ind w:left="3589" w:hanging="360"/>
-      </w:pPr>
-      <w:rPr>
-        <w:rFonts w:ascii="Symbol" w:hAnsi="Symbol" w:hint="default"/>
-      </w:rPr>
-    </w:lvl>
-    <w:lvl w:ilvl="4" w:tplc="0C0A0003" w:tentative="1">
-      <w:start w:val="1"/>
-      <w:numFmt w:val="bullet"/>
-      <w:lvlText w:val="o"/>
-      <w:lvlJc w:val="left"/>
-      <w:pPr>
-        <w:ind w:left="4309" w:hanging="360"/>
-      </w:pPr>
-      <w:rPr>
-        <w:rFonts w:ascii="Courier New" w:hAnsi="Courier New" w:cs="Courier New" w:hint="default"/>
-      </w:rPr>
-    </w:lvl>
-    <w:lvl w:ilvl="5" w:tplc="0C0A0005" w:tentative="1">
-      <w:start w:val="1"/>
-      <w:numFmt w:val="bullet"/>
-      <w:lvlText w:val=""/>
-      <w:lvlJc w:val="left"/>
-      <w:pPr>
-        <w:ind w:left="5029" w:hanging="360"/>
-      </w:pPr>
-      <w:rPr>
-        <w:rFonts w:ascii="Wingdings" w:hAnsi="Wingdings" w:hint="default"/>
-      </w:rPr>
-    </w:lvl>
-    <w:lvl w:ilvl="6" w:tplc="0C0A0001" w:tentative="1">
-      <w:start w:val="1"/>
-      <w:numFmt w:val="bullet"/>
-      <w:lvlText w:val=""/>
-      <w:lvlJc w:val="left"/>
-      <w:pPr>
-        <w:ind w:left="5749" w:hanging="360"/>
-      </w:pPr>
-      <w:rPr>
-        <w:rFonts w:ascii="Symbol" w:hAnsi="Symbol" w:hint="default"/>
-      </w:rPr>
-    </w:lvl>
-    <w:lvl w:ilvl="7" w:tplc="0C0A0003" w:tentative="1">
-      <w:start w:val="1"/>
-      <w:numFmt w:val="bullet"/>
-      <w:lvlText w:val="o"/>
-      <w:lvlJc w:val="left"/>
-      <w:pPr>
-        <w:ind w:left="6469" w:hanging="360"/>
-      </w:pPr>
-      <w:rPr>
-        <w:rFonts w:ascii="Courier New" w:hAnsi="Courier New" w:cs="Courier New" w:hint="default"/>
-      </w:rPr>
-    </w:lvl>
-    <w:lvl w:ilvl="8" w:tplc="0C0A0005" w:tentative="1">
-      <w:start w:val="1"/>
-      <w:numFmt w:val="bullet"/>
-      <w:lvlText w:val=""/>
-      <w:lvlJc w:val="left"/>
-      <w:pPr>
-        <w:ind w:left="7189" w:hanging="360"/>
-      </w:pPr>
-      <w:rPr>
-        <w:rFonts w:ascii="Wingdings" w:hAnsi="Wingdings" w:hint="default"/>
-      </w:rPr>
-    </w:lvl>
-  </w:abstractNum>
-  <w:abstractNum w:abstractNumId="25" w15:restartNumberingAfterBreak="0">
+  <w:abstractNum w:abstractNumId="4" w15:restartNumberingAfterBreak="0">
     <w:nsid w:val="368E176E"/>
     <w:multiLevelType w:val="hybridMultilevel"/>
     <w:tmpl w:val="BDF054FE"/>
@@ -31129,319 +28576,7 @@
       </w:pPr>
     </w:lvl>
   </w:abstractNum>
-  <w:abstractNum w:abstractNumId="26" w15:restartNumberingAfterBreak="0">
-    <w:nsid w:val="3A1F7FC6"/>
-    <w:multiLevelType w:val="hybridMultilevel"/>
-    <w:tmpl w:val="30DCB250"/>
-    <w:lvl w:ilvl="0" w:tplc="0C0A0001">
-      <w:start w:val="1"/>
-      <w:numFmt w:val="bullet"/>
-      <w:lvlText w:val=""/>
-      <w:lvlJc w:val="left"/>
-      <w:pPr>
-        <w:ind w:left="1429" w:hanging="360"/>
-      </w:pPr>
-      <w:rPr>
-        <w:rFonts w:ascii="Symbol" w:hAnsi="Symbol" w:hint="default"/>
-      </w:rPr>
-    </w:lvl>
-    <w:lvl w:ilvl="1" w:tplc="0C0A0003" w:tentative="1">
-      <w:start w:val="1"/>
-      <w:numFmt w:val="bullet"/>
-      <w:lvlText w:val="o"/>
-      <w:lvlJc w:val="left"/>
-      <w:pPr>
-        <w:ind w:left="2149" w:hanging="360"/>
-      </w:pPr>
-      <w:rPr>
-        <w:rFonts w:ascii="Courier New" w:hAnsi="Courier New" w:cs="Courier New" w:hint="default"/>
-      </w:rPr>
-    </w:lvl>
-    <w:lvl w:ilvl="2" w:tplc="0C0A0005" w:tentative="1">
-      <w:start w:val="1"/>
-      <w:numFmt w:val="bullet"/>
-      <w:lvlText w:val=""/>
-      <w:lvlJc w:val="left"/>
-      <w:pPr>
-        <w:ind w:left="2869" w:hanging="360"/>
-      </w:pPr>
-      <w:rPr>
-        <w:rFonts w:ascii="Wingdings" w:hAnsi="Wingdings" w:hint="default"/>
-      </w:rPr>
-    </w:lvl>
-    <w:lvl w:ilvl="3" w:tplc="0C0A0001" w:tentative="1">
-      <w:start w:val="1"/>
-      <w:numFmt w:val="bullet"/>
-      <w:lvlText w:val=""/>
-      <w:lvlJc w:val="left"/>
-      <w:pPr>
-        <w:ind w:left="3589" w:hanging="360"/>
-      </w:pPr>
-      <w:rPr>
-        <w:rFonts w:ascii="Symbol" w:hAnsi="Symbol" w:hint="default"/>
-      </w:rPr>
-    </w:lvl>
-    <w:lvl w:ilvl="4" w:tplc="0C0A0003" w:tentative="1">
-      <w:start w:val="1"/>
-      <w:numFmt w:val="bullet"/>
-      <w:lvlText w:val="o"/>
-      <w:lvlJc w:val="left"/>
-      <w:pPr>
-        <w:ind w:left="4309" w:hanging="360"/>
-      </w:pPr>
-      <w:rPr>
-        <w:rFonts w:ascii="Courier New" w:hAnsi="Courier New" w:cs="Courier New" w:hint="default"/>
-      </w:rPr>
-    </w:lvl>
-    <w:lvl w:ilvl="5" w:tplc="0C0A0005" w:tentative="1">
-      <w:start w:val="1"/>
-      <w:numFmt w:val="bullet"/>
-      <w:lvlText w:val=""/>
-      <w:lvlJc w:val="left"/>
-      <w:pPr>
-        <w:ind w:left="5029" w:hanging="360"/>
-      </w:pPr>
-      <w:rPr>
-        <w:rFonts w:ascii="Wingdings" w:hAnsi="Wingdings" w:hint="default"/>
-      </w:rPr>
-    </w:lvl>
-    <w:lvl w:ilvl="6" w:tplc="0C0A0001" w:tentative="1">
-      <w:start w:val="1"/>
-      <w:numFmt w:val="bullet"/>
-      <w:lvlText w:val=""/>
-      <w:lvlJc w:val="left"/>
-      <w:pPr>
-        <w:ind w:left="5749" w:hanging="360"/>
-      </w:pPr>
-      <w:rPr>
-        <w:rFonts w:ascii="Symbol" w:hAnsi="Symbol" w:hint="default"/>
-      </w:rPr>
-    </w:lvl>
-    <w:lvl w:ilvl="7" w:tplc="0C0A0003" w:tentative="1">
-      <w:start w:val="1"/>
-      <w:numFmt w:val="bullet"/>
-      <w:lvlText w:val="o"/>
-      <w:lvlJc w:val="left"/>
-      <w:pPr>
-        <w:ind w:left="6469" w:hanging="360"/>
-      </w:pPr>
-      <w:rPr>
-        <w:rFonts w:ascii="Courier New" w:hAnsi="Courier New" w:cs="Courier New" w:hint="default"/>
-      </w:rPr>
-    </w:lvl>
-    <w:lvl w:ilvl="8" w:tplc="0C0A0005" w:tentative="1">
-      <w:start w:val="1"/>
-      <w:numFmt w:val="bullet"/>
-      <w:lvlText w:val=""/>
-      <w:lvlJc w:val="left"/>
-      <w:pPr>
-        <w:ind w:left="7189" w:hanging="360"/>
-      </w:pPr>
-      <w:rPr>
-        <w:rFonts w:ascii="Wingdings" w:hAnsi="Wingdings" w:hint="default"/>
-      </w:rPr>
-    </w:lvl>
-  </w:abstractNum>
-  <w:abstractNum w:abstractNumId="27" w15:restartNumberingAfterBreak="0">
-    <w:nsid w:val="3D940EDC"/>
-    <w:multiLevelType w:val="hybridMultilevel"/>
-    <w:tmpl w:val="85188478"/>
-    <w:lvl w:ilvl="0" w:tplc="0C0A0017">
-      <w:start w:val="1"/>
-      <w:numFmt w:val="lowerLetter"/>
-      <w:lvlText w:val="%1)"/>
-      <w:lvlJc w:val="left"/>
-      <w:pPr>
-        <w:ind w:left="1429" w:hanging="360"/>
-      </w:pPr>
-    </w:lvl>
-    <w:lvl w:ilvl="1" w:tplc="0C0A0019" w:tentative="1">
-      <w:start w:val="1"/>
-      <w:numFmt w:val="lowerLetter"/>
-      <w:lvlText w:val="%2."/>
-      <w:lvlJc w:val="left"/>
-      <w:pPr>
-        <w:ind w:left="2149" w:hanging="360"/>
-      </w:pPr>
-    </w:lvl>
-    <w:lvl w:ilvl="2" w:tplc="0C0A001B" w:tentative="1">
-      <w:start w:val="1"/>
-      <w:numFmt w:val="lowerRoman"/>
-      <w:lvlText w:val="%3."/>
-      <w:lvlJc w:val="right"/>
-      <w:pPr>
-        <w:ind w:left="2869" w:hanging="180"/>
-      </w:pPr>
-    </w:lvl>
-    <w:lvl w:ilvl="3" w:tplc="0C0A000F" w:tentative="1">
-      <w:start w:val="1"/>
-      <w:numFmt w:val="decimal"/>
-      <w:lvlText w:val="%4."/>
-      <w:lvlJc w:val="left"/>
-      <w:pPr>
-        <w:ind w:left="3589" w:hanging="360"/>
-      </w:pPr>
-    </w:lvl>
-    <w:lvl w:ilvl="4" w:tplc="0C0A0019" w:tentative="1">
-      <w:start w:val="1"/>
-      <w:numFmt w:val="lowerLetter"/>
-      <w:lvlText w:val="%5."/>
-      <w:lvlJc w:val="left"/>
-      <w:pPr>
-        <w:ind w:left="4309" w:hanging="360"/>
-      </w:pPr>
-    </w:lvl>
-    <w:lvl w:ilvl="5" w:tplc="0C0A001B" w:tentative="1">
-      <w:start w:val="1"/>
-      <w:numFmt w:val="lowerRoman"/>
-      <w:lvlText w:val="%6."/>
-      <w:lvlJc w:val="right"/>
-      <w:pPr>
-        <w:ind w:left="5029" w:hanging="180"/>
-      </w:pPr>
-    </w:lvl>
-    <w:lvl w:ilvl="6" w:tplc="0C0A000F" w:tentative="1">
-      <w:start w:val="1"/>
-      <w:numFmt w:val="decimal"/>
-      <w:lvlText w:val="%7."/>
-      <w:lvlJc w:val="left"/>
-      <w:pPr>
-        <w:ind w:left="5749" w:hanging="360"/>
-      </w:pPr>
-    </w:lvl>
-    <w:lvl w:ilvl="7" w:tplc="0C0A0019" w:tentative="1">
-      <w:start w:val="1"/>
-      <w:numFmt w:val="lowerLetter"/>
-      <w:lvlText w:val="%8."/>
-      <w:lvlJc w:val="left"/>
-      <w:pPr>
-        <w:ind w:left="6469" w:hanging="360"/>
-      </w:pPr>
-    </w:lvl>
-    <w:lvl w:ilvl="8" w:tplc="0C0A001B" w:tentative="1">
-      <w:start w:val="1"/>
-      <w:numFmt w:val="lowerRoman"/>
-      <w:lvlText w:val="%9."/>
-      <w:lvlJc w:val="right"/>
-      <w:pPr>
-        <w:ind w:left="7189" w:hanging="180"/>
-      </w:pPr>
-    </w:lvl>
-  </w:abstractNum>
-  <w:abstractNum w:abstractNumId="28" w15:restartNumberingAfterBreak="0">
-    <w:nsid w:val="3E464273"/>
-    <w:multiLevelType w:val="hybridMultilevel"/>
-    <w:tmpl w:val="F5D46F88"/>
-    <w:lvl w:ilvl="0" w:tplc="0C0A0001">
-      <w:start w:val="1"/>
-      <w:numFmt w:val="bullet"/>
-      <w:lvlText w:val=""/>
-      <w:lvlJc w:val="left"/>
-      <w:pPr>
-        <w:ind w:left="1429" w:hanging="360"/>
-      </w:pPr>
-      <w:rPr>
-        <w:rFonts w:ascii="Symbol" w:hAnsi="Symbol" w:hint="default"/>
-      </w:rPr>
-    </w:lvl>
-    <w:lvl w:ilvl="1" w:tplc="0C0A0003" w:tentative="1">
-      <w:start w:val="1"/>
-      <w:numFmt w:val="bullet"/>
-      <w:lvlText w:val="o"/>
-      <w:lvlJc w:val="left"/>
-      <w:pPr>
-        <w:ind w:left="2149" w:hanging="360"/>
-      </w:pPr>
-      <w:rPr>
-        <w:rFonts w:ascii="Courier New" w:hAnsi="Courier New" w:cs="Courier New" w:hint="default"/>
-      </w:rPr>
-    </w:lvl>
-    <w:lvl w:ilvl="2" w:tplc="0C0A0005" w:tentative="1">
-      <w:start w:val="1"/>
-      <w:numFmt w:val="bullet"/>
-      <w:lvlText w:val=""/>
-      <w:lvlJc w:val="left"/>
-      <w:pPr>
-        <w:ind w:left="2869" w:hanging="360"/>
-      </w:pPr>
-      <w:rPr>
-        <w:rFonts w:ascii="Wingdings" w:hAnsi="Wingdings" w:hint="default"/>
-      </w:rPr>
-    </w:lvl>
-    <w:lvl w:ilvl="3" w:tplc="0C0A0001" w:tentative="1">
-      <w:start w:val="1"/>
-      <w:numFmt w:val="bullet"/>
-      <w:lvlText w:val=""/>
-      <w:lvlJc w:val="left"/>
-      <w:pPr>
-        <w:ind w:left="3589" w:hanging="360"/>
-      </w:pPr>
-      <w:rPr>
-        <w:rFonts w:ascii="Symbol" w:hAnsi="Symbol" w:hint="default"/>
-      </w:rPr>
-    </w:lvl>
-    <w:lvl w:ilvl="4" w:tplc="0C0A0003" w:tentative="1">
-      <w:start w:val="1"/>
-      <w:numFmt w:val="bullet"/>
-      <w:lvlText w:val="o"/>
-      <w:lvlJc w:val="left"/>
-      <w:pPr>
-        <w:ind w:left="4309" w:hanging="360"/>
-      </w:pPr>
-      <w:rPr>
-        <w:rFonts w:ascii="Courier New" w:hAnsi="Courier New" w:cs="Courier New" w:hint="default"/>
-      </w:rPr>
-    </w:lvl>
-    <w:lvl w:ilvl="5" w:tplc="0C0A0005" w:tentative="1">
-      <w:start w:val="1"/>
-      <w:numFmt w:val="bullet"/>
-      <w:lvlText w:val=""/>
-      <w:lvlJc w:val="left"/>
-      <w:pPr>
-        <w:ind w:left="5029" w:hanging="360"/>
-      </w:pPr>
-      <w:rPr>
-        <w:rFonts w:ascii="Wingdings" w:hAnsi="Wingdings" w:hint="default"/>
-      </w:rPr>
-    </w:lvl>
-    <w:lvl w:ilvl="6" w:tplc="0C0A0001" w:tentative="1">
-      <w:start w:val="1"/>
-      <w:numFmt w:val="bullet"/>
-      <w:lvlText w:val=""/>
-      <w:lvlJc w:val="left"/>
-      <w:pPr>
-        <w:ind w:left="5749" w:hanging="360"/>
-      </w:pPr>
-      <w:rPr>
-        <w:rFonts w:ascii="Symbol" w:hAnsi="Symbol" w:hint="default"/>
-      </w:rPr>
-    </w:lvl>
-    <w:lvl w:ilvl="7" w:tplc="0C0A0003" w:tentative="1">
-      <w:start w:val="1"/>
-      <w:numFmt w:val="bullet"/>
-      <w:lvlText w:val="o"/>
-      <w:lvlJc w:val="left"/>
-      <w:pPr>
-        <w:ind w:left="6469" w:hanging="360"/>
-      </w:pPr>
-      <w:rPr>
-        <w:rFonts w:ascii="Courier New" w:hAnsi="Courier New" w:cs="Courier New" w:hint="default"/>
-      </w:rPr>
-    </w:lvl>
-    <w:lvl w:ilvl="8" w:tplc="0C0A0005" w:tentative="1">
-      <w:start w:val="1"/>
-      <w:numFmt w:val="bullet"/>
-      <w:lvlText w:val=""/>
-      <w:lvlJc w:val="left"/>
-      <w:pPr>
-        <w:ind w:left="7189" w:hanging="360"/>
-      </w:pPr>
-      <w:rPr>
-        <w:rFonts w:ascii="Wingdings" w:hAnsi="Wingdings" w:hint="default"/>
-      </w:rPr>
-    </w:lvl>
-  </w:abstractNum>
-  <w:abstractNum w:abstractNumId="29" w15:restartNumberingAfterBreak="0">
+  <w:abstractNum w:abstractNumId="5" w15:restartNumberingAfterBreak="0">
     <w:nsid w:val="422964B1"/>
     <w:multiLevelType w:val="hybridMultilevel"/>
     <w:tmpl w:val="630AD644"/>
@@ -31554,911 +28689,7 @@
       </w:rPr>
     </w:lvl>
   </w:abstractNum>
-  <w:abstractNum w:abstractNumId="30" w15:restartNumberingAfterBreak="0">
-    <w:nsid w:val="43A30915"/>
-    <w:multiLevelType w:val="hybridMultilevel"/>
-    <w:tmpl w:val="21D6545E"/>
-    <w:lvl w:ilvl="0" w:tplc="0C0A0001">
-      <w:start w:val="1"/>
-      <w:numFmt w:val="bullet"/>
-      <w:lvlText w:val=""/>
-      <w:lvlJc w:val="left"/>
-      <w:pPr>
-        <w:ind w:left="1429" w:hanging="360"/>
-      </w:pPr>
-      <w:rPr>
-        <w:rFonts w:ascii="Symbol" w:hAnsi="Symbol" w:hint="default"/>
-      </w:rPr>
-    </w:lvl>
-    <w:lvl w:ilvl="1" w:tplc="0C0A0003" w:tentative="1">
-      <w:start w:val="1"/>
-      <w:numFmt w:val="bullet"/>
-      <w:lvlText w:val="o"/>
-      <w:lvlJc w:val="left"/>
-      <w:pPr>
-        <w:ind w:left="2149" w:hanging="360"/>
-      </w:pPr>
-      <w:rPr>
-        <w:rFonts w:ascii="Courier New" w:hAnsi="Courier New" w:cs="Courier New" w:hint="default"/>
-      </w:rPr>
-    </w:lvl>
-    <w:lvl w:ilvl="2" w:tplc="0C0A0005" w:tentative="1">
-      <w:start w:val="1"/>
-      <w:numFmt w:val="bullet"/>
-      <w:lvlText w:val=""/>
-      <w:lvlJc w:val="left"/>
-      <w:pPr>
-        <w:ind w:left="2869" w:hanging="360"/>
-      </w:pPr>
-      <w:rPr>
-        <w:rFonts w:ascii="Wingdings" w:hAnsi="Wingdings" w:hint="default"/>
-      </w:rPr>
-    </w:lvl>
-    <w:lvl w:ilvl="3" w:tplc="0C0A0001" w:tentative="1">
-      <w:start w:val="1"/>
-      <w:numFmt w:val="bullet"/>
-      <w:lvlText w:val=""/>
-      <w:lvlJc w:val="left"/>
-      <w:pPr>
-        <w:ind w:left="3589" w:hanging="360"/>
-      </w:pPr>
-      <w:rPr>
-        <w:rFonts w:ascii="Symbol" w:hAnsi="Symbol" w:hint="default"/>
-      </w:rPr>
-    </w:lvl>
-    <w:lvl w:ilvl="4" w:tplc="0C0A0003" w:tentative="1">
-      <w:start w:val="1"/>
-      <w:numFmt w:val="bullet"/>
-      <w:lvlText w:val="o"/>
-      <w:lvlJc w:val="left"/>
-      <w:pPr>
-        <w:ind w:left="4309" w:hanging="360"/>
-      </w:pPr>
-      <w:rPr>
-        <w:rFonts w:ascii="Courier New" w:hAnsi="Courier New" w:cs="Courier New" w:hint="default"/>
-      </w:rPr>
-    </w:lvl>
-    <w:lvl w:ilvl="5" w:tplc="0C0A0005" w:tentative="1">
-      <w:start w:val="1"/>
-      <w:numFmt w:val="bullet"/>
-      <w:lvlText w:val=""/>
-      <w:lvlJc w:val="left"/>
-      <w:pPr>
-        <w:ind w:left="5029" w:hanging="360"/>
-      </w:pPr>
-      <w:rPr>
-        <w:rFonts w:ascii="Wingdings" w:hAnsi="Wingdings" w:hint="default"/>
-      </w:rPr>
-    </w:lvl>
-    <w:lvl w:ilvl="6" w:tplc="0C0A0001" w:tentative="1">
-      <w:start w:val="1"/>
-      <w:numFmt w:val="bullet"/>
-      <w:lvlText w:val=""/>
-      <w:lvlJc w:val="left"/>
-      <w:pPr>
-        <w:ind w:left="5749" w:hanging="360"/>
-      </w:pPr>
-      <w:rPr>
-        <w:rFonts w:ascii="Symbol" w:hAnsi="Symbol" w:hint="default"/>
-      </w:rPr>
-    </w:lvl>
-    <w:lvl w:ilvl="7" w:tplc="0C0A0003" w:tentative="1">
-      <w:start w:val="1"/>
-      <w:numFmt w:val="bullet"/>
-      <w:lvlText w:val="o"/>
-      <w:lvlJc w:val="left"/>
-      <w:pPr>
-        <w:ind w:left="6469" w:hanging="360"/>
-      </w:pPr>
-      <w:rPr>
-        <w:rFonts w:ascii="Courier New" w:hAnsi="Courier New" w:cs="Courier New" w:hint="default"/>
-      </w:rPr>
-    </w:lvl>
-    <w:lvl w:ilvl="8" w:tplc="0C0A0005" w:tentative="1">
-      <w:start w:val="1"/>
-      <w:numFmt w:val="bullet"/>
-      <w:lvlText w:val=""/>
-      <w:lvlJc w:val="left"/>
-      <w:pPr>
-        <w:ind w:left="7189" w:hanging="360"/>
-      </w:pPr>
-      <w:rPr>
-        <w:rFonts w:ascii="Wingdings" w:hAnsi="Wingdings" w:hint="default"/>
-      </w:rPr>
-    </w:lvl>
-  </w:abstractNum>
-  <w:abstractNum w:abstractNumId="31" w15:restartNumberingAfterBreak="0">
-    <w:nsid w:val="46491F2C"/>
-    <w:multiLevelType w:val="hybridMultilevel"/>
-    <w:tmpl w:val="3BAED2B6"/>
-    <w:lvl w:ilvl="0" w:tplc="0C0A0001">
-      <w:start w:val="1"/>
-      <w:numFmt w:val="bullet"/>
-      <w:lvlText w:val=""/>
-      <w:lvlJc w:val="left"/>
-      <w:pPr>
-        <w:ind w:left="1429" w:hanging="360"/>
-      </w:pPr>
-      <w:rPr>
-        <w:rFonts w:ascii="Symbol" w:hAnsi="Symbol" w:hint="default"/>
-      </w:rPr>
-    </w:lvl>
-    <w:lvl w:ilvl="1" w:tplc="0C0A0003" w:tentative="1">
-      <w:start w:val="1"/>
-      <w:numFmt w:val="bullet"/>
-      <w:lvlText w:val="o"/>
-      <w:lvlJc w:val="left"/>
-      <w:pPr>
-        <w:ind w:left="2149" w:hanging="360"/>
-      </w:pPr>
-      <w:rPr>
-        <w:rFonts w:ascii="Courier New" w:hAnsi="Courier New" w:cs="Courier New" w:hint="default"/>
-      </w:rPr>
-    </w:lvl>
-    <w:lvl w:ilvl="2" w:tplc="0C0A0005" w:tentative="1">
-      <w:start w:val="1"/>
-      <w:numFmt w:val="bullet"/>
-      <w:lvlText w:val=""/>
-      <w:lvlJc w:val="left"/>
-      <w:pPr>
-        <w:ind w:left="2869" w:hanging="360"/>
-      </w:pPr>
-      <w:rPr>
-        <w:rFonts w:ascii="Wingdings" w:hAnsi="Wingdings" w:hint="default"/>
-      </w:rPr>
-    </w:lvl>
-    <w:lvl w:ilvl="3" w:tplc="0C0A0001" w:tentative="1">
-      <w:start w:val="1"/>
-      <w:numFmt w:val="bullet"/>
-      <w:lvlText w:val=""/>
-      <w:lvlJc w:val="left"/>
-      <w:pPr>
-        <w:ind w:left="3589" w:hanging="360"/>
-      </w:pPr>
-      <w:rPr>
-        <w:rFonts w:ascii="Symbol" w:hAnsi="Symbol" w:hint="default"/>
-      </w:rPr>
-    </w:lvl>
-    <w:lvl w:ilvl="4" w:tplc="0C0A0003" w:tentative="1">
-      <w:start w:val="1"/>
-      <w:numFmt w:val="bullet"/>
-      <w:lvlText w:val="o"/>
-      <w:lvlJc w:val="left"/>
-      <w:pPr>
-        <w:ind w:left="4309" w:hanging="360"/>
-      </w:pPr>
-      <w:rPr>
-        <w:rFonts w:ascii="Courier New" w:hAnsi="Courier New" w:cs="Courier New" w:hint="default"/>
-      </w:rPr>
-    </w:lvl>
-    <w:lvl w:ilvl="5" w:tplc="0C0A0005" w:tentative="1">
-      <w:start w:val="1"/>
-      <w:numFmt w:val="bullet"/>
-      <w:lvlText w:val=""/>
-      <w:lvlJc w:val="left"/>
-      <w:pPr>
-        <w:ind w:left="5029" w:hanging="360"/>
-      </w:pPr>
-      <w:rPr>
-        <w:rFonts w:ascii="Wingdings" w:hAnsi="Wingdings" w:hint="default"/>
-      </w:rPr>
-    </w:lvl>
-    <w:lvl w:ilvl="6" w:tplc="0C0A0001" w:tentative="1">
-      <w:start w:val="1"/>
-      <w:numFmt w:val="bullet"/>
-      <w:lvlText w:val=""/>
-      <w:lvlJc w:val="left"/>
-      <w:pPr>
-        <w:ind w:left="5749" w:hanging="360"/>
-      </w:pPr>
-      <w:rPr>
-        <w:rFonts w:ascii="Symbol" w:hAnsi="Symbol" w:hint="default"/>
-      </w:rPr>
-    </w:lvl>
-    <w:lvl w:ilvl="7" w:tplc="0C0A0003" w:tentative="1">
-      <w:start w:val="1"/>
-      <w:numFmt w:val="bullet"/>
-      <w:lvlText w:val="o"/>
-      <w:lvlJc w:val="left"/>
-      <w:pPr>
-        <w:ind w:left="6469" w:hanging="360"/>
-      </w:pPr>
-      <w:rPr>
-        <w:rFonts w:ascii="Courier New" w:hAnsi="Courier New" w:cs="Courier New" w:hint="default"/>
-      </w:rPr>
-    </w:lvl>
-    <w:lvl w:ilvl="8" w:tplc="0C0A0005" w:tentative="1">
-      <w:start w:val="1"/>
-      <w:numFmt w:val="bullet"/>
-      <w:lvlText w:val=""/>
-      <w:lvlJc w:val="left"/>
-      <w:pPr>
-        <w:ind w:left="7189" w:hanging="360"/>
-      </w:pPr>
-      <w:rPr>
-        <w:rFonts w:ascii="Wingdings" w:hAnsi="Wingdings" w:hint="default"/>
-      </w:rPr>
-    </w:lvl>
-  </w:abstractNum>
-  <w:abstractNum w:abstractNumId="32" w15:restartNumberingAfterBreak="0">
-    <w:nsid w:val="483A2389"/>
-    <w:multiLevelType w:val="hybridMultilevel"/>
-    <w:tmpl w:val="F0A821C0"/>
-    <w:lvl w:ilvl="0" w:tplc="0C0A0001">
-      <w:start w:val="1"/>
-      <w:numFmt w:val="bullet"/>
-      <w:lvlText w:val=""/>
-      <w:lvlJc w:val="left"/>
-      <w:pPr>
-        <w:ind w:left="1429" w:hanging="360"/>
-      </w:pPr>
-      <w:rPr>
-        <w:rFonts w:ascii="Symbol" w:hAnsi="Symbol" w:hint="default"/>
-      </w:rPr>
-    </w:lvl>
-    <w:lvl w:ilvl="1" w:tplc="0C0A0003" w:tentative="1">
-      <w:start w:val="1"/>
-      <w:numFmt w:val="bullet"/>
-      <w:lvlText w:val="o"/>
-      <w:lvlJc w:val="left"/>
-      <w:pPr>
-        <w:ind w:left="2149" w:hanging="360"/>
-      </w:pPr>
-      <w:rPr>
-        <w:rFonts w:ascii="Courier New" w:hAnsi="Courier New" w:cs="Courier New" w:hint="default"/>
-      </w:rPr>
-    </w:lvl>
-    <w:lvl w:ilvl="2" w:tplc="0C0A0005" w:tentative="1">
-      <w:start w:val="1"/>
-      <w:numFmt w:val="bullet"/>
-      <w:lvlText w:val=""/>
-      <w:lvlJc w:val="left"/>
-      <w:pPr>
-        <w:ind w:left="2869" w:hanging="360"/>
-      </w:pPr>
-      <w:rPr>
-        <w:rFonts w:ascii="Wingdings" w:hAnsi="Wingdings" w:hint="default"/>
-      </w:rPr>
-    </w:lvl>
-    <w:lvl w:ilvl="3" w:tplc="0C0A0001" w:tentative="1">
-      <w:start w:val="1"/>
-      <w:numFmt w:val="bullet"/>
-      <w:lvlText w:val=""/>
-      <w:lvlJc w:val="left"/>
-      <w:pPr>
-        <w:ind w:left="3589" w:hanging="360"/>
-      </w:pPr>
-      <w:rPr>
-        <w:rFonts w:ascii="Symbol" w:hAnsi="Symbol" w:hint="default"/>
-      </w:rPr>
-    </w:lvl>
-    <w:lvl w:ilvl="4" w:tplc="0C0A0003" w:tentative="1">
-      <w:start w:val="1"/>
-      <w:numFmt w:val="bullet"/>
-      <w:lvlText w:val="o"/>
-      <w:lvlJc w:val="left"/>
-      <w:pPr>
-        <w:ind w:left="4309" w:hanging="360"/>
-      </w:pPr>
-      <w:rPr>
-        <w:rFonts w:ascii="Courier New" w:hAnsi="Courier New" w:cs="Courier New" w:hint="default"/>
-      </w:rPr>
-    </w:lvl>
-    <w:lvl w:ilvl="5" w:tplc="0C0A0005" w:tentative="1">
-      <w:start w:val="1"/>
-      <w:numFmt w:val="bullet"/>
-      <w:lvlText w:val=""/>
-      <w:lvlJc w:val="left"/>
-      <w:pPr>
-        <w:ind w:left="5029" w:hanging="360"/>
-      </w:pPr>
-      <w:rPr>
-        <w:rFonts w:ascii="Wingdings" w:hAnsi="Wingdings" w:hint="default"/>
-      </w:rPr>
-    </w:lvl>
-    <w:lvl w:ilvl="6" w:tplc="0C0A0001" w:tentative="1">
-      <w:start w:val="1"/>
-      <w:numFmt w:val="bullet"/>
-      <w:lvlText w:val=""/>
-      <w:lvlJc w:val="left"/>
-      <w:pPr>
-        <w:ind w:left="5749" w:hanging="360"/>
-      </w:pPr>
-      <w:rPr>
-        <w:rFonts w:ascii="Symbol" w:hAnsi="Symbol" w:hint="default"/>
-      </w:rPr>
-    </w:lvl>
-    <w:lvl w:ilvl="7" w:tplc="0C0A0003" w:tentative="1">
-      <w:start w:val="1"/>
-      <w:numFmt w:val="bullet"/>
-      <w:lvlText w:val="o"/>
-      <w:lvlJc w:val="left"/>
-      <w:pPr>
-        <w:ind w:left="6469" w:hanging="360"/>
-      </w:pPr>
-      <w:rPr>
-        <w:rFonts w:ascii="Courier New" w:hAnsi="Courier New" w:cs="Courier New" w:hint="default"/>
-      </w:rPr>
-    </w:lvl>
-    <w:lvl w:ilvl="8" w:tplc="0C0A0005" w:tentative="1">
-      <w:start w:val="1"/>
-      <w:numFmt w:val="bullet"/>
-      <w:lvlText w:val=""/>
-      <w:lvlJc w:val="left"/>
-      <w:pPr>
-        <w:ind w:left="7189" w:hanging="360"/>
-      </w:pPr>
-      <w:rPr>
-        <w:rFonts w:ascii="Wingdings" w:hAnsi="Wingdings" w:hint="default"/>
-      </w:rPr>
-    </w:lvl>
-  </w:abstractNum>
-  <w:abstractNum w:abstractNumId="33" w15:restartNumberingAfterBreak="0">
-    <w:nsid w:val="488422E7"/>
-    <w:multiLevelType w:val="hybridMultilevel"/>
-    <w:tmpl w:val="69F2F0FC"/>
-    <w:lvl w:ilvl="0" w:tplc="0C0A0001">
-      <w:start w:val="1"/>
-      <w:numFmt w:val="bullet"/>
-      <w:lvlText w:val=""/>
-      <w:lvlJc w:val="left"/>
-      <w:pPr>
-        <w:ind w:left="1429" w:hanging="360"/>
-      </w:pPr>
-      <w:rPr>
-        <w:rFonts w:ascii="Symbol" w:hAnsi="Symbol" w:hint="default"/>
-      </w:rPr>
-    </w:lvl>
-    <w:lvl w:ilvl="1" w:tplc="0C0A0003" w:tentative="1">
-      <w:start w:val="1"/>
-      <w:numFmt w:val="bullet"/>
-      <w:lvlText w:val="o"/>
-      <w:lvlJc w:val="left"/>
-      <w:pPr>
-        <w:ind w:left="2149" w:hanging="360"/>
-      </w:pPr>
-      <w:rPr>
-        <w:rFonts w:ascii="Courier New" w:hAnsi="Courier New" w:cs="Courier New" w:hint="default"/>
-      </w:rPr>
-    </w:lvl>
-    <w:lvl w:ilvl="2" w:tplc="0C0A0005" w:tentative="1">
-      <w:start w:val="1"/>
-      <w:numFmt w:val="bullet"/>
-      <w:lvlText w:val=""/>
-      <w:lvlJc w:val="left"/>
-      <w:pPr>
-        <w:ind w:left="2869" w:hanging="360"/>
-      </w:pPr>
-      <w:rPr>
-        <w:rFonts w:ascii="Wingdings" w:hAnsi="Wingdings" w:hint="default"/>
-      </w:rPr>
-    </w:lvl>
-    <w:lvl w:ilvl="3" w:tplc="0C0A0001" w:tentative="1">
-      <w:start w:val="1"/>
-      <w:numFmt w:val="bullet"/>
-      <w:lvlText w:val=""/>
-      <w:lvlJc w:val="left"/>
-      <w:pPr>
-        <w:ind w:left="3589" w:hanging="360"/>
-      </w:pPr>
-      <w:rPr>
-        <w:rFonts w:ascii="Symbol" w:hAnsi="Symbol" w:hint="default"/>
-      </w:rPr>
-    </w:lvl>
-    <w:lvl w:ilvl="4" w:tplc="0C0A0003" w:tentative="1">
-      <w:start w:val="1"/>
-      <w:numFmt w:val="bullet"/>
-      <w:lvlText w:val="o"/>
-      <w:lvlJc w:val="left"/>
-      <w:pPr>
-        <w:ind w:left="4309" w:hanging="360"/>
-      </w:pPr>
-      <w:rPr>
-        <w:rFonts w:ascii="Courier New" w:hAnsi="Courier New" w:cs="Courier New" w:hint="default"/>
-      </w:rPr>
-    </w:lvl>
-    <w:lvl w:ilvl="5" w:tplc="0C0A0005" w:tentative="1">
-      <w:start w:val="1"/>
-      <w:numFmt w:val="bullet"/>
-      <w:lvlText w:val=""/>
-      <w:lvlJc w:val="left"/>
-      <w:pPr>
-        <w:ind w:left="5029" w:hanging="360"/>
-      </w:pPr>
-      <w:rPr>
-        <w:rFonts w:ascii="Wingdings" w:hAnsi="Wingdings" w:hint="default"/>
-      </w:rPr>
-    </w:lvl>
-    <w:lvl w:ilvl="6" w:tplc="0C0A0001" w:tentative="1">
-      <w:start w:val="1"/>
-      <w:numFmt w:val="bullet"/>
-      <w:lvlText w:val=""/>
-      <w:lvlJc w:val="left"/>
-      <w:pPr>
-        <w:ind w:left="5749" w:hanging="360"/>
-      </w:pPr>
-      <w:rPr>
-        <w:rFonts w:ascii="Symbol" w:hAnsi="Symbol" w:hint="default"/>
-      </w:rPr>
-    </w:lvl>
-    <w:lvl w:ilvl="7" w:tplc="0C0A0003" w:tentative="1">
-      <w:start w:val="1"/>
-      <w:numFmt w:val="bullet"/>
-      <w:lvlText w:val="o"/>
-      <w:lvlJc w:val="left"/>
-      <w:pPr>
-        <w:ind w:left="6469" w:hanging="360"/>
-      </w:pPr>
-      <w:rPr>
-        <w:rFonts w:ascii="Courier New" w:hAnsi="Courier New" w:cs="Courier New" w:hint="default"/>
-      </w:rPr>
-    </w:lvl>
-    <w:lvl w:ilvl="8" w:tplc="0C0A0005" w:tentative="1">
-      <w:start w:val="1"/>
-      <w:numFmt w:val="bullet"/>
-      <w:lvlText w:val=""/>
-      <w:lvlJc w:val="left"/>
-      <w:pPr>
-        <w:ind w:left="7189" w:hanging="360"/>
-      </w:pPr>
-      <w:rPr>
-        <w:rFonts w:ascii="Wingdings" w:hAnsi="Wingdings" w:hint="default"/>
-      </w:rPr>
-    </w:lvl>
-  </w:abstractNum>
-  <w:abstractNum w:abstractNumId="34" w15:restartNumberingAfterBreak="0">
-    <w:nsid w:val="48B34FBA"/>
-    <w:multiLevelType w:val="hybridMultilevel"/>
-    <w:tmpl w:val="A8D0E6A0"/>
-    <w:lvl w:ilvl="0" w:tplc="0C0A0001">
-      <w:start w:val="1"/>
-      <w:numFmt w:val="bullet"/>
-      <w:lvlText w:val=""/>
-      <w:lvlJc w:val="left"/>
-      <w:pPr>
-        <w:ind w:left="1429" w:hanging="360"/>
-      </w:pPr>
-      <w:rPr>
-        <w:rFonts w:ascii="Symbol" w:hAnsi="Symbol" w:hint="default"/>
-      </w:rPr>
-    </w:lvl>
-    <w:lvl w:ilvl="1" w:tplc="0C0A0003" w:tentative="1">
-      <w:start w:val="1"/>
-      <w:numFmt w:val="bullet"/>
-      <w:lvlText w:val="o"/>
-      <w:lvlJc w:val="left"/>
-      <w:pPr>
-        <w:ind w:left="2149" w:hanging="360"/>
-      </w:pPr>
-      <w:rPr>
-        <w:rFonts w:ascii="Courier New" w:hAnsi="Courier New" w:cs="Courier New" w:hint="default"/>
-      </w:rPr>
-    </w:lvl>
-    <w:lvl w:ilvl="2" w:tplc="0C0A0005" w:tentative="1">
-      <w:start w:val="1"/>
-      <w:numFmt w:val="bullet"/>
-      <w:lvlText w:val=""/>
-      <w:lvlJc w:val="left"/>
-      <w:pPr>
-        <w:ind w:left="2869" w:hanging="360"/>
-      </w:pPr>
-      <w:rPr>
-        <w:rFonts w:ascii="Wingdings" w:hAnsi="Wingdings" w:hint="default"/>
-      </w:rPr>
-    </w:lvl>
-    <w:lvl w:ilvl="3" w:tplc="0C0A0001" w:tentative="1">
-      <w:start w:val="1"/>
-      <w:numFmt w:val="bullet"/>
-      <w:lvlText w:val=""/>
-      <w:lvlJc w:val="left"/>
-      <w:pPr>
-        <w:ind w:left="3589" w:hanging="360"/>
-      </w:pPr>
-      <w:rPr>
-        <w:rFonts w:ascii="Symbol" w:hAnsi="Symbol" w:hint="default"/>
-      </w:rPr>
-    </w:lvl>
-    <w:lvl w:ilvl="4" w:tplc="0C0A0003" w:tentative="1">
-      <w:start w:val="1"/>
-      <w:numFmt w:val="bullet"/>
-      <w:lvlText w:val="o"/>
-      <w:lvlJc w:val="left"/>
-      <w:pPr>
-        <w:ind w:left="4309" w:hanging="360"/>
-      </w:pPr>
-      <w:rPr>
-        <w:rFonts w:ascii="Courier New" w:hAnsi="Courier New" w:cs="Courier New" w:hint="default"/>
-      </w:rPr>
-    </w:lvl>
-    <w:lvl w:ilvl="5" w:tplc="0C0A0005" w:tentative="1">
-      <w:start w:val="1"/>
-      <w:numFmt w:val="bullet"/>
-      <w:lvlText w:val=""/>
-      <w:lvlJc w:val="left"/>
-      <w:pPr>
-        <w:ind w:left="5029" w:hanging="360"/>
-      </w:pPr>
-      <w:rPr>
-        <w:rFonts w:ascii="Wingdings" w:hAnsi="Wingdings" w:hint="default"/>
-      </w:rPr>
-    </w:lvl>
-    <w:lvl w:ilvl="6" w:tplc="0C0A0001" w:tentative="1">
-      <w:start w:val="1"/>
-      <w:numFmt w:val="bullet"/>
-      <w:lvlText w:val=""/>
-      <w:lvlJc w:val="left"/>
-      <w:pPr>
-        <w:ind w:left="5749" w:hanging="360"/>
-      </w:pPr>
-      <w:rPr>
-        <w:rFonts w:ascii="Symbol" w:hAnsi="Symbol" w:hint="default"/>
-      </w:rPr>
-    </w:lvl>
-    <w:lvl w:ilvl="7" w:tplc="0C0A0003" w:tentative="1">
-      <w:start w:val="1"/>
-      <w:numFmt w:val="bullet"/>
-      <w:lvlText w:val="o"/>
-      <w:lvlJc w:val="left"/>
-      <w:pPr>
-        <w:ind w:left="6469" w:hanging="360"/>
-      </w:pPr>
-      <w:rPr>
-        <w:rFonts w:ascii="Courier New" w:hAnsi="Courier New" w:cs="Courier New" w:hint="default"/>
-      </w:rPr>
-    </w:lvl>
-    <w:lvl w:ilvl="8" w:tplc="0C0A0005" w:tentative="1">
-      <w:start w:val="1"/>
-      <w:numFmt w:val="bullet"/>
-      <w:lvlText w:val=""/>
-      <w:lvlJc w:val="left"/>
-      <w:pPr>
-        <w:ind w:left="7189" w:hanging="360"/>
-      </w:pPr>
-      <w:rPr>
-        <w:rFonts w:ascii="Wingdings" w:hAnsi="Wingdings" w:hint="default"/>
-      </w:rPr>
-    </w:lvl>
-  </w:abstractNum>
-  <w:abstractNum w:abstractNumId="35" w15:restartNumberingAfterBreak="0">
-    <w:nsid w:val="4CD0052B"/>
-    <w:multiLevelType w:val="hybridMultilevel"/>
-    <w:tmpl w:val="E036F124"/>
-    <w:lvl w:ilvl="0" w:tplc="0C0A0001">
-      <w:start w:val="1"/>
-      <w:numFmt w:val="bullet"/>
-      <w:lvlText w:val=""/>
-      <w:lvlJc w:val="left"/>
-      <w:pPr>
-        <w:ind w:left="1429" w:hanging="360"/>
-      </w:pPr>
-      <w:rPr>
-        <w:rFonts w:ascii="Symbol" w:hAnsi="Symbol" w:hint="default"/>
-      </w:rPr>
-    </w:lvl>
-    <w:lvl w:ilvl="1" w:tplc="0C0A0003" w:tentative="1">
-      <w:start w:val="1"/>
-      <w:numFmt w:val="bullet"/>
-      <w:lvlText w:val="o"/>
-      <w:lvlJc w:val="left"/>
-      <w:pPr>
-        <w:ind w:left="2149" w:hanging="360"/>
-      </w:pPr>
-      <w:rPr>
-        <w:rFonts w:ascii="Courier New" w:hAnsi="Courier New" w:cs="Courier New" w:hint="default"/>
-      </w:rPr>
-    </w:lvl>
-    <w:lvl w:ilvl="2" w:tplc="0C0A0005" w:tentative="1">
-      <w:start w:val="1"/>
-      <w:numFmt w:val="bullet"/>
-      <w:lvlText w:val=""/>
-      <w:lvlJc w:val="left"/>
-      <w:pPr>
-        <w:ind w:left="2869" w:hanging="360"/>
-      </w:pPr>
-      <w:rPr>
-        <w:rFonts w:ascii="Wingdings" w:hAnsi="Wingdings" w:hint="default"/>
-      </w:rPr>
-    </w:lvl>
-    <w:lvl w:ilvl="3" w:tplc="0C0A0001" w:tentative="1">
-      <w:start w:val="1"/>
-      <w:numFmt w:val="bullet"/>
-      <w:lvlText w:val=""/>
-      <w:lvlJc w:val="left"/>
-      <w:pPr>
-        <w:ind w:left="3589" w:hanging="360"/>
-      </w:pPr>
-      <w:rPr>
-        <w:rFonts w:ascii="Symbol" w:hAnsi="Symbol" w:hint="default"/>
-      </w:rPr>
-    </w:lvl>
-    <w:lvl w:ilvl="4" w:tplc="0C0A0003" w:tentative="1">
-      <w:start w:val="1"/>
-      <w:numFmt w:val="bullet"/>
-      <w:lvlText w:val="o"/>
-      <w:lvlJc w:val="left"/>
-      <w:pPr>
-        <w:ind w:left="4309" w:hanging="360"/>
-      </w:pPr>
-      <w:rPr>
-        <w:rFonts w:ascii="Courier New" w:hAnsi="Courier New" w:cs="Courier New" w:hint="default"/>
-      </w:rPr>
-    </w:lvl>
-    <w:lvl w:ilvl="5" w:tplc="0C0A0005" w:tentative="1">
-      <w:start w:val="1"/>
-      <w:numFmt w:val="bullet"/>
-      <w:lvlText w:val=""/>
-      <w:lvlJc w:val="left"/>
-      <w:pPr>
-        <w:ind w:left="5029" w:hanging="360"/>
-      </w:pPr>
-      <w:rPr>
-        <w:rFonts w:ascii="Wingdings" w:hAnsi="Wingdings" w:hint="default"/>
-      </w:rPr>
-    </w:lvl>
-    <w:lvl w:ilvl="6" w:tplc="0C0A0001" w:tentative="1">
-      <w:start w:val="1"/>
-      <w:numFmt w:val="bullet"/>
-      <w:lvlText w:val=""/>
-      <w:lvlJc w:val="left"/>
-      <w:pPr>
-        <w:ind w:left="5749" w:hanging="360"/>
-      </w:pPr>
-      <w:rPr>
-        <w:rFonts w:ascii="Symbol" w:hAnsi="Symbol" w:hint="default"/>
-      </w:rPr>
-    </w:lvl>
-    <w:lvl w:ilvl="7" w:tplc="0C0A0003" w:tentative="1">
-      <w:start w:val="1"/>
-      <w:numFmt w:val="bullet"/>
-      <w:lvlText w:val="o"/>
-      <w:lvlJc w:val="left"/>
-      <w:pPr>
-        <w:ind w:left="6469" w:hanging="360"/>
-      </w:pPr>
-      <w:rPr>
-        <w:rFonts w:ascii="Courier New" w:hAnsi="Courier New" w:cs="Courier New" w:hint="default"/>
-      </w:rPr>
-    </w:lvl>
-    <w:lvl w:ilvl="8" w:tplc="0C0A0005" w:tentative="1">
-      <w:start w:val="1"/>
-      <w:numFmt w:val="bullet"/>
-      <w:lvlText w:val=""/>
-      <w:lvlJc w:val="left"/>
-      <w:pPr>
-        <w:ind w:left="7189" w:hanging="360"/>
-      </w:pPr>
-      <w:rPr>
-        <w:rFonts w:ascii="Wingdings" w:hAnsi="Wingdings" w:hint="default"/>
-      </w:rPr>
-    </w:lvl>
-  </w:abstractNum>
-  <w:abstractNum w:abstractNumId="36" w15:restartNumberingAfterBreak="0">
-    <w:nsid w:val="4E1C4156"/>
-    <w:multiLevelType w:val="hybridMultilevel"/>
-    <w:tmpl w:val="A16C132C"/>
-    <w:lvl w:ilvl="0" w:tplc="0C0A0001">
-      <w:start w:val="1"/>
-      <w:numFmt w:val="bullet"/>
-      <w:lvlText w:val=""/>
-      <w:lvlJc w:val="left"/>
-      <w:pPr>
-        <w:ind w:left="1429" w:hanging="360"/>
-      </w:pPr>
-      <w:rPr>
-        <w:rFonts w:ascii="Symbol" w:hAnsi="Symbol" w:hint="default"/>
-      </w:rPr>
-    </w:lvl>
-    <w:lvl w:ilvl="1" w:tplc="0C0A0003" w:tentative="1">
-      <w:start w:val="1"/>
-      <w:numFmt w:val="bullet"/>
-      <w:lvlText w:val="o"/>
-      <w:lvlJc w:val="left"/>
-      <w:pPr>
-        <w:ind w:left="2149" w:hanging="360"/>
-      </w:pPr>
-      <w:rPr>
-        <w:rFonts w:ascii="Courier New" w:hAnsi="Courier New" w:cs="Courier New" w:hint="default"/>
-      </w:rPr>
-    </w:lvl>
-    <w:lvl w:ilvl="2" w:tplc="0C0A0005" w:tentative="1">
-      <w:start w:val="1"/>
-      <w:numFmt w:val="bullet"/>
-      <w:lvlText w:val=""/>
-      <w:lvlJc w:val="left"/>
-      <w:pPr>
-        <w:ind w:left="2869" w:hanging="360"/>
-      </w:pPr>
-      <w:rPr>
-        <w:rFonts w:ascii="Wingdings" w:hAnsi="Wingdings" w:hint="default"/>
-      </w:rPr>
-    </w:lvl>
-    <w:lvl w:ilvl="3" w:tplc="0C0A0001" w:tentative="1">
-      <w:start w:val="1"/>
-      <w:numFmt w:val="bullet"/>
-      <w:lvlText w:val=""/>
-      <w:lvlJc w:val="left"/>
-      <w:pPr>
-        <w:ind w:left="3589" w:hanging="360"/>
-      </w:pPr>
-      <w:rPr>
-        <w:rFonts w:ascii="Symbol" w:hAnsi="Symbol" w:hint="default"/>
-      </w:rPr>
-    </w:lvl>
-    <w:lvl w:ilvl="4" w:tplc="0C0A0003" w:tentative="1">
-      <w:start w:val="1"/>
-      <w:numFmt w:val="bullet"/>
-      <w:lvlText w:val="o"/>
-      <w:lvlJc w:val="left"/>
-      <w:pPr>
-        <w:ind w:left="4309" w:hanging="360"/>
-      </w:pPr>
-      <w:rPr>
-        <w:rFonts w:ascii="Courier New" w:hAnsi="Courier New" w:cs="Courier New" w:hint="default"/>
-      </w:rPr>
-    </w:lvl>
-    <w:lvl w:ilvl="5" w:tplc="0C0A0005" w:tentative="1">
-      <w:start w:val="1"/>
-      <w:numFmt w:val="bullet"/>
-      <w:lvlText w:val=""/>
-      <w:lvlJc w:val="left"/>
-      <w:pPr>
-        <w:ind w:left="5029" w:hanging="360"/>
-      </w:pPr>
-      <w:rPr>
-        <w:rFonts w:ascii="Wingdings" w:hAnsi="Wingdings" w:hint="default"/>
-      </w:rPr>
-    </w:lvl>
-    <w:lvl w:ilvl="6" w:tplc="0C0A0001" w:tentative="1">
-      <w:start w:val="1"/>
-      <w:numFmt w:val="bullet"/>
-      <w:lvlText w:val=""/>
-      <w:lvlJc w:val="left"/>
-      <w:pPr>
-        <w:ind w:left="5749" w:hanging="360"/>
-      </w:pPr>
-      <w:rPr>
-        <w:rFonts w:ascii="Symbol" w:hAnsi="Symbol" w:hint="default"/>
-      </w:rPr>
-    </w:lvl>
-    <w:lvl w:ilvl="7" w:tplc="0C0A0003" w:tentative="1">
-      <w:start w:val="1"/>
-      <w:numFmt w:val="bullet"/>
-      <w:lvlText w:val="o"/>
-      <w:lvlJc w:val="left"/>
-      <w:pPr>
-        <w:ind w:left="6469" w:hanging="360"/>
-      </w:pPr>
-      <w:rPr>
-        <w:rFonts w:ascii="Courier New" w:hAnsi="Courier New" w:cs="Courier New" w:hint="default"/>
-      </w:rPr>
-    </w:lvl>
-    <w:lvl w:ilvl="8" w:tplc="0C0A0005" w:tentative="1">
-      <w:start w:val="1"/>
-      <w:numFmt w:val="bullet"/>
-      <w:lvlText w:val=""/>
-      <w:lvlJc w:val="left"/>
-      <w:pPr>
-        <w:ind w:left="7189" w:hanging="360"/>
-      </w:pPr>
-      <w:rPr>
-        <w:rFonts w:ascii="Wingdings" w:hAnsi="Wingdings" w:hint="default"/>
-      </w:rPr>
-    </w:lvl>
-  </w:abstractNum>
-  <w:abstractNum w:abstractNumId="37" w15:restartNumberingAfterBreak="0">
-    <w:nsid w:val="4E8D34A1"/>
-    <w:multiLevelType w:val="hybridMultilevel"/>
-    <w:tmpl w:val="66F2D1D2"/>
-    <w:lvl w:ilvl="0" w:tplc="0C0A0001">
-      <w:start w:val="1"/>
-      <w:numFmt w:val="bullet"/>
-      <w:lvlText w:val=""/>
-      <w:lvlJc w:val="left"/>
-      <w:pPr>
-        <w:ind w:left="1429" w:hanging="360"/>
-      </w:pPr>
-      <w:rPr>
-        <w:rFonts w:ascii="Symbol" w:hAnsi="Symbol" w:hint="default"/>
-      </w:rPr>
-    </w:lvl>
-    <w:lvl w:ilvl="1" w:tplc="0C0A0003" w:tentative="1">
-      <w:start w:val="1"/>
-      <w:numFmt w:val="bullet"/>
-      <w:lvlText w:val="o"/>
-      <w:lvlJc w:val="left"/>
-      <w:pPr>
-        <w:ind w:left="2149" w:hanging="360"/>
-      </w:pPr>
-      <w:rPr>
-        <w:rFonts w:ascii="Courier New" w:hAnsi="Courier New" w:cs="Courier New" w:hint="default"/>
-      </w:rPr>
-    </w:lvl>
-    <w:lvl w:ilvl="2" w:tplc="0C0A0005" w:tentative="1">
-      <w:start w:val="1"/>
-      <w:numFmt w:val="bullet"/>
-      <w:lvlText w:val=""/>
-      <w:lvlJc w:val="left"/>
-      <w:pPr>
-        <w:ind w:left="2869" w:hanging="360"/>
-      </w:pPr>
-      <w:rPr>
-        <w:rFonts w:ascii="Wingdings" w:hAnsi="Wingdings" w:hint="default"/>
-      </w:rPr>
-    </w:lvl>
-    <w:lvl w:ilvl="3" w:tplc="0C0A0001" w:tentative="1">
-      <w:start w:val="1"/>
-      <w:numFmt w:val="bullet"/>
-      <w:lvlText w:val=""/>
-      <w:lvlJc w:val="left"/>
-      <w:pPr>
-        <w:ind w:left="3589" w:hanging="360"/>
-      </w:pPr>
-      <w:rPr>
-        <w:rFonts w:ascii="Symbol" w:hAnsi="Symbol" w:hint="default"/>
-      </w:rPr>
-    </w:lvl>
-    <w:lvl w:ilvl="4" w:tplc="0C0A0003" w:tentative="1">
-      <w:start w:val="1"/>
-      <w:numFmt w:val="bullet"/>
-      <w:lvlText w:val="o"/>
-      <w:lvlJc w:val="left"/>
-      <w:pPr>
-        <w:ind w:left="4309" w:hanging="360"/>
-      </w:pPr>
-      <w:rPr>
-        <w:rFonts w:ascii="Courier New" w:hAnsi="Courier New" w:cs="Courier New" w:hint="default"/>
-      </w:rPr>
-    </w:lvl>
-    <w:lvl w:ilvl="5" w:tplc="0C0A0005" w:tentative="1">
-      <w:start w:val="1"/>
-      <w:numFmt w:val="bullet"/>
-      <w:lvlText w:val=""/>
-      <w:lvlJc w:val="left"/>
-      <w:pPr>
-        <w:ind w:left="5029" w:hanging="360"/>
-      </w:pPr>
-      <w:rPr>
-        <w:rFonts w:ascii="Wingdings" w:hAnsi="Wingdings" w:hint="default"/>
-      </w:rPr>
-    </w:lvl>
-    <w:lvl w:ilvl="6" w:tplc="0C0A0001" w:tentative="1">
-      <w:start w:val="1"/>
-      <w:numFmt w:val="bullet"/>
-      <w:lvlText w:val=""/>
-      <w:lvlJc w:val="left"/>
-      <w:pPr>
-        <w:ind w:left="5749" w:hanging="360"/>
-      </w:pPr>
-      <w:rPr>
-        <w:rFonts w:ascii="Symbol" w:hAnsi="Symbol" w:hint="default"/>
-      </w:rPr>
-    </w:lvl>
-    <w:lvl w:ilvl="7" w:tplc="0C0A0003" w:tentative="1">
-      <w:start w:val="1"/>
-      <w:numFmt w:val="bullet"/>
-      <w:lvlText w:val="o"/>
-      <w:lvlJc w:val="left"/>
-      <w:pPr>
-        <w:ind w:left="6469" w:hanging="360"/>
-      </w:pPr>
-      <w:rPr>
-        <w:rFonts w:ascii="Courier New" w:hAnsi="Courier New" w:cs="Courier New" w:hint="default"/>
-      </w:rPr>
-    </w:lvl>
-    <w:lvl w:ilvl="8" w:tplc="0C0A0005" w:tentative="1">
-      <w:start w:val="1"/>
-      <w:numFmt w:val="bullet"/>
-      <w:lvlText w:val=""/>
-      <w:lvlJc w:val="left"/>
-      <w:pPr>
-        <w:ind w:left="7189" w:hanging="360"/>
-      </w:pPr>
-      <w:rPr>
-        <w:rFonts w:ascii="Wingdings" w:hAnsi="Wingdings" w:hint="default"/>
-      </w:rPr>
-    </w:lvl>
-  </w:abstractNum>
-  <w:abstractNum w:abstractNumId="38" w15:restartNumberingAfterBreak="0">
+  <w:abstractNum w:abstractNumId="6" w15:restartNumberingAfterBreak="0">
     <w:nsid w:val="4EBE1EF6"/>
     <w:multiLevelType w:val="hybridMultilevel"/>
     <w:tmpl w:val="AF3C2E24"/>
@@ -32549,432 +28780,7 @@
       </w:pPr>
     </w:lvl>
   </w:abstractNum>
-  <w:abstractNum w:abstractNumId="39" w15:restartNumberingAfterBreak="0">
-    <w:nsid w:val="4F5C474A"/>
-    <w:multiLevelType w:val="hybridMultilevel"/>
-    <w:tmpl w:val="62E41EBA"/>
-    <w:lvl w:ilvl="0" w:tplc="0C0A0001">
-      <w:start w:val="1"/>
-      <w:numFmt w:val="bullet"/>
-      <w:lvlText w:val=""/>
-      <w:lvlJc w:val="left"/>
-      <w:pPr>
-        <w:ind w:left="1429" w:hanging="360"/>
-      </w:pPr>
-      <w:rPr>
-        <w:rFonts w:ascii="Symbol" w:hAnsi="Symbol" w:hint="default"/>
-      </w:rPr>
-    </w:lvl>
-    <w:lvl w:ilvl="1" w:tplc="0C0A0003" w:tentative="1">
-      <w:start w:val="1"/>
-      <w:numFmt w:val="bullet"/>
-      <w:lvlText w:val="o"/>
-      <w:lvlJc w:val="left"/>
-      <w:pPr>
-        <w:ind w:left="2149" w:hanging="360"/>
-      </w:pPr>
-      <w:rPr>
-        <w:rFonts w:ascii="Courier New" w:hAnsi="Courier New" w:cs="Courier New" w:hint="default"/>
-      </w:rPr>
-    </w:lvl>
-    <w:lvl w:ilvl="2" w:tplc="0C0A0005" w:tentative="1">
-      <w:start w:val="1"/>
-      <w:numFmt w:val="bullet"/>
-      <w:lvlText w:val=""/>
-      <w:lvlJc w:val="left"/>
-      <w:pPr>
-        <w:ind w:left="2869" w:hanging="360"/>
-      </w:pPr>
-      <w:rPr>
-        <w:rFonts w:ascii="Wingdings" w:hAnsi="Wingdings" w:hint="default"/>
-      </w:rPr>
-    </w:lvl>
-    <w:lvl w:ilvl="3" w:tplc="0C0A0001" w:tentative="1">
-      <w:start w:val="1"/>
-      <w:numFmt w:val="bullet"/>
-      <w:lvlText w:val=""/>
-      <w:lvlJc w:val="left"/>
-      <w:pPr>
-        <w:ind w:left="3589" w:hanging="360"/>
-      </w:pPr>
-      <w:rPr>
-        <w:rFonts w:ascii="Symbol" w:hAnsi="Symbol" w:hint="default"/>
-      </w:rPr>
-    </w:lvl>
-    <w:lvl w:ilvl="4" w:tplc="0C0A0003" w:tentative="1">
-      <w:start w:val="1"/>
-      <w:numFmt w:val="bullet"/>
-      <w:lvlText w:val="o"/>
-      <w:lvlJc w:val="left"/>
-      <w:pPr>
-        <w:ind w:left="4309" w:hanging="360"/>
-      </w:pPr>
-      <w:rPr>
-        <w:rFonts w:ascii="Courier New" w:hAnsi="Courier New" w:cs="Courier New" w:hint="default"/>
-      </w:rPr>
-    </w:lvl>
-    <w:lvl w:ilvl="5" w:tplc="0C0A0005" w:tentative="1">
-      <w:start w:val="1"/>
-      <w:numFmt w:val="bullet"/>
-      <w:lvlText w:val=""/>
-      <w:lvlJc w:val="left"/>
-      <w:pPr>
-        <w:ind w:left="5029" w:hanging="360"/>
-      </w:pPr>
-      <w:rPr>
-        <w:rFonts w:ascii="Wingdings" w:hAnsi="Wingdings" w:hint="default"/>
-      </w:rPr>
-    </w:lvl>
-    <w:lvl w:ilvl="6" w:tplc="0C0A0001" w:tentative="1">
-      <w:start w:val="1"/>
-      <w:numFmt w:val="bullet"/>
-      <w:lvlText w:val=""/>
-      <w:lvlJc w:val="left"/>
-      <w:pPr>
-        <w:ind w:left="5749" w:hanging="360"/>
-      </w:pPr>
-      <w:rPr>
-        <w:rFonts w:ascii="Symbol" w:hAnsi="Symbol" w:hint="default"/>
-      </w:rPr>
-    </w:lvl>
-    <w:lvl w:ilvl="7" w:tplc="0C0A0003" w:tentative="1">
-      <w:start w:val="1"/>
-      <w:numFmt w:val="bullet"/>
-      <w:lvlText w:val="o"/>
-      <w:lvlJc w:val="left"/>
-      <w:pPr>
-        <w:ind w:left="6469" w:hanging="360"/>
-      </w:pPr>
-      <w:rPr>
-        <w:rFonts w:ascii="Courier New" w:hAnsi="Courier New" w:cs="Courier New" w:hint="default"/>
-      </w:rPr>
-    </w:lvl>
-    <w:lvl w:ilvl="8" w:tplc="0C0A0005" w:tentative="1">
-      <w:start w:val="1"/>
-      <w:numFmt w:val="bullet"/>
-      <w:lvlText w:val=""/>
-      <w:lvlJc w:val="left"/>
-      <w:pPr>
-        <w:ind w:left="7189" w:hanging="360"/>
-      </w:pPr>
-      <w:rPr>
-        <w:rFonts w:ascii="Wingdings" w:hAnsi="Wingdings" w:hint="default"/>
-      </w:rPr>
-    </w:lvl>
-  </w:abstractNum>
-  <w:abstractNum w:abstractNumId="40" w15:restartNumberingAfterBreak="0">
-    <w:nsid w:val="4FF0778D"/>
-    <w:multiLevelType w:val="hybridMultilevel"/>
-    <w:tmpl w:val="5DAAA28E"/>
-    <w:lvl w:ilvl="0" w:tplc="0C0A0001">
-      <w:start w:val="1"/>
-      <w:numFmt w:val="bullet"/>
-      <w:lvlText w:val=""/>
-      <w:lvlJc w:val="left"/>
-      <w:pPr>
-        <w:ind w:left="1429" w:hanging="360"/>
-      </w:pPr>
-      <w:rPr>
-        <w:rFonts w:ascii="Symbol" w:hAnsi="Symbol" w:hint="default"/>
-      </w:rPr>
-    </w:lvl>
-    <w:lvl w:ilvl="1" w:tplc="0C0A0003" w:tentative="1">
-      <w:start w:val="1"/>
-      <w:numFmt w:val="bullet"/>
-      <w:lvlText w:val="o"/>
-      <w:lvlJc w:val="left"/>
-      <w:pPr>
-        <w:ind w:left="2149" w:hanging="360"/>
-      </w:pPr>
-      <w:rPr>
-        <w:rFonts w:ascii="Courier New" w:hAnsi="Courier New" w:cs="Courier New" w:hint="default"/>
-      </w:rPr>
-    </w:lvl>
-    <w:lvl w:ilvl="2" w:tplc="0C0A0005" w:tentative="1">
-      <w:start w:val="1"/>
-      <w:numFmt w:val="bullet"/>
-      <w:lvlText w:val=""/>
-      <w:lvlJc w:val="left"/>
-      <w:pPr>
-        <w:ind w:left="2869" w:hanging="360"/>
-      </w:pPr>
-      <w:rPr>
-        <w:rFonts w:ascii="Wingdings" w:hAnsi="Wingdings" w:hint="default"/>
-      </w:rPr>
-    </w:lvl>
-    <w:lvl w:ilvl="3" w:tplc="0C0A0001" w:tentative="1">
-      <w:start w:val="1"/>
-      <w:numFmt w:val="bullet"/>
-      <w:lvlText w:val=""/>
-      <w:lvlJc w:val="left"/>
-      <w:pPr>
-        <w:ind w:left="3589" w:hanging="360"/>
-      </w:pPr>
-      <w:rPr>
-        <w:rFonts w:ascii="Symbol" w:hAnsi="Symbol" w:hint="default"/>
-      </w:rPr>
-    </w:lvl>
-    <w:lvl w:ilvl="4" w:tplc="0C0A0003" w:tentative="1">
-      <w:start w:val="1"/>
-      <w:numFmt w:val="bullet"/>
-      <w:lvlText w:val="o"/>
-      <w:lvlJc w:val="left"/>
-      <w:pPr>
-        <w:ind w:left="4309" w:hanging="360"/>
-      </w:pPr>
-      <w:rPr>
-        <w:rFonts w:ascii="Courier New" w:hAnsi="Courier New" w:cs="Courier New" w:hint="default"/>
-      </w:rPr>
-    </w:lvl>
-    <w:lvl w:ilvl="5" w:tplc="0C0A0005" w:tentative="1">
-      <w:start w:val="1"/>
-      <w:numFmt w:val="bullet"/>
-      <w:lvlText w:val=""/>
-      <w:lvlJc w:val="left"/>
-      <w:pPr>
-        <w:ind w:left="5029" w:hanging="360"/>
-      </w:pPr>
-      <w:rPr>
-        <w:rFonts w:ascii="Wingdings" w:hAnsi="Wingdings" w:hint="default"/>
-      </w:rPr>
-    </w:lvl>
-    <w:lvl w:ilvl="6" w:tplc="0C0A0001" w:tentative="1">
-      <w:start w:val="1"/>
-      <w:numFmt w:val="bullet"/>
-      <w:lvlText w:val=""/>
-      <w:lvlJc w:val="left"/>
-      <w:pPr>
-        <w:ind w:left="5749" w:hanging="360"/>
-      </w:pPr>
-      <w:rPr>
-        <w:rFonts w:ascii="Symbol" w:hAnsi="Symbol" w:hint="default"/>
-      </w:rPr>
-    </w:lvl>
-    <w:lvl w:ilvl="7" w:tplc="0C0A0003" w:tentative="1">
-      <w:start w:val="1"/>
-      <w:numFmt w:val="bullet"/>
-      <w:lvlText w:val="o"/>
-      <w:lvlJc w:val="left"/>
-      <w:pPr>
-        <w:ind w:left="6469" w:hanging="360"/>
-      </w:pPr>
-      <w:rPr>
-        <w:rFonts w:ascii="Courier New" w:hAnsi="Courier New" w:cs="Courier New" w:hint="default"/>
-      </w:rPr>
-    </w:lvl>
-    <w:lvl w:ilvl="8" w:tplc="0C0A0005" w:tentative="1">
-      <w:start w:val="1"/>
-      <w:numFmt w:val="bullet"/>
-      <w:lvlText w:val=""/>
-      <w:lvlJc w:val="left"/>
-      <w:pPr>
-        <w:ind w:left="7189" w:hanging="360"/>
-      </w:pPr>
-      <w:rPr>
-        <w:rFonts w:ascii="Wingdings" w:hAnsi="Wingdings" w:hint="default"/>
-      </w:rPr>
-    </w:lvl>
-  </w:abstractNum>
-  <w:abstractNum w:abstractNumId="41" w15:restartNumberingAfterBreak="0">
-    <w:nsid w:val="502A1D6C"/>
-    <w:multiLevelType w:val="hybridMultilevel"/>
-    <w:tmpl w:val="D5584726"/>
-    <w:lvl w:ilvl="0" w:tplc="0C0A0017">
-      <w:start w:val="1"/>
-      <w:numFmt w:val="lowerLetter"/>
-      <w:lvlText w:val="%1)"/>
-      <w:lvlJc w:val="left"/>
-      <w:pPr>
-        <w:ind w:left="1429" w:hanging="360"/>
-      </w:pPr>
-    </w:lvl>
-    <w:lvl w:ilvl="1" w:tplc="0C0A0019" w:tentative="1">
-      <w:start w:val="1"/>
-      <w:numFmt w:val="lowerLetter"/>
-      <w:lvlText w:val="%2."/>
-      <w:lvlJc w:val="left"/>
-      <w:pPr>
-        <w:ind w:left="2149" w:hanging="360"/>
-      </w:pPr>
-    </w:lvl>
-    <w:lvl w:ilvl="2" w:tplc="0C0A001B" w:tentative="1">
-      <w:start w:val="1"/>
-      <w:numFmt w:val="lowerRoman"/>
-      <w:lvlText w:val="%3."/>
-      <w:lvlJc w:val="right"/>
-      <w:pPr>
-        <w:ind w:left="2869" w:hanging="180"/>
-      </w:pPr>
-    </w:lvl>
-    <w:lvl w:ilvl="3" w:tplc="0C0A000F" w:tentative="1">
-      <w:start w:val="1"/>
-      <w:numFmt w:val="decimal"/>
-      <w:lvlText w:val="%4."/>
-      <w:lvlJc w:val="left"/>
-      <w:pPr>
-        <w:ind w:left="3589" w:hanging="360"/>
-      </w:pPr>
-    </w:lvl>
-    <w:lvl w:ilvl="4" w:tplc="0C0A0019" w:tentative="1">
-      <w:start w:val="1"/>
-      <w:numFmt w:val="lowerLetter"/>
-      <w:lvlText w:val="%5."/>
-      <w:lvlJc w:val="left"/>
-      <w:pPr>
-        <w:ind w:left="4309" w:hanging="360"/>
-      </w:pPr>
-    </w:lvl>
-    <w:lvl w:ilvl="5" w:tplc="0C0A001B" w:tentative="1">
-      <w:start w:val="1"/>
-      <w:numFmt w:val="lowerRoman"/>
-      <w:lvlText w:val="%6."/>
-      <w:lvlJc w:val="right"/>
-      <w:pPr>
-        <w:ind w:left="5029" w:hanging="180"/>
-      </w:pPr>
-    </w:lvl>
-    <w:lvl w:ilvl="6" w:tplc="0C0A000F" w:tentative="1">
-      <w:start w:val="1"/>
-      <w:numFmt w:val="decimal"/>
-      <w:lvlText w:val="%7."/>
-      <w:lvlJc w:val="left"/>
-      <w:pPr>
-        <w:ind w:left="5749" w:hanging="360"/>
-      </w:pPr>
-    </w:lvl>
-    <w:lvl w:ilvl="7" w:tplc="0C0A0019" w:tentative="1">
-      <w:start w:val="1"/>
-      <w:numFmt w:val="lowerLetter"/>
-      <w:lvlText w:val="%8."/>
-      <w:lvlJc w:val="left"/>
-      <w:pPr>
-        <w:ind w:left="6469" w:hanging="360"/>
-      </w:pPr>
-    </w:lvl>
-    <w:lvl w:ilvl="8" w:tplc="0C0A001B" w:tentative="1">
-      <w:start w:val="1"/>
-      <w:numFmt w:val="lowerRoman"/>
-      <w:lvlText w:val="%9."/>
-      <w:lvlJc w:val="right"/>
-      <w:pPr>
-        <w:ind w:left="7189" w:hanging="180"/>
-      </w:pPr>
-    </w:lvl>
-  </w:abstractNum>
-  <w:abstractNum w:abstractNumId="42" w15:restartNumberingAfterBreak="0">
-    <w:nsid w:val="52A1248A"/>
-    <w:multiLevelType w:val="hybridMultilevel"/>
-    <w:tmpl w:val="75141252"/>
-    <w:lvl w:ilvl="0" w:tplc="0C0A0001">
-      <w:start w:val="1"/>
-      <w:numFmt w:val="bullet"/>
-      <w:lvlText w:val=""/>
-      <w:lvlJc w:val="left"/>
-      <w:pPr>
-        <w:ind w:left="1429" w:hanging="360"/>
-      </w:pPr>
-      <w:rPr>
-        <w:rFonts w:ascii="Symbol" w:hAnsi="Symbol" w:hint="default"/>
-      </w:rPr>
-    </w:lvl>
-    <w:lvl w:ilvl="1" w:tplc="0C0A0003" w:tentative="1">
-      <w:start w:val="1"/>
-      <w:numFmt w:val="bullet"/>
-      <w:lvlText w:val="o"/>
-      <w:lvlJc w:val="left"/>
-      <w:pPr>
-        <w:ind w:left="2149" w:hanging="360"/>
-      </w:pPr>
-      <w:rPr>
-        <w:rFonts w:ascii="Courier New" w:hAnsi="Courier New" w:cs="Courier New" w:hint="default"/>
-      </w:rPr>
-    </w:lvl>
-    <w:lvl w:ilvl="2" w:tplc="0C0A0005" w:tentative="1">
-      <w:start w:val="1"/>
-      <w:numFmt w:val="bullet"/>
-      <w:lvlText w:val=""/>
-      <w:lvlJc w:val="left"/>
-      <w:pPr>
-        <w:ind w:left="2869" w:hanging="360"/>
-      </w:pPr>
-      <w:rPr>
-        <w:rFonts w:ascii="Wingdings" w:hAnsi="Wingdings" w:hint="default"/>
-      </w:rPr>
-    </w:lvl>
-    <w:lvl w:ilvl="3" w:tplc="0C0A0001" w:tentative="1">
-      <w:start w:val="1"/>
-      <w:numFmt w:val="bullet"/>
-      <w:lvlText w:val=""/>
-      <w:lvlJc w:val="left"/>
-      <w:pPr>
-        <w:ind w:left="3589" w:hanging="360"/>
-      </w:pPr>
-      <w:rPr>
-        <w:rFonts w:ascii="Symbol" w:hAnsi="Symbol" w:hint="default"/>
-      </w:rPr>
-    </w:lvl>
-    <w:lvl w:ilvl="4" w:tplc="0C0A0003" w:tentative="1">
-      <w:start w:val="1"/>
-      <w:numFmt w:val="bullet"/>
-      <w:lvlText w:val="o"/>
-      <w:lvlJc w:val="left"/>
-      <w:pPr>
-        <w:ind w:left="4309" w:hanging="360"/>
-      </w:pPr>
-      <w:rPr>
-        <w:rFonts w:ascii="Courier New" w:hAnsi="Courier New" w:cs="Courier New" w:hint="default"/>
-      </w:rPr>
-    </w:lvl>
-    <w:lvl w:ilvl="5" w:tplc="0C0A0005" w:tentative="1">
-      <w:start w:val="1"/>
-      <w:numFmt w:val="bullet"/>
-      <w:lvlText w:val=""/>
-      <w:lvlJc w:val="left"/>
-      <w:pPr>
-        <w:ind w:left="5029" w:hanging="360"/>
-      </w:pPr>
-      <w:rPr>
-        <w:rFonts w:ascii="Wingdings" w:hAnsi="Wingdings" w:hint="default"/>
-      </w:rPr>
-    </w:lvl>
-    <w:lvl w:ilvl="6" w:tplc="0C0A0001" w:tentative="1">
-      <w:start w:val="1"/>
-      <w:numFmt w:val="bullet"/>
-      <w:lvlText w:val=""/>
-      <w:lvlJc w:val="left"/>
-      <w:pPr>
-        <w:ind w:left="5749" w:hanging="360"/>
-      </w:pPr>
-      <w:rPr>
-        <w:rFonts w:ascii="Symbol" w:hAnsi="Symbol" w:hint="default"/>
-      </w:rPr>
-    </w:lvl>
-    <w:lvl w:ilvl="7" w:tplc="0C0A0003" w:tentative="1">
-      <w:start w:val="1"/>
-      <w:numFmt w:val="bullet"/>
-      <w:lvlText w:val="o"/>
-      <w:lvlJc w:val="left"/>
-      <w:pPr>
-        <w:ind w:left="6469" w:hanging="360"/>
-      </w:pPr>
-      <w:rPr>
-        <w:rFonts w:ascii="Courier New" w:hAnsi="Courier New" w:cs="Courier New" w:hint="default"/>
-      </w:rPr>
-    </w:lvl>
-    <w:lvl w:ilvl="8" w:tplc="0C0A0005" w:tentative="1">
-      <w:start w:val="1"/>
-      <w:numFmt w:val="bullet"/>
-      <w:lvlText w:val=""/>
-      <w:lvlJc w:val="left"/>
-      <w:pPr>
-        <w:ind w:left="7189" w:hanging="360"/>
-      </w:pPr>
-      <w:rPr>
-        <w:rFonts w:ascii="Wingdings" w:hAnsi="Wingdings" w:hint="default"/>
-      </w:rPr>
-    </w:lvl>
-  </w:abstractNum>
-  <w:abstractNum w:abstractNumId="43" w15:restartNumberingAfterBreak="0">
+  <w:abstractNum w:abstractNumId="7" w15:restartNumberingAfterBreak="0">
     <w:nsid w:val="55056C34"/>
     <w:multiLevelType w:val="hybridMultilevel"/>
     <w:tmpl w:val="2DDCD76A"/>
@@ -33087,120 +28893,7 @@
       </w:rPr>
     </w:lvl>
   </w:abstractNum>
-  <w:abstractNum w:abstractNumId="44" w15:restartNumberingAfterBreak="0">
-    <w:nsid w:val="55822341"/>
-    <w:multiLevelType w:val="hybridMultilevel"/>
-    <w:tmpl w:val="510A6EA0"/>
-    <w:lvl w:ilvl="0" w:tplc="0C0A0001">
-      <w:start w:val="1"/>
-      <w:numFmt w:val="bullet"/>
-      <w:lvlText w:val=""/>
-      <w:lvlJc w:val="left"/>
-      <w:pPr>
-        <w:ind w:left="1429" w:hanging="360"/>
-      </w:pPr>
-      <w:rPr>
-        <w:rFonts w:ascii="Symbol" w:hAnsi="Symbol" w:hint="default"/>
-      </w:rPr>
-    </w:lvl>
-    <w:lvl w:ilvl="1" w:tplc="0C0A0003" w:tentative="1">
-      <w:start w:val="1"/>
-      <w:numFmt w:val="bullet"/>
-      <w:lvlText w:val="o"/>
-      <w:lvlJc w:val="left"/>
-      <w:pPr>
-        <w:ind w:left="2149" w:hanging="360"/>
-      </w:pPr>
-      <w:rPr>
-        <w:rFonts w:ascii="Courier New" w:hAnsi="Courier New" w:cs="Courier New" w:hint="default"/>
-      </w:rPr>
-    </w:lvl>
-    <w:lvl w:ilvl="2" w:tplc="0C0A0005" w:tentative="1">
-      <w:start w:val="1"/>
-      <w:numFmt w:val="bullet"/>
-      <w:lvlText w:val=""/>
-      <w:lvlJc w:val="left"/>
-      <w:pPr>
-        <w:ind w:left="2869" w:hanging="360"/>
-      </w:pPr>
-      <w:rPr>
-        <w:rFonts w:ascii="Wingdings" w:hAnsi="Wingdings" w:hint="default"/>
-      </w:rPr>
-    </w:lvl>
-    <w:lvl w:ilvl="3" w:tplc="0C0A0001" w:tentative="1">
-      <w:start w:val="1"/>
-      <w:numFmt w:val="bullet"/>
-      <w:lvlText w:val=""/>
-      <w:lvlJc w:val="left"/>
-      <w:pPr>
-        <w:ind w:left="3589" w:hanging="360"/>
-      </w:pPr>
-      <w:rPr>
-        <w:rFonts w:ascii="Symbol" w:hAnsi="Symbol" w:hint="default"/>
-      </w:rPr>
-    </w:lvl>
-    <w:lvl w:ilvl="4" w:tplc="0C0A0003" w:tentative="1">
-      <w:start w:val="1"/>
-      <w:numFmt w:val="bullet"/>
-      <w:lvlText w:val="o"/>
-      <w:lvlJc w:val="left"/>
-      <w:pPr>
-        <w:ind w:left="4309" w:hanging="360"/>
-      </w:pPr>
-      <w:rPr>
-        <w:rFonts w:ascii="Courier New" w:hAnsi="Courier New" w:cs="Courier New" w:hint="default"/>
-      </w:rPr>
-    </w:lvl>
-    <w:lvl w:ilvl="5" w:tplc="0C0A0005" w:tentative="1">
-      <w:start w:val="1"/>
-      <w:numFmt w:val="bullet"/>
-      <w:lvlText w:val=""/>
-      <w:lvlJc w:val="left"/>
-      <w:pPr>
-        <w:ind w:left="5029" w:hanging="360"/>
-      </w:pPr>
-      <w:rPr>
-        <w:rFonts w:ascii="Wingdings" w:hAnsi="Wingdings" w:hint="default"/>
-      </w:rPr>
-    </w:lvl>
-    <w:lvl w:ilvl="6" w:tplc="0C0A0001" w:tentative="1">
-      <w:start w:val="1"/>
-      <w:numFmt w:val="bullet"/>
-      <w:lvlText w:val=""/>
-      <w:lvlJc w:val="left"/>
-      <w:pPr>
-        <w:ind w:left="5749" w:hanging="360"/>
-      </w:pPr>
-      <w:rPr>
-        <w:rFonts w:ascii="Symbol" w:hAnsi="Symbol" w:hint="default"/>
-      </w:rPr>
-    </w:lvl>
-    <w:lvl w:ilvl="7" w:tplc="0C0A0003" w:tentative="1">
-      <w:start w:val="1"/>
-      <w:numFmt w:val="bullet"/>
-      <w:lvlText w:val="o"/>
-      <w:lvlJc w:val="left"/>
-      <w:pPr>
-        <w:ind w:left="6469" w:hanging="360"/>
-      </w:pPr>
-      <w:rPr>
-        <w:rFonts w:ascii="Courier New" w:hAnsi="Courier New" w:cs="Courier New" w:hint="default"/>
-      </w:rPr>
-    </w:lvl>
-    <w:lvl w:ilvl="8" w:tplc="0C0A0005" w:tentative="1">
-      <w:start w:val="1"/>
-      <w:numFmt w:val="bullet"/>
-      <w:lvlText w:val=""/>
-      <w:lvlJc w:val="left"/>
-      <w:pPr>
-        <w:ind w:left="7189" w:hanging="360"/>
-      </w:pPr>
-      <w:rPr>
-        <w:rFonts w:ascii="Wingdings" w:hAnsi="Wingdings" w:hint="default"/>
-      </w:rPr>
-    </w:lvl>
-  </w:abstractNum>
-  <w:abstractNum w:abstractNumId="45" w15:restartNumberingAfterBreak="0">
+  <w:abstractNum w:abstractNumId="8" w15:restartNumberingAfterBreak="0">
     <w:nsid w:val="5734405B"/>
     <w:multiLevelType w:val="hybridMultilevel"/>
     <w:tmpl w:val="60D65160"/>
@@ -33313,206 +29006,7 @@
       </w:rPr>
     </w:lvl>
   </w:abstractNum>
-  <w:abstractNum w:abstractNumId="46" w15:restartNumberingAfterBreak="0">
-    <w:nsid w:val="573C65E7"/>
-    <w:multiLevelType w:val="hybridMultilevel"/>
-    <w:tmpl w:val="5406CC94"/>
-    <w:lvl w:ilvl="0" w:tplc="0C0A0001">
-      <w:start w:val="1"/>
-      <w:numFmt w:val="bullet"/>
-      <w:lvlText w:val=""/>
-      <w:lvlJc w:val="left"/>
-      <w:pPr>
-        <w:ind w:left="1429" w:hanging="360"/>
-      </w:pPr>
-      <w:rPr>
-        <w:rFonts w:ascii="Symbol" w:hAnsi="Symbol" w:hint="default"/>
-      </w:rPr>
-    </w:lvl>
-    <w:lvl w:ilvl="1" w:tplc="0C0A0003" w:tentative="1">
-      <w:start w:val="1"/>
-      <w:numFmt w:val="bullet"/>
-      <w:lvlText w:val="o"/>
-      <w:lvlJc w:val="left"/>
-      <w:pPr>
-        <w:ind w:left="2149" w:hanging="360"/>
-      </w:pPr>
-      <w:rPr>
-        <w:rFonts w:ascii="Courier New" w:hAnsi="Courier New" w:cs="Courier New" w:hint="default"/>
-      </w:rPr>
-    </w:lvl>
-    <w:lvl w:ilvl="2" w:tplc="0C0A0005" w:tentative="1">
-      <w:start w:val="1"/>
-      <w:numFmt w:val="bullet"/>
-      <w:lvlText w:val=""/>
-      <w:lvlJc w:val="left"/>
-      <w:pPr>
-        <w:ind w:left="2869" w:hanging="360"/>
-      </w:pPr>
-      <w:rPr>
-        <w:rFonts w:ascii="Wingdings" w:hAnsi="Wingdings" w:hint="default"/>
-      </w:rPr>
-    </w:lvl>
-    <w:lvl w:ilvl="3" w:tplc="0C0A0001" w:tentative="1">
-      <w:start w:val="1"/>
-      <w:numFmt w:val="bullet"/>
-      <w:lvlText w:val=""/>
-      <w:lvlJc w:val="left"/>
-      <w:pPr>
-        <w:ind w:left="3589" w:hanging="360"/>
-      </w:pPr>
-      <w:rPr>
-        <w:rFonts w:ascii="Symbol" w:hAnsi="Symbol" w:hint="default"/>
-      </w:rPr>
-    </w:lvl>
-    <w:lvl w:ilvl="4" w:tplc="0C0A0003" w:tentative="1">
-      <w:start w:val="1"/>
-      <w:numFmt w:val="bullet"/>
-      <w:lvlText w:val="o"/>
-      <w:lvlJc w:val="left"/>
-      <w:pPr>
-        <w:ind w:left="4309" w:hanging="360"/>
-      </w:pPr>
-      <w:rPr>
-        <w:rFonts w:ascii="Courier New" w:hAnsi="Courier New" w:cs="Courier New" w:hint="default"/>
-      </w:rPr>
-    </w:lvl>
-    <w:lvl w:ilvl="5" w:tplc="0C0A0005" w:tentative="1">
-      <w:start w:val="1"/>
-      <w:numFmt w:val="bullet"/>
-      <w:lvlText w:val=""/>
-      <w:lvlJc w:val="left"/>
-      <w:pPr>
-        <w:ind w:left="5029" w:hanging="360"/>
-      </w:pPr>
-      <w:rPr>
-        <w:rFonts w:ascii="Wingdings" w:hAnsi="Wingdings" w:hint="default"/>
-      </w:rPr>
-    </w:lvl>
-    <w:lvl w:ilvl="6" w:tplc="0C0A0001" w:tentative="1">
-      <w:start w:val="1"/>
-      <w:numFmt w:val="bullet"/>
-      <w:lvlText w:val=""/>
-      <w:lvlJc w:val="left"/>
-      <w:pPr>
-        <w:ind w:left="5749" w:hanging="360"/>
-      </w:pPr>
-      <w:rPr>
-        <w:rFonts w:ascii="Symbol" w:hAnsi="Symbol" w:hint="default"/>
-      </w:rPr>
-    </w:lvl>
-    <w:lvl w:ilvl="7" w:tplc="0C0A0003" w:tentative="1">
-      <w:start w:val="1"/>
-      <w:numFmt w:val="bullet"/>
-      <w:lvlText w:val="o"/>
-      <w:lvlJc w:val="left"/>
-      <w:pPr>
-        <w:ind w:left="6469" w:hanging="360"/>
-      </w:pPr>
-      <w:rPr>
-        <w:rFonts w:ascii="Courier New" w:hAnsi="Courier New" w:cs="Courier New" w:hint="default"/>
-      </w:rPr>
-    </w:lvl>
-    <w:lvl w:ilvl="8" w:tplc="0C0A0005" w:tentative="1">
-      <w:start w:val="1"/>
-      <w:numFmt w:val="bullet"/>
-      <w:lvlText w:val=""/>
-      <w:lvlJc w:val="left"/>
-      <w:pPr>
-        <w:ind w:left="7189" w:hanging="360"/>
-      </w:pPr>
-      <w:rPr>
-        <w:rFonts w:ascii="Wingdings" w:hAnsi="Wingdings" w:hint="default"/>
-      </w:rPr>
-    </w:lvl>
-  </w:abstractNum>
-  <w:abstractNum w:abstractNumId="47" w15:restartNumberingAfterBreak="0">
-    <w:nsid w:val="581B5E2B"/>
-    <w:multiLevelType w:val="hybridMultilevel"/>
-    <w:tmpl w:val="E03258C8"/>
-    <w:lvl w:ilvl="0" w:tplc="0C0A0017">
-      <w:start w:val="1"/>
-      <w:numFmt w:val="lowerLetter"/>
-      <w:lvlText w:val="%1)"/>
-      <w:lvlJc w:val="left"/>
-      <w:pPr>
-        <w:ind w:left="1429" w:hanging="360"/>
-      </w:pPr>
-    </w:lvl>
-    <w:lvl w:ilvl="1" w:tplc="0C0A0019" w:tentative="1">
-      <w:start w:val="1"/>
-      <w:numFmt w:val="lowerLetter"/>
-      <w:lvlText w:val="%2."/>
-      <w:lvlJc w:val="left"/>
-      <w:pPr>
-        <w:ind w:left="2149" w:hanging="360"/>
-      </w:pPr>
-    </w:lvl>
-    <w:lvl w:ilvl="2" w:tplc="0C0A001B" w:tentative="1">
-      <w:start w:val="1"/>
-      <w:numFmt w:val="lowerRoman"/>
-      <w:lvlText w:val="%3."/>
-      <w:lvlJc w:val="right"/>
-      <w:pPr>
-        <w:ind w:left="2869" w:hanging="180"/>
-      </w:pPr>
-    </w:lvl>
-    <w:lvl w:ilvl="3" w:tplc="0C0A000F" w:tentative="1">
-      <w:start w:val="1"/>
-      <w:numFmt w:val="decimal"/>
-      <w:lvlText w:val="%4."/>
-      <w:lvlJc w:val="left"/>
-      <w:pPr>
-        <w:ind w:left="3589" w:hanging="360"/>
-      </w:pPr>
-    </w:lvl>
-    <w:lvl w:ilvl="4" w:tplc="0C0A0019" w:tentative="1">
-      <w:start w:val="1"/>
-      <w:numFmt w:val="lowerLetter"/>
-      <w:lvlText w:val="%5."/>
-      <w:lvlJc w:val="left"/>
-      <w:pPr>
-        <w:ind w:left="4309" w:hanging="360"/>
-      </w:pPr>
-    </w:lvl>
-    <w:lvl w:ilvl="5" w:tplc="0C0A001B" w:tentative="1">
-      <w:start w:val="1"/>
-      <w:numFmt w:val="lowerRoman"/>
-      <w:lvlText w:val="%6."/>
-      <w:lvlJc w:val="right"/>
-      <w:pPr>
-        <w:ind w:left="5029" w:hanging="180"/>
-      </w:pPr>
-    </w:lvl>
-    <w:lvl w:ilvl="6" w:tplc="0C0A000F" w:tentative="1">
-      <w:start w:val="1"/>
-      <w:numFmt w:val="decimal"/>
-      <w:lvlText w:val="%7."/>
-      <w:lvlJc w:val="left"/>
-      <w:pPr>
-        <w:ind w:left="5749" w:hanging="360"/>
-      </w:pPr>
-    </w:lvl>
-    <w:lvl w:ilvl="7" w:tplc="0C0A0019" w:tentative="1">
-      <w:start w:val="1"/>
-      <w:numFmt w:val="lowerLetter"/>
-      <w:lvlText w:val="%8."/>
-      <w:lvlJc w:val="left"/>
-      <w:pPr>
-        <w:ind w:left="6469" w:hanging="360"/>
-      </w:pPr>
-    </w:lvl>
-    <w:lvl w:ilvl="8" w:tplc="0C0A001B" w:tentative="1">
-      <w:start w:val="1"/>
-      <w:numFmt w:val="lowerRoman"/>
-      <w:lvlText w:val="%9."/>
-      <w:lvlJc w:val="right"/>
-      <w:pPr>
-        <w:ind w:left="7189" w:hanging="180"/>
-      </w:pPr>
-    </w:lvl>
-  </w:abstractNum>
-  <w:abstractNum w:abstractNumId="48" w15:restartNumberingAfterBreak="0">
+  <w:abstractNum w:abstractNumId="9" w15:restartNumberingAfterBreak="0">
     <w:nsid w:val="58D36B95"/>
     <w:multiLevelType w:val="hybridMultilevel"/>
     <w:tmpl w:val="FC34ED96"/>
@@ -33625,572 +29119,7 @@
       </w:rPr>
     </w:lvl>
   </w:abstractNum>
-  <w:abstractNum w:abstractNumId="49" w15:restartNumberingAfterBreak="0">
-    <w:nsid w:val="58EC1AE0"/>
-    <w:multiLevelType w:val="hybridMultilevel"/>
-    <w:tmpl w:val="51767C22"/>
-    <w:lvl w:ilvl="0" w:tplc="0C0A0001">
-      <w:start w:val="1"/>
-      <w:numFmt w:val="bullet"/>
-      <w:lvlText w:val=""/>
-      <w:lvlJc w:val="left"/>
-      <w:pPr>
-        <w:ind w:left="1429" w:hanging="360"/>
-      </w:pPr>
-      <w:rPr>
-        <w:rFonts w:ascii="Symbol" w:hAnsi="Symbol" w:hint="default"/>
-      </w:rPr>
-    </w:lvl>
-    <w:lvl w:ilvl="1" w:tplc="0C0A0003" w:tentative="1">
-      <w:start w:val="1"/>
-      <w:numFmt w:val="bullet"/>
-      <w:lvlText w:val="o"/>
-      <w:lvlJc w:val="left"/>
-      <w:pPr>
-        <w:ind w:left="2149" w:hanging="360"/>
-      </w:pPr>
-      <w:rPr>
-        <w:rFonts w:ascii="Courier New" w:hAnsi="Courier New" w:cs="Courier New" w:hint="default"/>
-      </w:rPr>
-    </w:lvl>
-    <w:lvl w:ilvl="2" w:tplc="0C0A0005" w:tentative="1">
-      <w:start w:val="1"/>
-      <w:numFmt w:val="bullet"/>
-      <w:lvlText w:val=""/>
-      <w:lvlJc w:val="left"/>
-      <w:pPr>
-        <w:ind w:left="2869" w:hanging="360"/>
-      </w:pPr>
-      <w:rPr>
-        <w:rFonts w:ascii="Wingdings" w:hAnsi="Wingdings" w:hint="default"/>
-      </w:rPr>
-    </w:lvl>
-    <w:lvl w:ilvl="3" w:tplc="0C0A0001" w:tentative="1">
-      <w:start w:val="1"/>
-      <w:numFmt w:val="bullet"/>
-      <w:lvlText w:val=""/>
-      <w:lvlJc w:val="left"/>
-      <w:pPr>
-        <w:ind w:left="3589" w:hanging="360"/>
-      </w:pPr>
-      <w:rPr>
-        <w:rFonts w:ascii="Symbol" w:hAnsi="Symbol" w:hint="default"/>
-      </w:rPr>
-    </w:lvl>
-    <w:lvl w:ilvl="4" w:tplc="0C0A0003" w:tentative="1">
-      <w:start w:val="1"/>
-      <w:numFmt w:val="bullet"/>
-      <w:lvlText w:val="o"/>
-      <w:lvlJc w:val="left"/>
-      <w:pPr>
-        <w:ind w:left="4309" w:hanging="360"/>
-      </w:pPr>
-      <w:rPr>
-        <w:rFonts w:ascii="Courier New" w:hAnsi="Courier New" w:cs="Courier New" w:hint="default"/>
-      </w:rPr>
-    </w:lvl>
-    <w:lvl w:ilvl="5" w:tplc="0C0A0005" w:tentative="1">
-      <w:start w:val="1"/>
-      <w:numFmt w:val="bullet"/>
-      <w:lvlText w:val=""/>
-      <w:lvlJc w:val="left"/>
-      <w:pPr>
-        <w:ind w:left="5029" w:hanging="360"/>
-      </w:pPr>
-      <w:rPr>
-        <w:rFonts w:ascii="Wingdings" w:hAnsi="Wingdings" w:hint="default"/>
-      </w:rPr>
-    </w:lvl>
-    <w:lvl w:ilvl="6" w:tplc="0C0A0001" w:tentative="1">
-      <w:start w:val="1"/>
-      <w:numFmt w:val="bullet"/>
-      <w:lvlText w:val=""/>
-      <w:lvlJc w:val="left"/>
-      <w:pPr>
-        <w:ind w:left="5749" w:hanging="360"/>
-      </w:pPr>
-      <w:rPr>
-        <w:rFonts w:ascii="Symbol" w:hAnsi="Symbol" w:hint="default"/>
-      </w:rPr>
-    </w:lvl>
-    <w:lvl w:ilvl="7" w:tplc="0C0A0003" w:tentative="1">
-      <w:start w:val="1"/>
-      <w:numFmt w:val="bullet"/>
-      <w:lvlText w:val="o"/>
-      <w:lvlJc w:val="left"/>
-      <w:pPr>
-        <w:ind w:left="6469" w:hanging="360"/>
-      </w:pPr>
-      <w:rPr>
-        <w:rFonts w:ascii="Courier New" w:hAnsi="Courier New" w:cs="Courier New" w:hint="default"/>
-      </w:rPr>
-    </w:lvl>
-    <w:lvl w:ilvl="8" w:tplc="0C0A0005" w:tentative="1">
-      <w:start w:val="1"/>
-      <w:numFmt w:val="bullet"/>
-      <w:lvlText w:val=""/>
-      <w:lvlJc w:val="left"/>
-      <w:pPr>
-        <w:ind w:left="7189" w:hanging="360"/>
-      </w:pPr>
-      <w:rPr>
-        <w:rFonts w:ascii="Wingdings" w:hAnsi="Wingdings" w:hint="default"/>
-      </w:rPr>
-    </w:lvl>
-  </w:abstractNum>
-  <w:abstractNum w:abstractNumId="50" w15:restartNumberingAfterBreak="0">
-    <w:nsid w:val="5BE07CE1"/>
-    <w:multiLevelType w:val="hybridMultilevel"/>
-    <w:tmpl w:val="4D30B548"/>
-    <w:lvl w:ilvl="0" w:tplc="0C0A0001">
-      <w:start w:val="1"/>
-      <w:numFmt w:val="bullet"/>
-      <w:lvlText w:val=""/>
-      <w:lvlJc w:val="left"/>
-      <w:pPr>
-        <w:ind w:left="1429" w:hanging="360"/>
-      </w:pPr>
-      <w:rPr>
-        <w:rFonts w:ascii="Symbol" w:hAnsi="Symbol" w:hint="default"/>
-      </w:rPr>
-    </w:lvl>
-    <w:lvl w:ilvl="1" w:tplc="0C0A0003" w:tentative="1">
-      <w:start w:val="1"/>
-      <w:numFmt w:val="bullet"/>
-      <w:lvlText w:val="o"/>
-      <w:lvlJc w:val="left"/>
-      <w:pPr>
-        <w:ind w:left="2149" w:hanging="360"/>
-      </w:pPr>
-      <w:rPr>
-        <w:rFonts w:ascii="Courier New" w:hAnsi="Courier New" w:cs="Courier New" w:hint="default"/>
-      </w:rPr>
-    </w:lvl>
-    <w:lvl w:ilvl="2" w:tplc="0C0A0005" w:tentative="1">
-      <w:start w:val="1"/>
-      <w:numFmt w:val="bullet"/>
-      <w:lvlText w:val=""/>
-      <w:lvlJc w:val="left"/>
-      <w:pPr>
-        <w:ind w:left="2869" w:hanging="360"/>
-      </w:pPr>
-      <w:rPr>
-        <w:rFonts w:ascii="Wingdings" w:hAnsi="Wingdings" w:hint="default"/>
-      </w:rPr>
-    </w:lvl>
-    <w:lvl w:ilvl="3" w:tplc="0C0A0001" w:tentative="1">
-      <w:start w:val="1"/>
-      <w:numFmt w:val="bullet"/>
-      <w:lvlText w:val=""/>
-      <w:lvlJc w:val="left"/>
-      <w:pPr>
-        <w:ind w:left="3589" w:hanging="360"/>
-      </w:pPr>
-      <w:rPr>
-        <w:rFonts w:ascii="Symbol" w:hAnsi="Symbol" w:hint="default"/>
-      </w:rPr>
-    </w:lvl>
-    <w:lvl w:ilvl="4" w:tplc="0C0A0003" w:tentative="1">
-      <w:start w:val="1"/>
-      <w:numFmt w:val="bullet"/>
-      <w:lvlText w:val="o"/>
-      <w:lvlJc w:val="left"/>
-      <w:pPr>
-        <w:ind w:left="4309" w:hanging="360"/>
-      </w:pPr>
-      <w:rPr>
-        <w:rFonts w:ascii="Courier New" w:hAnsi="Courier New" w:cs="Courier New" w:hint="default"/>
-      </w:rPr>
-    </w:lvl>
-    <w:lvl w:ilvl="5" w:tplc="0C0A0005" w:tentative="1">
-      <w:start w:val="1"/>
-      <w:numFmt w:val="bullet"/>
-      <w:lvlText w:val=""/>
-      <w:lvlJc w:val="left"/>
-      <w:pPr>
-        <w:ind w:left="5029" w:hanging="360"/>
-      </w:pPr>
-      <w:rPr>
-        <w:rFonts w:ascii="Wingdings" w:hAnsi="Wingdings" w:hint="default"/>
-      </w:rPr>
-    </w:lvl>
-    <w:lvl w:ilvl="6" w:tplc="0C0A0001" w:tentative="1">
-      <w:start w:val="1"/>
-      <w:numFmt w:val="bullet"/>
-      <w:lvlText w:val=""/>
-      <w:lvlJc w:val="left"/>
-      <w:pPr>
-        <w:ind w:left="5749" w:hanging="360"/>
-      </w:pPr>
-      <w:rPr>
-        <w:rFonts w:ascii="Symbol" w:hAnsi="Symbol" w:hint="default"/>
-      </w:rPr>
-    </w:lvl>
-    <w:lvl w:ilvl="7" w:tplc="0C0A0003" w:tentative="1">
-      <w:start w:val="1"/>
-      <w:numFmt w:val="bullet"/>
-      <w:lvlText w:val="o"/>
-      <w:lvlJc w:val="left"/>
-      <w:pPr>
-        <w:ind w:left="6469" w:hanging="360"/>
-      </w:pPr>
-      <w:rPr>
-        <w:rFonts w:ascii="Courier New" w:hAnsi="Courier New" w:cs="Courier New" w:hint="default"/>
-      </w:rPr>
-    </w:lvl>
-    <w:lvl w:ilvl="8" w:tplc="0C0A0005" w:tentative="1">
-      <w:start w:val="1"/>
-      <w:numFmt w:val="bullet"/>
-      <w:lvlText w:val=""/>
-      <w:lvlJc w:val="left"/>
-      <w:pPr>
-        <w:ind w:left="7189" w:hanging="360"/>
-      </w:pPr>
-      <w:rPr>
-        <w:rFonts w:ascii="Wingdings" w:hAnsi="Wingdings" w:hint="default"/>
-      </w:rPr>
-    </w:lvl>
-  </w:abstractNum>
-  <w:abstractNum w:abstractNumId="51" w15:restartNumberingAfterBreak="0">
-    <w:nsid w:val="5CE87410"/>
-    <w:multiLevelType w:val="hybridMultilevel"/>
-    <w:tmpl w:val="A6D257B8"/>
-    <w:lvl w:ilvl="0" w:tplc="0C0A0001">
-      <w:start w:val="1"/>
-      <w:numFmt w:val="bullet"/>
-      <w:lvlText w:val=""/>
-      <w:lvlJc w:val="left"/>
-      <w:pPr>
-        <w:ind w:left="1429" w:hanging="360"/>
-      </w:pPr>
-      <w:rPr>
-        <w:rFonts w:ascii="Symbol" w:hAnsi="Symbol" w:hint="default"/>
-      </w:rPr>
-    </w:lvl>
-    <w:lvl w:ilvl="1" w:tplc="0C0A0003" w:tentative="1">
-      <w:start w:val="1"/>
-      <w:numFmt w:val="bullet"/>
-      <w:lvlText w:val="o"/>
-      <w:lvlJc w:val="left"/>
-      <w:pPr>
-        <w:ind w:left="2149" w:hanging="360"/>
-      </w:pPr>
-      <w:rPr>
-        <w:rFonts w:ascii="Courier New" w:hAnsi="Courier New" w:cs="Courier New" w:hint="default"/>
-      </w:rPr>
-    </w:lvl>
-    <w:lvl w:ilvl="2" w:tplc="0C0A0005" w:tentative="1">
-      <w:start w:val="1"/>
-      <w:numFmt w:val="bullet"/>
-      <w:lvlText w:val=""/>
-      <w:lvlJc w:val="left"/>
-      <w:pPr>
-        <w:ind w:left="2869" w:hanging="360"/>
-      </w:pPr>
-      <w:rPr>
-        <w:rFonts w:ascii="Wingdings" w:hAnsi="Wingdings" w:hint="default"/>
-      </w:rPr>
-    </w:lvl>
-    <w:lvl w:ilvl="3" w:tplc="0C0A0001" w:tentative="1">
-      <w:start w:val="1"/>
-      <w:numFmt w:val="bullet"/>
-      <w:lvlText w:val=""/>
-      <w:lvlJc w:val="left"/>
-      <w:pPr>
-        <w:ind w:left="3589" w:hanging="360"/>
-      </w:pPr>
-      <w:rPr>
-        <w:rFonts w:ascii="Symbol" w:hAnsi="Symbol" w:hint="default"/>
-      </w:rPr>
-    </w:lvl>
-    <w:lvl w:ilvl="4" w:tplc="0C0A0003" w:tentative="1">
-      <w:start w:val="1"/>
-      <w:numFmt w:val="bullet"/>
-      <w:lvlText w:val="o"/>
-      <w:lvlJc w:val="left"/>
-      <w:pPr>
-        <w:ind w:left="4309" w:hanging="360"/>
-      </w:pPr>
-      <w:rPr>
-        <w:rFonts w:ascii="Courier New" w:hAnsi="Courier New" w:cs="Courier New" w:hint="default"/>
-      </w:rPr>
-    </w:lvl>
-    <w:lvl w:ilvl="5" w:tplc="0C0A0005" w:tentative="1">
-      <w:start w:val="1"/>
-      <w:numFmt w:val="bullet"/>
-      <w:lvlText w:val=""/>
-      <w:lvlJc w:val="left"/>
-      <w:pPr>
-        <w:ind w:left="5029" w:hanging="360"/>
-      </w:pPr>
-      <w:rPr>
-        <w:rFonts w:ascii="Wingdings" w:hAnsi="Wingdings" w:hint="default"/>
-      </w:rPr>
-    </w:lvl>
-    <w:lvl w:ilvl="6" w:tplc="0C0A0001" w:tentative="1">
-      <w:start w:val="1"/>
-      <w:numFmt w:val="bullet"/>
-      <w:lvlText w:val=""/>
-      <w:lvlJc w:val="left"/>
-      <w:pPr>
-        <w:ind w:left="5749" w:hanging="360"/>
-      </w:pPr>
-      <w:rPr>
-        <w:rFonts w:ascii="Symbol" w:hAnsi="Symbol" w:hint="default"/>
-      </w:rPr>
-    </w:lvl>
-    <w:lvl w:ilvl="7" w:tplc="0C0A0003" w:tentative="1">
-      <w:start w:val="1"/>
-      <w:numFmt w:val="bullet"/>
-      <w:lvlText w:val="o"/>
-      <w:lvlJc w:val="left"/>
-      <w:pPr>
-        <w:ind w:left="6469" w:hanging="360"/>
-      </w:pPr>
-      <w:rPr>
-        <w:rFonts w:ascii="Courier New" w:hAnsi="Courier New" w:cs="Courier New" w:hint="default"/>
-      </w:rPr>
-    </w:lvl>
-    <w:lvl w:ilvl="8" w:tplc="0C0A0005" w:tentative="1">
-      <w:start w:val="1"/>
-      <w:numFmt w:val="bullet"/>
-      <w:lvlText w:val=""/>
-      <w:lvlJc w:val="left"/>
-      <w:pPr>
-        <w:ind w:left="7189" w:hanging="360"/>
-      </w:pPr>
-      <w:rPr>
-        <w:rFonts w:ascii="Wingdings" w:hAnsi="Wingdings" w:hint="default"/>
-      </w:rPr>
-    </w:lvl>
-  </w:abstractNum>
-  <w:abstractNum w:abstractNumId="52" w15:restartNumberingAfterBreak="0">
-    <w:nsid w:val="5D4A26C7"/>
-    <w:multiLevelType w:val="hybridMultilevel"/>
-    <w:tmpl w:val="D3363E5E"/>
-    <w:lvl w:ilvl="0" w:tplc="0C0A0001">
-      <w:start w:val="1"/>
-      <w:numFmt w:val="bullet"/>
-      <w:lvlText w:val=""/>
-      <w:lvlJc w:val="left"/>
-      <w:pPr>
-        <w:ind w:left="1429" w:hanging="360"/>
-      </w:pPr>
-      <w:rPr>
-        <w:rFonts w:ascii="Symbol" w:hAnsi="Symbol" w:hint="default"/>
-      </w:rPr>
-    </w:lvl>
-    <w:lvl w:ilvl="1" w:tplc="0C0A0003" w:tentative="1">
-      <w:start w:val="1"/>
-      <w:numFmt w:val="bullet"/>
-      <w:lvlText w:val="o"/>
-      <w:lvlJc w:val="left"/>
-      <w:pPr>
-        <w:ind w:left="2149" w:hanging="360"/>
-      </w:pPr>
-      <w:rPr>
-        <w:rFonts w:ascii="Courier New" w:hAnsi="Courier New" w:cs="Courier New" w:hint="default"/>
-      </w:rPr>
-    </w:lvl>
-    <w:lvl w:ilvl="2" w:tplc="0C0A0005" w:tentative="1">
-      <w:start w:val="1"/>
-      <w:numFmt w:val="bullet"/>
-      <w:lvlText w:val=""/>
-      <w:lvlJc w:val="left"/>
-      <w:pPr>
-        <w:ind w:left="2869" w:hanging="360"/>
-      </w:pPr>
-      <w:rPr>
-        <w:rFonts w:ascii="Wingdings" w:hAnsi="Wingdings" w:hint="default"/>
-      </w:rPr>
-    </w:lvl>
-    <w:lvl w:ilvl="3" w:tplc="0C0A0001" w:tentative="1">
-      <w:start w:val="1"/>
-      <w:numFmt w:val="bullet"/>
-      <w:lvlText w:val=""/>
-      <w:lvlJc w:val="left"/>
-      <w:pPr>
-        <w:ind w:left="3589" w:hanging="360"/>
-      </w:pPr>
-      <w:rPr>
-        <w:rFonts w:ascii="Symbol" w:hAnsi="Symbol" w:hint="default"/>
-      </w:rPr>
-    </w:lvl>
-    <w:lvl w:ilvl="4" w:tplc="0C0A0003" w:tentative="1">
-      <w:start w:val="1"/>
-      <w:numFmt w:val="bullet"/>
-      <w:lvlText w:val="o"/>
-      <w:lvlJc w:val="left"/>
-      <w:pPr>
-        <w:ind w:left="4309" w:hanging="360"/>
-      </w:pPr>
-      <w:rPr>
-        <w:rFonts w:ascii="Courier New" w:hAnsi="Courier New" w:cs="Courier New" w:hint="default"/>
-      </w:rPr>
-    </w:lvl>
-    <w:lvl w:ilvl="5" w:tplc="0C0A0005" w:tentative="1">
-      <w:start w:val="1"/>
-      <w:numFmt w:val="bullet"/>
-      <w:lvlText w:val=""/>
-      <w:lvlJc w:val="left"/>
-      <w:pPr>
-        <w:ind w:left="5029" w:hanging="360"/>
-      </w:pPr>
-      <w:rPr>
-        <w:rFonts w:ascii="Wingdings" w:hAnsi="Wingdings" w:hint="default"/>
-      </w:rPr>
-    </w:lvl>
-    <w:lvl w:ilvl="6" w:tplc="0C0A0001" w:tentative="1">
-      <w:start w:val="1"/>
-      <w:numFmt w:val="bullet"/>
-      <w:lvlText w:val=""/>
-      <w:lvlJc w:val="left"/>
-      <w:pPr>
-        <w:ind w:left="5749" w:hanging="360"/>
-      </w:pPr>
-      <w:rPr>
-        <w:rFonts w:ascii="Symbol" w:hAnsi="Symbol" w:hint="default"/>
-      </w:rPr>
-    </w:lvl>
-    <w:lvl w:ilvl="7" w:tplc="0C0A0003" w:tentative="1">
-      <w:start w:val="1"/>
-      <w:numFmt w:val="bullet"/>
-      <w:lvlText w:val="o"/>
-      <w:lvlJc w:val="left"/>
-      <w:pPr>
-        <w:ind w:left="6469" w:hanging="360"/>
-      </w:pPr>
-      <w:rPr>
-        <w:rFonts w:ascii="Courier New" w:hAnsi="Courier New" w:cs="Courier New" w:hint="default"/>
-      </w:rPr>
-    </w:lvl>
-    <w:lvl w:ilvl="8" w:tplc="0C0A0005" w:tentative="1">
-      <w:start w:val="1"/>
-      <w:numFmt w:val="bullet"/>
-      <w:lvlText w:val=""/>
-      <w:lvlJc w:val="left"/>
-      <w:pPr>
-        <w:ind w:left="7189" w:hanging="360"/>
-      </w:pPr>
-      <w:rPr>
-        <w:rFonts w:ascii="Wingdings" w:hAnsi="Wingdings" w:hint="default"/>
-      </w:rPr>
-    </w:lvl>
-  </w:abstractNum>
-  <w:abstractNum w:abstractNumId="53" w15:restartNumberingAfterBreak="0">
-    <w:nsid w:val="60DD50F7"/>
-    <w:multiLevelType w:val="hybridMultilevel"/>
-    <w:tmpl w:val="9D6220CA"/>
-    <w:lvl w:ilvl="0" w:tplc="0C0A0001">
-      <w:start w:val="1"/>
-      <w:numFmt w:val="bullet"/>
-      <w:lvlText w:val=""/>
-      <w:lvlJc w:val="left"/>
-      <w:pPr>
-        <w:ind w:left="1429" w:hanging="360"/>
-      </w:pPr>
-      <w:rPr>
-        <w:rFonts w:ascii="Symbol" w:hAnsi="Symbol" w:hint="default"/>
-      </w:rPr>
-    </w:lvl>
-    <w:lvl w:ilvl="1" w:tplc="0C0A0003" w:tentative="1">
-      <w:start w:val="1"/>
-      <w:numFmt w:val="bullet"/>
-      <w:lvlText w:val="o"/>
-      <w:lvlJc w:val="left"/>
-      <w:pPr>
-        <w:ind w:left="2149" w:hanging="360"/>
-      </w:pPr>
-      <w:rPr>
-        <w:rFonts w:ascii="Courier New" w:hAnsi="Courier New" w:cs="Courier New" w:hint="default"/>
-      </w:rPr>
-    </w:lvl>
-    <w:lvl w:ilvl="2" w:tplc="0C0A0005" w:tentative="1">
-      <w:start w:val="1"/>
-      <w:numFmt w:val="bullet"/>
-      <w:lvlText w:val=""/>
-      <w:lvlJc w:val="left"/>
-      <w:pPr>
-        <w:ind w:left="2869" w:hanging="360"/>
-      </w:pPr>
-      <w:rPr>
-        <w:rFonts w:ascii="Wingdings" w:hAnsi="Wingdings" w:hint="default"/>
-      </w:rPr>
-    </w:lvl>
-    <w:lvl w:ilvl="3" w:tplc="0C0A0001" w:tentative="1">
-      <w:start w:val="1"/>
-      <w:numFmt w:val="bullet"/>
-      <w:lvlText w:val=""/>
-      <w:lvlJc w:val="left"/>
-      <w:pPr>
-        <w:ind w:left="3589" w:hanging="360"/>
-      </w:pPr>
-      <w:rPr>
-        <w:rFonts w:ascii="Symbol" w:hAnsi="Symbol" w:hint="default"/>
-      </w:rPr>
-    </w:lvl>
-    <w:lvl w:ilvl="4" w:tplc="0C0A0003" w:tentative="1">
-      <w:start w:val="1"/>
-      <w:numFmt w:val="bullet"/>
-      <w:lvlText w:val="o"/>
-      <w:lvlJc w:val="left"/>
-      <w:pPr>
-        <w:ind w:left="4309" w:hanging="360"/>
-      </w:pPr>
-      <w:rPr>
-        <w:rFonts w:ascii="Courier New" w:hAnsi="Courier New" w:cs="Courier New" w:hint="default"/>
-      </w:rPr>
-    </w:lvl>
-    <w:lvl w:ilvl="5" w:tplc="0C0A0005" w:tentative="1">
-      <w:start w:val="1"/>
-      <w:numFmt w:val="bullet"/>
-      <w:lvlText w:val=""/>
-      <w:lvlJc w:val="left"/>
-      <w:pPr>
-        <w:ind w:left="5029" w:hanging="360"/>
-      </w:pPr>
-      <w:rPr>
-        <w:rFonts w:ascii="Wingdings" w:hAnsi="Wingdings" w:hint="default"/>
-      </w:rPr>
-    </w:lvl>
-    <w:lvl w:ilvl="6" w:tplc="0C0A0001" w:tentative="1">
-      <w:start w:val="1"/>
-      <w:numFmt w:val="bullet"/>
-      <w:lvlText w:val=""/>
-      <w:lvlJc w:val="left"/>
-      <w:pPr>
-        <w:ind w:left="5749" w:hanging="360"/>
-      </w:pPr>
-      <w:rPr>
-        <w:rFonts w:ascii="Symbol" w:hAnsi="Symbol" w:hint="default"/>
-      </w:rPr>
-    </w:lvl>
-    <w:lvl w:ilvl="7" w:tplc="0C0A0003" w:tentative="1">
-      <w:start w:val="1"/>
-      <w:numFmt w:val="bullet"/>
-      <w:lvlText w:val="o"/>
-      <w:lvlJc w:val="left"/>
-      <w:pPr>
-        <w:ind w:left="6469" w:hanging="360"/>
-      </w:pPr>
-      <w:rPr>
-        <w:rFonts w:ascii="Courier New" w:hAnsi="Courier New" w:cs="Courier New" w:hint="default"/>
-      </w:rPr>
-    </w:lvl>
-    <w:lvl w:ilvl="8" w:tplc="0C0A0005" w:tentative="1">
-      <w:start w:val="1"/>
-      <w:numFmt w:val="bullet"/>
-      <w:lvlText w:val=""/>
-      <w:lvlJc w:val="left"/>
-      <w:pPr>
-        <w:ind w:left="7189" w:hanging="360"/>
-      </w:pPr>
-      <w:rPr>
-        <w:rFonts w:ascii="Wingdings" w:hAnsi="Wingdings" w:hint="default"/>
-      </w:rPr>
-    </w:lvl>
-  </w:abstractNum>
-  <w:abstractNum w:abstractNumId="54" w15:restartNumberingAfterBreak="0">
+  <w:abstractNum w:abstractNumId="10" w15:restartNumberingAfterBreak="0">
     <w:nsid w:val="63AB6EFC"/>
     <w:multiLevelType w:val="hybridMultilevel"/>
     <w:tmpl w:val="EFF04B30"/>
@@ -34303,120 +29232,7 @@
       </w:rPr>
     </w:lvl>
   </w:abstractNum>
-  <w:abstractNum w:abstractNumId="55" w15:restartNumberingAfterBreak="0">
-    <w:nsid w:val="64735454"/>
-    <w:multiLevelType w:val="hybridMultilevel"/>
-    <w:tmpl w:val="AD3A221E"/>
-    <w:lvl w:ilvl="0" w:tplc="0C0A0001">
-      <w:start w:val="1"/>
-      <w:numFmt w:val="bullet"/>
-      <w:lvlText w:val=""/>
-      <w:lvlJc w:val="left"/>
-      <w:pPr>
-        <w:ind w:left="1429" w:hanging="360"/>
-      </w:pPr>
-      <w:rPr>
-        <w:rFonts w:ascii="Symbol" w:hAnsi="Symbol" w:hint="default"/>
-      </w:rPr>
-    </w:lvl>
-    <w:lvl w:ilvl="1" w:tplc="0C0A0003" w:tentative="1">
-      <w:start w:val="1"/>
-      <w:numFmt w:val="bullet"/>
-      <w:lvlText w:val="o"/>
-      <w:lvlJc w:val="left"/>
-      <w:pPr>
-        <w:ind w:left="2149" w:hanging="360"/>
-      </w:pPr>
-      <w:rPr>
-        <w:rFonts w:ascii="Courier New" w:hAnsi="Courier New" w:cs="Courier New" w:hint="default"/>
-      </w:rPr>
-    </w:lvl>
-    <w:lvl w:ilvl="2" w:tplc="0C0A0005" w:tentative="1">
-      <w:start w:val="1"/>
-      <w:numFmt w:val="bullet"/>
-      <w:lvlText w:val=""/>
-      <w:lvlJc w:val="left"/>
-      <w:pPr>
-        <w:ind w:left="2869" w:hanging="360"/>
-      </w:pPr>
-      <w:rPr>
-        <w:rFonts w:ascii="Wingdings" w:hAnsi="Wingdings" w:hint="default"/>
-      </w:rPr>
-    </w:lvl>
-    <w:lvl w:ilvl="3" w:tplc="0C0A0001" w:tentative="1">
-      <w:start w:val="1"/>
-      <w:numFmt w:val="bullet"/>
-      <w:lvlText w:val=""/>
-      <w:lvlJc w:val="left"/>
-      <w:pPr>
-        <w:ind w:left="3589" w:hanging="360"/>
-      </w:pPr>
-      <w:rPr>
-        <w:rFonts w:ascii="Symbol" w:hAnsi="Symbol" w:hint="default"/>
-      </w:rPr>
-    </w:lvl>
-    <w:lvl w:ilvl="4" w:tplc="0C0A0003" w:tentative="1">
-      <w:start w:val="1"/>
-      <w:numFmt w:val="bullet"/>
-      <w:lvlText w:val="o"/>
-      <w:lvlJc w:val="left"/>
-      <w:pPr>
-        <w:ind w:left="4309" w:hanging="360"/>
-      </w:pPr>
-      <w:rPr>
-        <w:rFonts w:ascii="Courier New" w:hAnsi="Courier New" w:cs="Courier New" w:hint="default"/>
-      </w:rPr>
-    </w:lvl>
-    <w:lvl w:ilvl="5" w:tplc="0C0A0005" w:tentative="1">
-      <w:start w:val="1"/>
-      <w:numFmt w:val="bullet"/>
-      <w:lvlText w:val=""/>
-      <w:lvlJc w:val="left"/>
-      <w:pPr>
-        <w:ind w:left="5029" w:hanging="360"/>
-      </w:pPr>
-      <w:rPr>
-        <w:rFonts w:ascii="Wingdings" w:hAnsi="Wingdings" w:hint="default"/>
-      </w:rPr>
-    </w:lvl>
-    <w:lvl w:ilvl="6" w:tplc="0C0A0001" w:tentative="1">
-      <w:start w:val="1"/>
-      <w:numFmt w:val="bullet"/>
-      <w:lvlText w:val=""/>
-      <w:lvlJc w:val="left"/>
-      <w:pPr>
-        <w:ind w:left="5749" w:hanging="360"/>
-      </w:pPr>
-      <w:rPr>
-        <w:rFonts w:ascii="Symbol" w:hAnsi="Symbol" w:hint="default"/>
-      </w:rPr>
-    </w:lvl>
-    <w:lvl w:ilvl="7" w:tplc="0C0A0003" w:tentative="1">
-      <w:start w:val="1"/>
-      <w:numFmt w:val="bullet"/>
-      <w:lvlText w:val="o"/>
-      <w:lvlJc w:val="left"/>
-      <w:pPr>
-        <w:ind w:left="6469" w:hanging="360"/>
-      </w:pPr>
-      <w:rPr>
-        <w:rFonts w:ascii="Courier New" w:hAnsi="Courier New" w:cs="Courier New" w:hint="default"/>
-      </w:rPr>
-    </w:lvl>
-    <w:lvl w:ilvl="8" w:tplc="0C0A0005" w:tentative="1">
-      <w:start w:val="1"/>
-      <w:numFmt w:val="bullet"/>
-      <w:lvlText w:val=""/>
-      <w:lvlJc w:val="left"/>
-      <w:pPr>
-        <w:ind w:left="7189" w:hanging="360"/>
-      </w:pPr>
-      <w:rPr>
-        <w:rFonts w:ascii="Wingdings" w:hAnsi="Wingdings" w:hint="default"/>
-      </w:rPr>
-    </w:lvl>
-  </w:abstractNum>
-  <w:abstractNum w:abstractNumId="56" w15:restartNumberingAfterBreak="0">
+  <w:abstractNum w:abstractNumId="11" w15:restartNumberingAfterBreak="0">
     <w:nsid w:val="65F007DE"/>
     <w:multiLevelType w:val="hybridMultilevel"/>
     <w:tmpl w:val="FAA6494E"/>
@@ -34529,292 +29345,7 @@
       </w:rPr>
     </w:lvl>
   </w:abstractNum>
-  <w:abstractNum w:abstractNumId="57" w15:restartNumberingAfterBreak="0">
-    <w:nsid w:val="66257241"/>
-    <w:multiLevelType w:val="hybridMultilevel"/>
-    <w:tmpl w:val="100861B8"/>
-    <w:lvl w:ilvl="0" w:tplc="0C0A0017">
-      <w:start w:val="1"/>
-      <w:numFmt w:val="lowerLetter"/>
-      <w:lvlText w:val="%1)"/>
-      <w:lvlJc w:val="left"/>
-      <w:pPr>
-        <w:ind w:left="1429" w:hanging="360"/>
-      </w:pPr>
-    </w:lvl>
-    <w:lvl w:ilvl="1" w:tplc="0C0A0019" w:tentative="1">
-      <w:start w:val="1"/>
-      <w:numFmt w:val="lowerLetter"/>
-      <w:lvlText w:val="%2."/>
-      <w:lvlJc w:val="left"/>
-      <w:pPr>
-        <w:ind w:left="2149" w:hanging="360"/>
-      </w:pPr>
-    </w:lvl>
-    <w:lvl w:ilvl="2" w:tplc="0C0A001B" w:tentative="1">
-      <w:start w:val="1"/>
-      <w:numFmt w:val="lowerRoman"/>
-      <w:lvlText w:val="%3."/>
-      <w:lvlJc w:val="right"/>
-      <w:pPr>
-        <w:ind w:left="2869" w:hanging="180"/>
-      </w:pPr>
-    </w:lvl>
-    <w:lvl w:ilvl="3" w:tplc="0C0A000F" w:tentative="1">
-      <w:start w:val="1"/>
-      <w:numFmt w:val="decimal"/>
-      <w:lvlText w:val="%4."/>
-      <w:lvlJc w:val="left"/>
-      <w:pPr>
-        <w:ind w:left="3589" w:hanging="360"/>
-      </w:pPr>
-    </w:lvl>
-    <w:lvl w:ilvl="4" w:tplc="0C0A0019" w:tentative="1">
-      <w:start w:val="1"/>
-      <w:numFmt w:val="lowerLetter"/>
-      <w:lvlText w:val="%5."/>
-      <w:lvlJc w:val="left"/>
-      <w:pPr>
-        <w:ind w:left="4309" w:hanging="360"/>
-      </w:pPr>
-    </w:lvl>
-    <w:lvl w:ilvl="5" w:tplc="0C0A001B" w:tentative="1">
-      <w:start w:val="1"/>
-      <w:numFmt w:val="lowerRoman"/>
-      <w:lvlText w:val="%6."/>
-      <w:lvlJc w:val="right"/>
-      <w:pPr>
-        <w:ind w:left="5029" w:hanging="180"/>
-      </w:pPr>
-    </w:lvl>
-    <w:lvl w:ilvl="6" w:tplc="0C0A000F" w:tentative="1">
-      <w:start w:val="1"/>
-      <w:numFmt w:val="decimal"/>
-      <w:lvlText w:val="%7."/>
-      <w:lvlJc w:val="left"/>
-      <w:pPr>
-        <w:ind w:left="5749" w:hanging="360"/>
-      </w:pPr>
-    </w:lvl>
-    <w:lvl w:ilvl="7" w:tplc="0C0A0019" w:tentative="1">
-      <w:start w:val="1"/>
-      <w:numFmt w:val="lowerLetter"/>
-      <w:lvlText w:val="%8."/>
-      <w:lvlJc w:val="left"/>
-      <w:pPr>
-        <w:ind w:left="6469" w:hanging="360"/>
-      </w:pPr>
-    </w:lvl>
-    <w:lvl w:ilvl="8" w:tplc="0C0A001B" w:tentative="1">
-      <w:start w:val="1"/>
-      <w:numFmt w:val="lowerRoman"/>
-      <w:lvlText w:val="%9."/>
-      <w:lvlJc w:val="right"/>
-      <w:pPr>
-        <w:ind w:left="7189" w:hanging="180"/>
-      </w:pPr>
-    </w:lvl>
-  </w:abstractNum>
-  <w:abstractNum w:abstractNumId="58" w15:restartNumberingAfterBreak="0">
-    <w:nsid w:val="702D41A8"/>
-    <w:multiLevelType w:val="hybridMultilevel"/>
-    <w:tmpl w:val="4D145AEE"/>
-    <w:lvl w:ilvl="0" w:tplc="0C0A0001">
-      <w:start w:val="1"/>
-      <w:numFmt w:val="bullet"/>
-      <w:lvlText w:val=""/>
-      <w:lvlJc w:val="left"/>
-      <w:pPr>
-        <w:ind w:left="1429" w:hanging="360"/>
-      </w:pPr>
-      <w:rPr>
-        <w:rFonts w:ascii="Symbol" w:hAnsi="Symbol" w:hint="default"/>
-      </w:rPr>
-    </w:lvl>
-    <w:lvl w:ilvl="1" w:tplc="0C0A0003" w:tentative="1">
-      <w:start w:val="1"/>
-      <w:numFmt w:val="bullet"/>
-      <w:lvlText w:val="o"/>
-      <w:lvlJc w:val="left"/>
-      <w:pPr>
-        <w:ind w:left="2149" w:hanging="360"/>
-      </w:pPr>
-      <w:rPr>
-        <w:rFonts w:ascii="Courier New" w:hAnsi="Courier New" w:cs="Courier New" w:hint="default"/>
-      </w:rPr>
-    </w:lvl>
-    <w:lvl w:ilvl="2" w:tplc="0C0A0005" w:tentative="1">
-      <w:start w:val="1"/>
-      <w:numFmt w:val="bullet"/>
-      <w:lvlText w:val=""/>
-      <w:lvlJc w:val="left"/>
-      <w:pPr>
-        <w:ind w:left="2869" w:hanging="360"/>
-      </w:pPr>
-      <w:rPr>
-        <w:rFonts w:ascii="Wingdings" w:hAnsi="Wingdings" w:hint="default"/>
-      </w:rPr>
-    </w:lvl>
-    <w:lvl w:ilvl="3" w:tplc="0C0A0001" w:tentative="1">
-      <w:start w:val="1"/>
-      <w:numFmt w:val="bullet"/>
-      <w:lvlText w:val=""/>
-      <w:lvlJc w:val="left"/>
-      <w:pPr>
-        <w:ind w:left="3589" w:hanging="360"/>
-      </w:pPr>
-      <w:rPr>
-        <w:rFonts w:ascii="Symbol" w:hAnsi="Symbol" w:hint="default"/>
-      </w:rPr>
-    </w:lvl>
-    <w:lvl w:ilvl="4" w:tplc="0C0A0003" w:tentative="1">
-      <w:start w:val="1"/>
-      <w:numFmt w:val="bullet"/>
-      <w:lvlText w:val="o"/>
-      <w:lvlJc w:val="left"/>
-      <w:pPr>
-        <w:ind w:left="4309" w:hanging="360"/>
-      </w:pPr>
-      <w:rPr>
-        <w:rFonts w:ascii="Courier New" w:hAnsi="Courier New" w:cs="Courier New" w:hint="default"/>
-      </w:rPr>
-    </w:lvl>
-    <w:lvl w:ilvl="5" w:tplc="0C0A0005" w:tentative="1">
-      <w:start w:val="1"/>
-      <w:numFmt w:val="bullet"/>
-      <w:lvlText w:val=""/>
-      <w:lvlJc w:val="left"/>
-      <w:pPr>
-        <w:ind w:left="5029" w:hanging="360"/>
-      </w:pPr>
-      <w:rPr>
-        <w:rFonts w:ascii="Wingdings" w:hAnsi="Wingdings" w:hint="default"/>
-      </w:rPr>
-    </w:lvl>
-    <w:lvl w:ilvl="6" w:tplc="0C0A0001" w:tentative="1">
-      <w:start w:val="1"/>
-      <w:numFmt w:val="bullet"/>
-      <w:lvlText w:val=""/>
-      <w:lvlJc w:val="left"/>
-      <w:pPr>
-        <w:ind w:left="5749" w:hanging="360"/>
-      </w:pPr>
-      <w:rPr>
-        <w:rFonts w:ascii="Symbol" w:hAnsi="Symbol" w:hint="default"/>
-      </w:rPr>
-    </w:lvl>
-    <w:lvl w:ilvl="7" w:tplc="0C0A0003" w:tentative="1">
-      <w:start w:val="1"/>
-      <w:numFmt w:val="bullet"/>
-      <w:lvlText w:val="o"/>
-      <w:lvlJc w:val="left"/>
-      <w:pPr>
-        <w:ind w:left="6469" w:hanging="360"/>
-      </w:pPr>
-      <w:rPr>
-        <w:rFonts w:ascii="Courier New" w:hAnsi="Courier New" w:cs="Courier New" w:hint="default"/>
-      </w:rPr>
-    </w:lvl>
-    <w:lvl w:ilvl="8" w:tplc="0C0A0005" w:tentative="1">
-      <w:start w:val="1"/>
-      <w:numFmt w:val="bullet"/>
-      <w:lvlText w:val=""/>
-      <w:lvlJc w:val="left"/>
-      <w:pPr>
-        <w:ind w:left="7189" w:hanging="360"/>
-      </w:pPr>
-      <w:rPr>
-        <w:rFonts w:ascii="Wingdings" w:hAnsi="Wingdings" w:hint="default"/>
-      </w:rPr>
-    </w:lvl>
-  </w:abstractNum>
-  <w:abstractNum w:abstractNumId="59" w15:restartNumberingAfterBreak="0">
-    <w:nsid w:val="7105255F"/>
-    <w:multiLevelType w:val="hybridMultilevel"/>
-    <w:tmpl w:val="D3D6708E"/>
-    <w:lvl w:ilvl="0" w:tplc="0C0A0017">
-      <w:start w:val="1"/>
-      <w:numFmt w:val="lowerLetter"/>
-      <w:lvlText w:val="%1)"/>
-      <w:lvlJc w:val="left"/>
-      <w:pPr>
-        <w:ind w:left="1429" w:hanging="360"/>
-      </w:pPr>
-    </w:lvl>
-    <w:lvl w:ilvl="1" w:tplc="0C0A0019" w:tentative="1">
-      <w:start w:val="1"/>
-      <w:numFmt w:val="lowerLetter"/>
-      <w:lvlText w:val="%2."/>
-      <w:lvlJc w:val="left"/>
-      <w:pPr>
-        <w:ind w:left="2149" w:hanging="360"/>
-      </w:pPr>
-    </w:lvl>
-    <w:lvl w:ilvl="2" w:tplc="0C0A001B" w:tentative="1">
-      <w:start w:val="1"/>
-      <w:numFmt w:val="lowerRoman"/>
-      <w:lvlText w:val="%3."/>
-      <w:lvlJc w:val="right"/>
-      <w:pPr>
-        <w:ind w:left="2869" w:hanging="180"/>
-      </w:pPr>
-    </w:lvl>
-    <w:lvl w:ilvl="3" w:tplc="0C0A000F" w:tentative="1">
-      <w:start w:val="1"/>
-      <w:numFmt w:val="decimal"/>
-      <w:lvlText w:val="%4."/>
-      <w:lvlJc w:val="left"/>
-      <w:pPr>
-        <w:ind w:left="3589" w:hanging="360"/>
-      </w:pPr>
-    </w:lvl>
-    <w:lvl w:ilvl="4" w:tplc="0C0A0019" w:tentative="1">
-      <w:start w:val="1"/>
-      <w:numFmt w:val="lowerLetter"/>
-      <w:lvlText w:val="%5."/>
-      <w:lvlJc w:val="left"/>
-      <w:pPr>
-        <w:ind w:left="4309" w:hanging="360"/>
-      </w:pPr>
-    </w:lvl>
-    <w:lvl w:ilvl="5" w:tplc="0C0A001B" w:tentative="1">
-      <w:start w:val="1"/>
-      <w:numFmt w:val="lowerRoman"/>
-      <w:lvlText w:val="%6."/>
-      <w:lvlJc w:val="right"/>
-      <w:pPr>
-        <w:ind w:left="5029" w:hanging="180"/>
-      </w:pPr>
-    </w:lvl>
-    <w:lvl w:ilvl="6" w:tplc="0C0A000F" w:tentative="1">
-      <w:start w:val="1"/>
-      <w:numFmt w:val="decimal"/>
-      <w:lvlText w:val="%7."/>
-      <w:lvlJc w:val="left"/>
-      <w:pPr>
-        <w:ind w:left="5749" w:hanging="360"/>
-      </w:pPr>
-    </w:lvl>
-    <w:lvl w:ilvl="7" w:tplc="0C0A0019" w:tentative="1">
-      <w:start w:val="1"/>
-      <w:numFmt w:val="lowerLetter"/>
-      <w:lvlText w:val="%8."/>
-      <w:lvlJc w:val="left"/>
-      <w:pPr>
-        <w:ind w:left="6469" w:hanging="360"/>
-      </w:pPr>
-    </w:lvl>
-    <w:lvl w:ilvl="8" w:tplc="0C0A001B" w:tentative="1">
-      <w:start w:val="1"/>
-      <w:numFmt w:val="lowerRoman"/>
-      <w:lvlText w:val="%9."/>
-      <w:lvlJc w:val="right"/>
-      <w:pPr>
-        <w:ind w:left="7189" w:hanging="180"/>
-      </w:pPr>
-    </w:lvl>
-  </w:abstractNum>
-  <w:abstractNum w:abstractNumId="60" w15:restartNumberingAfterBreak="0">
+  <w:abstractNum w:abstractNumId="12" w15:restartNumberingAfterBreak="0">
     <w:nsid w:val="716614FF"/>
     <w:multiLevelType w:val="hybridMultilevel"/>
     <w:tmpl w:val="6D468122"/>
@@ -34927,319 +29458,7 @@
       </w:rPr>
     </w:lvl>
   </w:abstractNum>
-  <w:abstractNum w:abstractNumId="61" w15:restartNumberingAfterBreak="0">
-    <w:nsid w:val="72A73242"/>
-    <w:multiLevelType w:val="hybridMultilevel"/>
-    <w:tmpl w:val="91A29E06"/>
-    <w:lvl w:ilvl="0" w:tplc="0C0A0017">
-      <w:start w:val="1"/>
-      <w:numFmt w:val="lowerLetter"/>
-      <w:lvlText w:val="%1)"/>
-      <w:lvlJc w:val="left"/>
-      <w:pPr>
-        <w:ind w:left="1429" w:hanging="360"/>
-      </w:pPr>
-    </w:lvl>
-    <w:lvl w:ilvl="1" w:tplc="0C0A0019" w:tentative="1">
-      <w:start w:val="1"/>
-      <w:numFmt w:val="lowerLetter"/>
-      <w:lvlText w:val="%2."/>
-      <w:lvlJc w:val="left"/>
-      <w:pPr>
-        <w:ind w:left="2149" w:hanging="360"/>
-      </w:pPr>
-    </w:lvl>
-    <w:lvl w:ilvl="2" w:tplc="0C0A001B" w:tentative="1">
-      <w:start w:val="1"/>
-      <w:numFmt w:val="lowerRoman"/>
-      <w:lvlText w:val="%3."/>
-      <w:lvlJc w:val="right"/>
-      <w:pPr>
-        <w:ind w:left="2869" w:hanging="180"/>
-      </w:pPr>
-    </w:lvl>
-    <w:lvl w:ilvl="3" w:tplc="0C0A000F" w:tentative="1">
-      <w:start w:val="1"/>
-      <w:numFmt w:val="decimal"/>
-      <w:lvlText w:val="%4."/>
-      <w:lvlJc w:val="left"/>
-      <w:pPr>
-        <w:ind w:left="3589" w:hanging="360"/>
-      </w:pPr>
-    </w:lvl>
-    <w:lvl w:ilvl="4" w:tplc="0C0A0019" w:tentative="1">
-      <w:start w:val="1"/>
-      <w:numFmt w:val="lowerLetter"/>
-      <w:lvlText w:val="%5."/>
-      <w:lvlJc w:val="left"/>
-      <w:pPr>
-        <w:ind w:left="4309" w:hanging="360"/>
-      </w:pPr>
-    </w:lvl>
-    <w:lvl w:ilvl="5" w:tplc="0C0A001B" w:tentative="1">
-      <w:start w:val="1"/>
-      <w:numFmt w:val="lowerRoman"/>
-      <w:lvlText w:val="%6."/>
-      <w:lvlJc w:val="right"/>
-      <w:pPr>
-        <w:ind w:left="5029" w:hanging="180"/>
-      </w:pPr>
-    </w:lvl>
-    <w:lvl w:ilvl="6" w:tplc="0C0A000F" w:tentative="1">
-      <w:start w:val="1"/>
-      <w:numFmt w:val="decimal"/>
-      <w:lvlText w:val="%7."/>
-      <w:lvlJc w:val="left"/>
-      <w:pPr>
-        <w:ind w:left="5749" w:hanging="360"/>
-      </w:pPr>
-    </w:lvl>
-    <w:lvl w:ilvl="7" w:tplc="0C0A0019" w:tentative="1">
-      <w:start w:val="1"/>
-      <w:numFmt w:val="lowerLetter"/>
-      <w:lvlText w:val="%8."/>
-      <w:lvlJc w:val="left"/>
-      <w:pPr>
-        <w:ind w:left="6469" w:hanging="360"/>
-      </w:pPr>
-    </w:lvl>
-    <w:lvl w:ilvl="8" w:tplc="0C0A001B" w:tentative="1">
-      <w:start w:val="1"/>
-      <w:numFmt w:val="lowerRoman"/>
-      <w:lvlText w:val="%9."/>
-      <w:lvlJc w:val="right"/>
-      <w:pPr>
-        <w:ind w:left="7189" w:hanging="180"/>
-      </w:pPr>
-    </w:lvl>
-  </w:abstractNum>
-  <w:abstractNum w:abstractNumId="62" w15:restartNumberingAfterBreak="0">
-    <w:nsid w:val="74B63555"/>
-    <w:multiLevelType w:val="hybridMultilevel"/>
-    <w:tmpl w:val="779656C4"/>
-    <w:lvl w:ilvl="0" w:tplc="0C0A0001">
-      <w:start w:val="1"/>
-      <w:numFmt w:val="bullet"/>
-      <w:lvlText w:val=""/>
-      <w:lvlJc w:val="left"/>
-      <w:pPr>
-        <w:ind w:left="1429" w:hanging="360"/>
-      </w:pPr>
-      <w:rPr>
-        <w:rFonts w:ascii="Symbol" w:hAnsi="Symbol" w:hint="default"/>
-      </w:rPr>
-    </w:lvl>
-    <w:lvl w:ilvl="1" w:tplc="0C0A0003" w:tentative="1">
-      <w:start w:val="1"/>
-      <w:numFmt w:val="bullet"/>
-      <w:lvlText w:val="o"/>
-      <w:lvlJc w:val="left"/>
-      <w:pPr>
-        <w:ind w:left="2149" w:hanging="360"/>
-      </w:pPr>
-      <w:rPr>
-        <w:rFonts w:ascii="Courier New" w:hAnsi="Courier New" w:cs="Courier New" w:hint="default"/>
-      </w:rPr>
-    </w:lvl>
-    <w:lvl w:ilvl="2" w:tplc="0C0A0005" w:tentative="1">
-      <w:start w:val="1"/>
-      <w:numFmt w:val="bullet"/>
-      <w:lvlText w:val=""/>
-      <w:lvlJc w:val="left"/>
-      <w:pPr>
-        <w:ind w:left="2869" w:hanging="360"/>
-      </w:pPr>
-      <w:rPr>
-        <w:rFonts w:ascii="Wingdings" w:hAnsi="Wingdings" w:hint="default"/>
-      </w:rPr>
-    </w:lvl>
-    <w:lvl w:ilvl="3" w:tplc="0C0A0001" w:tentative="1">
-      <w:start w:val="1"/>
-      <w:numFmt w:val="bullet"/>
-      <w:lvlText w:val=""/>
-      <w:lvlJc w:val="left"/>
-      <w:pPr>
-        <w:ind w:left="3589" w:hanging="360"/>
-      </w:pPr>
-      <w:rPr>
-        <w:rFonts w:ascii="Symbol" w:hAnsi="Symbol" w:hint="default"/>
-      </w:rPr>
-    </w:lvl>
-    <w:lvl w:ilvl="4" w:tplc="0C0A0003" w:tentative="1">
-      <w:start w:val="1"/>
-      <w:numFmt w:val="bullet"/>
-      <w:lvlText w:val="o"/>
-      <w:lvlJc w:val="left"/>
-      <w:pPr>
-        <w:ind w:left="4309" w:hanging="360"/>
-      </w:pPr>
-      <w:rPr>
-        <w:rFonts w:ascii="Courier New" w:hAnsi="Courier New" w:cs="Courier New" w:hint="default"/>
-      </w:rPr>
-    </w:lvl>
-    <w:lvl w:ilvl="5" w:tplc="0C0A0005" w:tentative="1">
-      <w:start w:val="1"/>
-      <w:numFmt w:val="bullet"/>
-      <w:lvlText w:val=""/>
-      <w:lvlJc w:val="left"/>
-      <w:pPr>
-        <w:ind w:left="5029" w:hanging="360"/>
-      </w:pPr>
-      <w:rPr>
-        <w:rFonts w:ascii="Wingdings" w:hAnsi="Wingdings" w:hint="default"/>
-      </w:rPr>
-    </w:lvl>
-    <w:lvl w:ilvl="6" w:tplc="0C0A0001" w:tentative="1">
-      <w:start w:val="1"/>
-      <w:numFmt w:val="bullet"/>
-      <w:lvlText w:val=""/>
-      <w:lvlJc w:val="left"/>
-      <w:pPr>
-        <w:ind w:left="5749" w:hanging="360"/>
-      </w:pPr>
-      <w:rPr>
-        <w:rFonts w:ascii="Symbol" w:hAnsi="Symbol" w:hint="default"/>
-      </w:rPr>
-    </w:lvl>
-    <w:lvl w:ilvl="7" w:tplc="0C0A0003" w:tentative="1">
-      <w:start w:val="1"/>
-      <w:numFmt w:val="bullet"/>
-      <w:lvlText w:val="o"/>
-      <w:lvlJc w:val="left"/>
-      <w:pPr>
-        <w:ind w:left="6469" w:hanging="360"/>
-      </w:pPr>
-      <w:rPr>
-        <w:rFonts w:ascii="Courier New" w:hAnsi="Courier New" w:cs="Courier New" w:hint="default"/>
-      </w:rPr>
-    </w:lvl>
-    <w:lvl w:ilvl="8" w:tplc="0C0A0005" w:tentative="1">
-      <w:start w:val="1"/>
-      <w:numFmt w:val="bullet"/>
-      <w:lvlText w:val=""/>
-      <w:lvlJc w:val="left"/>
-      <w:pPr>
-        <w:ind w:left="7189" w:hanging="360"/>
-      </w:pPr>
-      <w:rPr>
-        <w:rFonts w:ascii="Wingdings" w:hAnsi="Wingdings" w:hint="default"/>
-      </w:rPr>
-    </w:lvl>
-  </w:abstractNum>
-  <w:abstractNum w:abstractNumId="63" w15:restartNumberingAfterBreak="0">
-    <w:nsid w:val="77B05E26"/>
-    <w:multiLevelType w:val="hybridMultilevel"/>
-    <w:tmpl w:val="357C3B00"/>
-    <w:lvl w:ilvl="0" w:tplc="0C0A0001">
-      <w:start w:val="1"/>
-      <w:numFmt w:val="bullet"/>
-      <w:lvlText w:val=""/>
-      <w:lvlJc w:val="left"/>
-      <w:pPr>
-        <w:ind w:left="1429" w:hanging="360"/>
-      </w:pPr>
-      <w:rPr>
-        <w:rFonts w:ascii="Symbol" w:hAnsi="Symbol" w:hint="default"/>
-      </w:rPr>
-    </w:lvl>
-    <w:lvl w:ilvl="1" w:tplc="0C0A0003" w:tentative="1">
-      <w:start w:val="1"/>
-      <w:numFmt w:val="bullet"/>
-      <w:lvlText w:val="o"/>
-      <w:lvlJc w:val="left"/>
-      <w:pPr>
-        <w:ind w:left="2149" w:hanging="360"/>
-      </w:pPr>
-      <w:rPr>
-        <w:rFonts w:ascii="Courier New" w:hAnsi="Courier New" w:cs="Courier New" w:hint="default"/>
-      </w:rPr>
-    </w:lvl>
-    <w:lvl w:ilvl="2" w:tplc="0C0A0005" w:tentative="1">
-      <w:start w:val="1"/>
-      <w:numFmt w:val="bullet"/>
-      <w:lvlText w:val=""/>
-      <w:lvlJc w:val="left"/>
-      <w:pPr>
-        <w:ind w:left="2869" w:hanging="360"/>
-      </w:pPr>
-      <w:rPr>
-        <w:rFonts w:ascii="Wingdings" w:hAnsi="Wingdings" w:hint="default"/>
-      </w:rPr>
-    </w:lvl>
-    <w:lvl w:ilvl="3" w:tplc="0C0A0001" w:tentative="1">
-      <w:start w:val="1"/>
-      <w:numFmt w:val="bullet"/>
-      <w:lvlText w:val=""/>
-      <w:lvlJc w:val="left"/>
-      <w:pPr>
-        <w:ind w:left="3589" w:hanging="360"/>
-      </w:pPr>
-      <w:rPr>
-        <w:rFonts w:ascii="Symbol" w:hAnsi="Symbol" w:hint="default"/>
-      </w:rPr>
-    </w:lvl>
-    <w:lvl w:ilvl="4" w:tplc="0C0A0003" w:tentative="1">
-      <w:start w:val="1"/>
-      <w:numFmt w:val="bullet"/>
-      <w:lvlText w:val="o"/>
-      <w:lvlJc w:val="left"/>
-      <w:pPr>
-        <w:ind w:left="4309" w:hanging="360"/>
-      </w:pPr>
-      <w:rPr>
-        <w:rFonts w:ascii="Courier New" w:hAnsi="Courier New" w:cs="Courier New" w:hint="default"/>
-      </w:rPr>
-    </w:lvl>
-    <w:lvl w:ilvl="5" w:tplc="0C0A0005" w:tentative="1">
-      <w:start w:val="1"/>
-      <w:numFmt w:val="bullet"/>
-      <w:lvlText w:val=""/>
-      <w:lvlJc w:val="left"/>
-      <w:pPr>
-        <w:ind w:left="5029" w:hanging="360"/>
-      </w:pPr>
-      <w:rPr>
-        <w:rFonts w:ascii="Wingdings" w:hAnsi="Wingdings" w:hint="default"/>
-      </w:rPr>
-    </w:lvl>
-    <w:lvl w:ilvl="6" w:tplc="0C0A0001" w:tentative="1">
-      <w:start w:val="1"/>
-      <w:numFmt w:val="bullet"/>
-      <w:lvlText w:val=""/>
-      <w:lvlJc w:val="left"/>
-      <w:pPr>
-        <w:ind w:left="5749" w:hanging="360"/>
-      </w:pPr>
-      <w:rPr>
-        <w:rFonts w:ascii="Symbol" w:hAnsi="Symbol" w:hint="default"/>
-      </w:rPr>
-    </w:lvl>
-    <w:lvl w:ilvl="7" w:tplc="0C0A0003" w:tentative="1">
-      <w:start w:val="1"/>
-      <w:numFmt w:val="bullet"/>
-      <w:lvlText w:val="o"/>
-      <w:lvlJc w:val="left"/>
-      <w:pPr>
-        <w:ind w:left="6469" w:hanging="360"/>
-      </w:pPr>
-      <w:rPr>
-        <w:rFonts w:ascii="Courier New" w:hAnsi="Courier New" w:cs="Courier New" w:hint="default"/>
-      </w:rPr>
-    </w:lvl>
-    <w:lvl w:ilvl="8" w:tplc="0C0A0005" w:tentative="1">
-      <w:start w:val="1"/>
-      <w:numFmt w:val="bullet"/>
-      <w:lvlText w:val=""/>
-      <w:lvlJc w:val="left"/>
-      <w:pPr>
-        <w:ind w:left="7189" w:hanging="360"/>
-      </w:pPr>
-      <w:rPr>
-        <w:rFonts w:ascii="Wingdings" w:hAnsi="Wingdings" w:hint="default"/>
-      </w:rPr>
-    </w:lvl>
-  </w:abstractNum>
-  <w:abstractNum w:abstractNumId="64" w15:restartNumberingAfterBreak="0">
+  <w:abstractNum w:abstractNumId="13" w15:restartNumberingAfterBreak="0">
     <w:nsid w:val="786B7FDB"/>
     <w:multiLevelType w:val="hybridMultilevel"/>
     <w:tmpl w:val="7A3AA512"/>
@@ -35352,120 +29571,7 @@
       </w:rPr>
     </w:lvl>
   </w:abstractNum>
-  <w:abstractNum w:abstractNumId="65" w15:restartNumberingAfterBreak="0">
-    <w:nsid w:val="7BF24C50"/>
-    <w:multiLevelType w:val="hybridMultilevel"/>
-    <w:tmpl w:val="C966F2B6"/>
-    <w:lvl w:ilvl="0" w:tplc="0C0A0001">
-      <w:start w:val="1"/>
-      <w:numFmt w:val="bullet"/>
-      <w:lvlText w:val=""/>
-      <w:lvlJc w:val="left"/>
-      <w:pPr>
-        <w:ind w:left="1429" w:hanging="360"/>
-      </w:pPr>
-      <w:rPr>
-        <w:rFonts w:ascii="Symbol" w:hAnsi="Symbol" w:hint="default"/>
-      </w:rPr>
-    </w:lvl>
-    <w:lvl w:ilvl="1" w:tplc="0C0A0003" w:tentative="1">
-      <w:start w:val="1"/>
-      <w:numFmt w:val="bullet"/>
-      <w:lvlText w:val="o"/>
-      <w:lvlJc w:val="left"/>
-      <w:pPr>
-        <w:ind w:left="2149" w:hanging="360"/>
-      </w:pPr>
-      <w:rPr>
-        <w:rFonts w:ascii="Courier New" w:hAnsi="Courier New" w:cs="Courier New" w:hint="default"/>
-      </w:rPr>
-    </w:lvl>
-    <w:lvl w:ilvl="2" w:tplc="0C0A0005" w:tentative="1">
-      <w:start w:val="1"/>
-      <w:numFmt w:val="bullet"/>
-      <w:lvlText w:val=""/>
-      <w:lvlJc w:val="left"/>
-      <w:pPr>
-        <w:ind w:left="2869" w:hanging="360"/>
-      </w:pPr>
-      <w:rPr>
-        <w:rFonts w:ascii="Wingdings" w:hAnsi="Wingdings" w:hint="default"/>
-      </w:rPr>
-    </w:lvl>
-    <w:lvl w:ilvl="3" w:tplc="0C0A0001" w:tentative="1">
-      <w:start w:val="1"/>
-      <w:numFmt w:val="bullet"/>
-      <w:lvlText w:val=""/>
-      <w:lvlJc w:val="left"/>
-      <w:pPr>
-        <w:ind w:left="3589" w:hanging="360"/>
-      </w:pPr>
-      <w:rPr>
-        <w:rFonts w:ascii="Symbol" w:hAnsi="Symbol" w:hint="default"/>
-      </w:rPr>
-    </w:lvl>
-    <w:lvl w:ilvl="4" w:tplc="0C0A0003" w:tentative="1">
-      <w:start w:val="1"/>
-      <w:numFmt w:val="bullet"/>
-      <w:lvlText w:val="o"/>
-      <w:lvlJc w:val="left"/>
-      <w:pPr>
-        <w:ind w:left="4309" w:hanging="360"/>
-      </w:pPr>
-      <w:rPr>
-        <w:rFonts w:ascii="Courier New" w:hAnsi="Courier New" w:cs="Courier New" w:hint="default"/>
-      </w:rPr>
-    </w:lvl>
-    <w:lvl w:ilvl="5" w:tplc="0C0A0005" w:tentative="1">
-      <w:start w:val="1"/>
-      <w:numFmt w:val="bullet"/>
-      <w:lvlText w:val=""/>
-      <w:lvlJc w:val="left"/>
-      <w:pPr>
-        <w:ind w:left="5029" w:hanging="360"/>
-      </w:pPr>
-      <w:rPr>
-        <w:rFonts w:ascii="Wingdings" w:hAnsi="Wingdings" w:hint="default"/>
-      </w:rPr>
-    </w:lvl>
-    <w:lvl w:ilvl="6" w:tplc="0C0A0001" w:tentative="1">
-      <w:start w:val="1"/>
-      <w:numFmt w:val="bullet"/>
-      <w:lvlText w:val=""/>
-      <w:lvlJc w:val="left"/>
-      <w:pPr>
-        <w:ind w:left="5749" w:hanging="360"/>
-      </w:pPr>
-      <w:rPr>
-        <w:rFonts w:ascii="Symbol" w:hAnsi="Symbol" w:hint="default"/>
-      </w:rPr>
-    </w:lvl>
-    <w:lvl w:ilvl="7" w:tplc="0C0A0003" w:tentative="1">
-      <w:start w:val="1"/>
-      <w:numFmt w:val="bullet"/>
-      <w:lvlText w:val="o"/>
-      <w:lvlJc w:val="left"/>
-      <w:pPr>
-        <w:ind w:left="6469" w:hanging="360"/>
-      </w:pPr>
-      <w:rPr>
-        <w:rFonts w:ascii="Courier New" w:hAnsi="Courier New" w:cs="Courier New" w:hint="default"/>
-      </w:rPr>
-    </w:lvl>
-    <w:lvl w:ilvl="8" w:tplc="0C0A0005" w:tentative="1">
-      <w:start w:val="1"/>
-      <w:numFmt w:val="bullet"/>
-      <w:lvlText w:val=""/>
-      <w:lvlJc w:val="left"/>
-      <w:pPr>
-        <w:ind w:left="7189" w:hanging="360"/>
-      </w:pPr>
-      <w:rPr>
-        <w:rFonts w:ascii="Wingdings" w:hAnsi="Wingdings" w:hint="default"/>
-      </w:rPr>
-    </w:lvl>
-  </w:abstractNum>
-  <w:abstractNum w:abstractNumId="66" w15:restartNumberingAfterBreak="0">
+  <w:abstractNum w:abstractNumId="14" w15:restartNumberingAfterBreak="0">
     <w:nsid w:val="7C161D1C"/>
     <w:multiLevelType w:val="multilevel"/>
     <w:tmpl w:val="EE7A69C8"/>
@@ -35601,7 +29707,7 @@
       </w:pPr>
     </w:lvl>
   </w:abstractNum>
-  <w:abstractNum w:abstractNumId="67" w15:restartNumberingAfterBreak="0">
+  <w:abstractNum w:abstractNumId="15" w15:restartNumberingAfterBreak="0">
     <w:nsid w:val="7D347E36"/>
     <w:multiLevelType w:val="hybridMultilevel"/>
     <w:tmpl w:val="4CD63CD8"/>
@@ -35714,7 +29820,7 @@
       </w:rPr>
     </w:lvl>
   </w:abstractNum>
-  <w:abstractNum w:abstractNumId="68" w15:restartNumberingAfterBreak="0">
+  <w:abstractNum w:abstractNumId="16" w15:restartNumberingAfterBreak="0">
     <w:nsid w:val="7E6B23B2"/>
     <w:multiLevelType w:val="hybridMultilevel"/>
     <w:tmpl w:val="4FF83D24"/>
@@ -35828,213 +29934,57 @@
     </w:lvl>
   </w:abstractNum>
   <w:num w:numId="1" w16cid:durableId="2000957126">
-    <w:abstractNumId w:val="66"/>
+    <w:abstractNumId w:val="14"/>
   </w:num>
   <w:num w:numId="2" w16cid:durableId="1585263860">
     <w:abstractNumId w:val="0"/>
   </w:num>
   <w:num w:numId="3" w16cid:durableId="1338381655">
+    <w:abstractNumId w:val="3"/>
+  </w:num>
+  <w:num w:numId="4" w16cid:durableId="1532257930">
+    <w:abstractNumId w:val="6"/>
+  </w:num>
+  <w:num w:numId="5" w16cid:durableId="998075588">
+    <w:abstractNumId w:val="4"/>
+  </w:num>
+  <w:num w:numId="6" w16cid:durableId="1294019792">
+    <w:abstractNumId w:val="9"/>
+  </w:num>
+  <w:num w:numId="7" w16cid:durableId="403601662">
+    <w:abstractNumId w:val="1"/>
+  </w:num>
+  <w:num w:numId="8" w16cid:durableId="1462110020">
+    <w:abstractNumId w:val="12"/>
+  </w:num>
+  <w:num w:numId="9" w16cid:durableId="1126851039">
+    <w:abstractNumId w:val="13"/>
+  </w:num>
+  <w:num w:numId="10" w16cid:durableId="1997029506">
+    <w:abstractNumId w:val="15"/>
+  </w:num>
+  <w:num w:numId="11" w16cid:durableId="1773670800">
+    <w:abstractNumId w:val="11"/>
+  </w:num>
+  <w:num w:numId="12" w16cid:durableId="1744333549">
+    <w:abstractNumId w:val="8"/>
+  </w:num>
+  <w:num w:numId="13" w16cid:durableId="1366566175">
+    <w:abstractNumId w:val="5"/>
+  </w:num>
+  <w:num w:numId="14" w16cid:durableId="1543443599">
+    <w:abstractNumId w:val="7"/>
+  </w:num>
+  <w:num w:numId="15" w16cid:durableId="199326180">
     <w:abstractNumId w:val="16"/>
   </w:num>
-  <w:num w:numId="4" w16cid:durableId="1532257930">
-    <w:abstractNumId w:val="38"/>
+  <w:num w:numId="16" w16cid:durableId="2023974672">
+    <w:abstractNumId w:val="2"/>
   </w:num>
-  <w:num w:numId="5" w16cid:durableId="998075588">
-    <w:abstractNumId w:val="25"/>
-  </w:num>
-  <w:num w:numId="6" w16cid:durableId="219556625">
-    <w:abstractNumId w:val="58"/>
-  </w:num>
-  <w:num w:numId="7" w16cid:durableId="1678380763">
-    <w:abstractNumId w:val="7"/>
-  </w:num>
-  <w:num w:numId="8" w16cid:durableId="1720089293">
-    <w:abstractNumId w:val="52"/>
-  </w:num>
-  <w:num w:numId="9" w16cid:durableId="1863854180">
-    <w:abstractNumId w:val="30"/>
-  </w:num>
-  <w:num w:numId="10" w16cid:durableId="616566608">
-    <w:abstractNumId w:val="11"/>
-  </w:num>
-  <w:num w:numId="11" w16cid:durableId="277372459">
-    <w:abstractNumId w:val="46"/>
-  </w:num>
-  <w:num w:numId="12" w16cid:durableId="2104523469">
-    <w:abstractNumId w:val="47"/>
-  </w:num>
-  <w:num w:numId="13" w16cid:durableId="1373849132">
-    <w:abstractNumId w:val="40"/>
-  </w:num>
-  <w:num w:numId="14" w16cid:durableId="309791785">
-    <w:abstractNumId w:val="18"/>
-  </w:num>
-  <w:num w:numId="15" w16cid:durableId="377584158">
-    <w:abstractNumId w:val="9"/>
-  </w:num>
-  <w:num w:numId="16" w16cid:durableId="668214762">
-    <w:abstractNumId w:val="24"/>
-  </w:num>
-  <w:num w:numId="17" w16cid:durableId="156113795">
-    <w:abstractNumId w:val="8"/>
-  </w:num>
-  <w:num w:numId="18" w16cid:durableId="668755626">
-    <w:abstractNumId w:val="32"/>
-  </w:num>
-  <w:num w:numId="19" w16cid:durableId="1375930531">
-    <w:abstractNumId w:val="63"/>
-  </w:num>
-  <w:num w:numId="20" w16cid:durableId="769398242">
-    <w:abstractNumId w:val="13"/>
-  </w:num>
-  <w:num w:numId="21" w16cid:durableId="1953391211">
-    <w:abstractNumId w:val="53"/>
-  </w:num>
-  <w:num w:numId="22" w16cid:durableId="159124064">
-    <w:abstractNumId w:val="31"/>
-  </w:num>
-  <w:num w:numId="23" w16cid:durableId="1138837179">
-    <w:abstractNumId w:val="21"/>
-  </w:num>
-  <w:num w:numId="24" w16cid:durableId="2139909774">
-    <w:abstractNumId w:val="5"/>
-  </w:num>
-  <w:num w:numId="25" w16cid:durableId="1883593924">
-    <w:abstractNumId w:val="15"/>
-  </w:num>
-  <w:num w:numId="26" w16cid:durableId="643123202">
-    <w:abstractNumId w:val="28"/>
-  </w:num>
-  <w:num w:numId="27" w16cid:durableId="1677077661">
-    <w:abstractNumId w:val="34"/>
-  </w:num>
-  <w:num w:numId="28" w16cid:durableId="702093841">
-    <w:abstractNumId w:val="26"/>
-  </w:num>
-  <w:num w:numId="29" w16cid:durableId="56363478">
-    <w:abstractNumId w:val="6"/>
-  </w:num>
-  <w:num w:numId="30" w16cid:durableId="1811900584">
-    <w:abstractNumId w:val="42"/>
-  </w:num>
-  <w:num w:numId="31" w16cid:durableId="1905750024">
-    <w:abstractNumId w:val="22"/>
-  </w:num>
-  <w:num w:numId="32" w16cid:durableId="1231577587">
-    <w:abstractNumId w:val="57"/>
-  </w:num>
-  <w:num w:numId="33" w16cid:durableId="936139254">
-    <w:abstractNumId w:val="62"/>
-  </w:num>
-  <w:num w:numId="34" w16cid:durableId="1286084261">
-    <w:abstractNumId w:val="59"/>
-  </w:num>
-  <w:num w:numId="35" w16cid:durableId="1951813641">
-    <w:abstractNumId w:val="27"/>
-  </w:num>
-  <w:num w:numId="36" w16cid:durableId="626089872">
-    <w:abstractNumId w:val="41"/>
-  </w:num>
-  <w:num w:numId="37" w16cid:durableId="1430656222">
-    <w:abstractNumId w:val="20"/>
-  </w:num>
-  <w:num w:numId="38" w16cid:durableId="2034915073">
-    <w:abstractNumId w:val="4"/>
-  </w:num>
-  <w:num w:numId="39" w16cid:durableId="1543321289">
-    <w:abstractNumId w:val="65"/>
-  </w:num>
-  <w:num w:numId="40" w16cid:durableId="363673591">
-    <w:abstractNumId w:val="17"/>
-  </w:num>
-  <w:num w:numId="41" w16cid:durableId="1924410411">
-    <w:abstractNumId w:val="23"/>
-  </w:num>
-  <w:num w:numId="42" w16cid:durableId="1665427774">
-    <w:abstractNumId w:val="35"/>
-  </w:num>
-  <w:num w:numId="43" w16cid:durableId="726878580">
-    <w:abstractNumId w:val="12"/>
-  </w:num>
-  <w:num w:numId="44" w16cid:durableId="1560366013">
-    <w:abstractNumId w:val="37"/>
-  </w:num>
-  <w:num w:numId="45" w16cid:durableId="1849633602">
-    <w:abstractNumId w:val="33"/>
-  </w:num>
-  <w:num w:numId="46" w16cid:durableId="59669875">
-    <w:abstractNumId w:val="61"/>
-  </w:num>
-  <w:num w:numId="47" w16cid:durableId="1519810514">
-    <w:abstractNumId w:val="1"/>
-  </w:num>
-  <w:num w:numId="48" w16cid:durableId="2132018948">
-    <w:abstractNumId w:val="51"/>
-  </w:num>
-  <w:num w:numId="49" w16cid:durableId="700743430">
-    <w:abstractNumId w:val="49"/>
-  </w:num>
-  <w:num w:numId="50" w16cid:durableId="587227901">
-    <w:abstractNumId w:val="50"/>
-  </w:num>
-  <w:num w:numId="51" w16cid:durableId="2137068156">
-    <w:abstractNumId w:val="39"/>
-  </w:num>
-  <w:num w:numId="52" w16cid:durableId="1845242861">
-    <w:abstractNumId w:val="55"/>
-  </w:num>
-  <w:num w:numId="53" w16cid:durableId="425080213">
-    <w:abstractNumId w:val="44"/>
-  </w:num>
-  <w:num w:numId="54" w16cid:durableId="158887607">
+  <w:num w:numId="17" w16cid:durableId="1104882185">
     <w:abstractNumId w:val="10"/>
   </w:num>
-  <w:num w:numId="55" w16cid:durableId="274559678">
-    <w:abstractNumId w:val="19"/>
-  </w:num>
-  <w:num w:numId="56" w16cid:durableId="1285889098">
-    <w:abstractNumId w:val="2"/>
-  </w:num>
-  <w:num w:numId="57" w16cid:durableId="2061781008">
-    <w:abstractNumId w:val="36"/>
-  </w:num>
-  <w:num w:numId="58" w16cid:durableId="1294019792">
-    <w:abstractNumId w:val="48"/>
-  </w:num>
-  <w:num w:numId="59" w16cid:durableId="403601662">
-    <w:abstractNumId w:val="3"/>
-  </w:num>
-  <w:num w:numId="60" w16cid:durableId="1462110020">
-    <w:abstractNumId w:val="60"/>
-  </w:num>
-  <w:num w:numId="61" w16cid:durableId="1126851039">
-    <w:abstractNumId w:val="64"/>
-  </w:num>
-  <w:num w:numId="62" w16cid:durableId="1997029506">
-    <w:abstractNumId w:val="67"/>
-  </w:num>
-  <w:num w:numId="63" w16cid:durableId="1773670800">
-    <w:abstractNumId w:val="56"/>
-  </w:num>
-  <w:num w:numId="64" w16cid:durableId="1744333549">
-    <w:abstractNumId w:val="45"/>
-  </w:num>
-  <w:num w:numId="65" w16cid:durableId="1366566175">
-    <w:abstractNumId w:val="29"/>
-  </w:num>
-  <w:num w:numId="66" w16cid:durableId="1543443599">
-    <w:abstractNumId w:val="43"/>
-  </w:num>
-  <w:num w:numId="67" w16cid:durableId="199326180">
-    <w:abstractNumId w:val="68"/>
-  </w:num>
-  <w:num w:numId="68" w16cid:durableId="2023974672">
-    <w:abstractNumId w:val="14"/>
-  </w:num>
-  <w:num w:numId="69" w16cid:durableId="1104882185">
-    <w:abstractNumId w:val="54"/>
-  </w:num>
-  <w:numIdMacAtCleanup w:val="57"/>
+  <w:numIdMacAtCleanup w:val="17"/>
 </w:numbering>
 </file>
 
@@ -38010,6 +31960,10 @@
 </file>
 
 <file path=customXml/item2.xml><?xml version="1.0" encoding="utf-8"?>
+<b:Sources xmlns:b="http://schemas.openxmlformats.org/officeDocument/2006/bibliography" xmlns="http://schemas.openxmlformats.org/officeDocument/2006/bibliography" SelectedStyle="\APASixthEditionOfficeOnline.xsl" StyleName="APA" Version="6"/>
+</file>
+
+<file path=customXml/item3.xml><?xml version="1.0" encoding="utf-8"?>
 <?mso-contentType ?>
 <FormTemplates xmlns="http://schemas.microsoft.com/sharepoint/v3/contenttype/forms">
   <Display>DocumentLibraryForm</Display>
@@ -38018,7 +31972,7 @@
 </FormTemplates>
 </file>
 
-<file path=customXml/item3.xml><?xml version="1.0" encoding="utf-8"?>
+<file path=customXml/item4.xml><?xml version="1.0" encoding="utf-8"?>
 <p:properties xmlns:p="http://schemas.microsoft.com/office/2006/metadata/properties" xmlns:xsi="http://www.w3.org/2001/XMLSchema-instance" xmlns:pc="http://schemas.microsoft.com/office/infopath/2007/PartnerControls">
   <documentManagement>
     <TaxCatchAll xmlns="cb45339b-ced9-4d0d-8f64-77573914d53b" xsi:nil="true"/>
@@ -38027,10 +31981,6 @@
     </lcf76f155ced4ddcb4097134ff3c332f>
   </documentManagement>
 </p:properties>
-</file>
-
-<file path=customXml/item4.xml><?xml version="1.0" encoding="utf-8"?>
-<b:Sources xmlns:b="http://schemas.openxmlformats.org/officeDocument/2006/bibliography" xmlns="http://schemas.openxmlformats.org/officeDocument/2006/bibliography" SelectedStyle="\APASixthEditionOfficeOnline.xsl" StyleName="APA" Version="6"/>
 </file>
 
 <file path=customXml/itemProps1.xml><?xml version="1.0" encoding="utf-8"?>
@@ -38053,6 +32003,14 @@
 </file>
 
 <file path=customXml/itemProps2.xml><?xml version="1.0" encoding="utf-8"?>
+<ds:datastoreItem xmlns:ds="http://schemas.openxmlformats.org/officeDocument/2006/customXml" ds:itemID="{EAE431FD-7059-4C09-804B-C9D69EB7B213}">
+  <ds:schemaRefs>
+    <ds:schemaRef ds:uri="http://schemas.openxmlformats.org/officeDocument/2006/bibliography"/>
+  </ds:schemaRefs>
+</ds:datastoreItem>
+</file>
+
+<file path=customXml/itemProps3.xml><?xml version="1.0" encoding="utf-8"?>
 <ds:datastoreItem xmlns:ds="http://schemas.openxmlformats.org/officeDocument/2006/customXml" ds:itemID="{10663269-2064-4804-8290-36D4A57F5557}">
   <ds:schemaRefs>
     <ds:schemaRef ds:uri="http://schemas.microsoft.com/sharepoint/v3/contenttype/forms"/>
@@ -38060,7 +32018,7 @@
 </ds:datastoreItem>
 </file>
 
-<file path=customXml/itemProps3.xml><?xml version="1.0" encoding="utf-8"?>
+<file path=customXml/itemProps4.xml><?xml version="1.0" encoding="utf-8"?>
 <ds:datastoreItem xmlns:ds="http://schemas.openxmlformats.org/officeDocument/2006/customXml" ds:itemID="{1279454D-02BE-4A9C-A117-DCD1573E2608}">
   <ds:schemaRefs>
     <ds:schemaRef ds:uri="http://schemas.microsoft.com/office/2006/metadata/properties"/>
@@ -38069,12 +32027,4 @@
     <ds:schemaRef ds:uri="43a3ca16-9c26-4813-b83f-4aec9927b43f"/>
   </ds:schemaRefs>
 </ds:datastoreItem>
-</file>
-
-<file path=customXml/itemProps4.xml><?xml version="1.0" encoding="utf-8"?>
-<ds:datastoreItem xmlns:ds="http://schemas.openxmlformats.org/officeDocument/2006/customXml" ds:itemID="{EAE431FD-7059-4C09-804B-C9D69EB7B213}">
-  <ds:schemaRefs>
-    <ds:schemaRef ds:uri="http://schemas.openxmlformats.org/officeDocument/2006/bibliography"/>
-  </ds:schemaRefs>
-</ds:datastoreItem>
 </file>